--- a/Sample1.docx
+++ b/Sample1.docx
@@ -4,35 +4,2898 @@
   <w:body>
     <w:p/>
     <w:p/>
-    <w:p>
-      <w:pPr>
-        <w:rPr>
-          <w:b/>
-          <w:bCs/>
-        </w:rPr>
-      </w:pPr>
-      <w:r>
-        <w:rPr>
-          <w:b/>
-          <w:bCs/>
-        </w:rPr>
+    <w:sdt>
+      <w:sdtPr>
+        <w:id w:val="-1827584709"/>
+        <w:docPartObj>
+          <w:docPartGallery w:val="Table of Contents"/>
+          <w:docPartUnique/>
+        </w:docPartObj>
+      </w:sdtPr>
+      <w:sdtEndPr>
+        <w:rPr>
+          <w:rFonts w:asciiTheme="minorHAnsi" w:eastAsiaTheme="minorHAnsi" w:hAnsiTheme="minorHAnsi" w:cstheme="minorBidi"/>
+          <w:b/>
+          <w:bCs/>
+          <w:noProof/>
+          <w:color w:val="auto"/>
+          <w:kern w:val="2"/>
+          <w:sz w:val="22"/>
+          <w:szCs w:val="22"/>
+          <w14:ligatures w14:val="standardContextual"/>
+        </w:rPr>
+      </w:sdtEndPr>
+      <w:sdtContent>
+        <w:p>
+          <w:pPr>
+            <w:pStyle w:val="TOCHeading"/>
+          </w:pPr>
+          <w:r>
+            <w:t>Table of Contents</w:t>
+          </w:r>
+        </w:p>
+        <w:p>
+          <w:pPr>
+            <w:pStyle w:val="TOC1"/>
+            <w:tabs>
+              <w:tab w:val="right" w:leader="dot" w:pos="9350"/>
+            </w:tabs>
+            <w:rPr>
+              <w:noProof/>
+            </w:rPr>
+          </w:pPr>
+          <w:r>
+            <w:fldChar w:fldCharType="begin"/>
+          </w:r>
+          <w:r>
+            <w:instrText xml:space="preserve"> TOC \o "1-3" \h \z \u </w:instrText>
+          </w:r>
+          <w:r>
+            <w:fldChar w:fldCharType="separate"/>
+          </w:r>
+          <w:hyperlink w:anchor="_Toc218783900" w:history="1">
+            <w:r>
+              <w:rPr>
+                <w:rStyle w:val="Hyperlink"/>
+                <w:noProof/>
+              </w:rPr>
+              <w:t>Integrating Artificial Intelligence into Academic Curricula</w:t>
+            </w:r>
+            <w:r>
+              <w:rPr>
+                <w:noProof/>
+                <w:webHidden/>
+              </w:rPr>
+              <w:tab/>
+            </w:r>
+            <w:r>
+              <w:rPr>
+                <w:noProof/>
+                <w:webHidden/>
+              </w:rPr>
+              <w:fldChar w:fldCharType="begin"/>
+            </w:r>
+            <w:r>
+              <w:rPr>
+                <w:noProof/>
+                <w:webHidden/>
+              </w:rPr>
+              <w:instrText xml:space="preserve"> PAGEREF _Toc218783900 \h </w:instrText>
+            </w:r>
+            <w:r>
+              <w:rPr>
+                <w:noProof/>
+                <w:webHidden/>
+              </w:rPr>
+            </w:r>
+            <w:r>
+              <w:rPr>
+                <w:noProof/>
+                <w:webHidden/>
+              </w:rPr>
+              <w:fldChar w:fldCharType="separate"/>
+            </w:r>
+            <w:r>
+              <w:rPr>
+                <w:noProof/>
+                <w:webHidden/>
+              </w:rPr>
+              <w:t>2</w:t>
+            </w:r>
+            <w:r>
+              <w:rPr>
+                <w:noProof/>
+                <w:webHidden/>
+              </w:rPr>
+              <w:fldChar w:fldCharType="end"/>
+            </w:r>
+          </w:hyperlink>
+        </w:p>
+        <w:p>
+          <w:pPr>
+            <w:pStyle w:val="TOC1"/>
+            <w:tabs>
+              <w:tab w:val="right" w:leader="dot" w:pos="9350"/>
+            </w:tabs>
+            <w:rPr>
+              <w:noProof/>
+            </w:rPr>
+          </w:pPr>
+          <w:hyperlink w:anchor="_Toc218783901" w:history="1">
+            <w:r>
+              <w:rPr>
+                <w:rStyle w:val="Hyperlink"/>
+                <w:noProof/>
+              </w:rPr>
+              <w:t>Practical Guidelines for Universities, with a Focus on Developing Countries such as Ghana</w:t>
+            </w:r>
+            <w:r>
+              <w:rPr>
+                <w:noProof/>
+                <w:webHidden/>
+              </w:rPr>
+              <w:tab/>
+            </w:r>
+            <w:r>
+              <w:rPr>
+                <w:noProof/>
+                <w:webHidden/>
+              </w:rPr>
+              <w:fldChar w:fldCharType="begin"/>
+            </w:r>
+            <w:r>
+              <w:rPr>
+                <w:noProof/>
+                <w:webHidden/>
+              </w:rPr>
+              <w:instrText xml:space="preserve"> PAGEREF _Toc218783901 \h </w:instrText>
+            </w:r>
+            <w:r>
+              <w:rPr>
+                <w:noProof/>
+                <w:webHidden/>
+              </w:rPr>
+            </w:r>
+            <w:r>
+              <w:rPr>
+                <w:noProof/>
+                <w:webHidden/>
+              </w:rPr>
+              <w:fldChar w:fldCharType="separate"/>
+            </w:r>
+            <w:r>
+              <w:rPr>
+                <w:noProof/>
+                <w:webHidden/>
+              </w:rPr>
+              <w:t>2</w:t>
+            </w:r>
+            <w:r>
+              <w:rPr>
+                <w:noProof/>
+                <w:webHidden/>
+              </w:rPr>
+              <w:fldChar w:fldCharType="end"/>
+            </w:r>
+          </w:hyperlink>
+        </w:p>
+        <w:p>
+          <w:pPr>
+            <w:pStyle w:val="TOC3"/>
+            <w:tabs>
+              <w:tab w:val="right" w:leader="dot" w:pos="9350"/>
+            </w:tabs>
+            <w:rPr>
+              <w:noProof/>
+            </w:rPr>
+          </w:pPr>
+          <w:hyperlink w:anchor="_Toc218783902" w:history="1">
+            <w:r>
+              <w:rPr>
+                <w:rStyle w:val="Hyperlink"/>
+                <w:noProof/>
+              </w:rPr>
+              <w:t>1.1 Target Users</w:t>
+            </w:r>
+            <w:r>
+              <w:rPr>
+                <w:noProof/>
+                <w:webHidden/>
+              </w:rPr>
+              <w:tab/>
+            </w:r>
+            <w:r>
+              <w:rPr>
+                <w:noProof/>
+                <w:webHidden/>
+              </w:rPr>
+              <w:fldChar w:fldCharType="begin"/>
+            </w:r>
+            <w:r>
+              <w:rPr>
+                <w:noProof/>
+                <w:webHidden/>
+              </w:rPr>
+              <w:instrText xml:space="preserve"> PAGEREF _Toc218783902 \h </w:instrText>
+            </w:r>
+            <w:r>
+              <w:rPr>
+                <w:noProof/>
+                <w:webHidden/>
+              </w:rPr>
+            </w:r>
+            <w:r>
+              <w:rPr>
+                <w:noProof/>
+                <w:webHidden/>
+              </w:rPr>
+              <w:fldChar w:fldCharType="separate"/>
+            </w:r>
+            <w:r>
+              <w:rPr>
+                <w:noProof/>
+                <w:webHidden/>
+              </w:rPr>
+              <w:t>2</w:t>
+            </w:r>
+            <w:r>
+              <w:rPr>
+                <w:noProof/>
+                <w:webHidden/>
+              </w:rPr>
+              <w:fldChar w:fldCharType="end"/>
+            </w:r>
+          </w:hyperlink>
+        </w:p>
+        <w:p>
+          <w:pPr>
+            <w:pStyle w:val="TOC3"/>
+            <w:tabs>
+              <w:tab w:val="right" w:leader="dot" w:pos="9350"/>
+            </w:tabs>
+            <w:rPr>
+              <w:noProof/>
+            </w:rPr>
+          </w:pPr>
+          <w:hyperlink w:anchor="_Toc218783903" w:history="1">
+            <w:r>
+              <w:rPr>
+                <w:rStyle w:val="Hyperlink"/>
+                <w:noProof/>
+              </w:rPr>
+              <w:t>1.2 Benefits of AI Integration</w:t>
+            </w:r>
+            <w:r>
+              <w:rPr>
+                <w:noProof/>
+                <w:webHidden/>
+              </w:rPr>
+              <w:tab/>
+            </w:r>
+            <w:r>
+              <w:rPr>
+                <w:noProof/>
+                <w:webHidden/>
+              </w:rPr>
+              <w:fldChar w:fldCharType="begin"/>
+            </w:r>
+            <w:r>
+              <w:rPr>
+                <w:noProof/>
+                <w:webHidden/>
+              </w:rPr>
+              <w:instrText xml:space="preserve"> PAGEREF _Toc218783903 \h </w:instrText>
+            </w:r>
+            <w:r>
+              <w:rPr>
+                <w:noProof/>
+                <w:webHidden/>
+              </w:rPr>
+            </w:r>
+            <w:r>
+              <w:rPr>
+                <w:noProof/>
+                <w:webHidden/>
+              </w:rPr>
+              <w:fldChar w:fldCharType="separate"/>
+            </w:r>
+            <w:r>
+              <w:rPr>
+                <w:noProof/>
+                <w:webHidden/>
+              </w:rPr>
+              <w:t>2</w:t>
+            </w:r>
+            <w:r>
+              <w:rPr>
+                <w:noProof/>
+                <w:webHidden/>
+              </w:rPr>
+              <w:fldChar w:fldCharType="end"/>
+            </w:r>
+          </w:hyperlink>
+        </w:p>
+        <w:p>
+          <w:pPr>
+            <w:pStyle w:val="TOC3"/>
+            <w:tabs>
+              <w:tab w:val="right" w:leader="dot" w:pos="9350"/>
+            </w:tabs>
+            <w:rPr>
+              <w:noProof/>
+            </w:rPr>
+          </w:pPr>
+          <w:hyperlink w:anchor="_Toc218783904" w:history="1">
+            <w:r>
+              <w:rPr>
+                <w:rStyle w:val="Hyperlink"/>
+                <w:noProof/>
+              </w:rPr>
+              <w:t>1.3 Impact on Teaching and Learning</w:t>
+            </w:r>
+            <w:r>
+              <w:rPr>
+                <w:noProof/>
+                <w:webHidden/>
+              </w:rPr>
+              <w:tab/>
+            </w:r>
+            <w:r>
+              <w:rPr>
+                <w:noProof/>
+                <w:webHidden/>
+              </w:rPr>
+              <w:fldChar w:fldCharType="begin"/>
+            </w:r>
+            <w:r>
+              <w:rPr>
+                <w:noProof/>
+                <w:webHidden/>
+              </w:rPr>
+              <w:instrText xml:space="preserve"> PAGEREF _Toc218783904 \h </w:instrText>
+            </w:r>
+            <w:r>
+              <w:rPr>
+                <w:noProof/>
+                <w:webHidden/>
+              </w:rPr>
+            </w:r>
+            <w:r>
+              <w:rPr>
+                <w:noProof/>
+                <w:webHidden/>
+              </w:rPr>
+              <w:fldChar w:fldCharType="separate"/>
+            </w:r>
+            <w:r>
+              <w:rPr>
+                <w:noProof/>
+                <w:webHidden/>
+              </w:rPr>
+              <w:t>3</w:t>
+            </w:r>
+            <w:r>
+              <w:rPr>
+                <w:noProof/>
+                <w:webHidden/>
+              </w:rPr>
+              <w:fldChar w:fldCharType="end"/>
+            </w:r>
+          </w:hyperlink>
+        </w:p>
+        <w:p>
+          <w:pPr>
+            <w:pStyle w:val="TOC2"/>
+            <w:tabs>
+              <w:tab w:val="right" w:leader="dot" w:pos="9350"/>
+            </w:tabs>
+            <w:rPr>
+              <w:noProof/>
+            </w:rPr>
+          </w:pPr>
+          <w:hyperlink w:anchor="_Toc218783905" w:history="1">
+            <w:r>
+              <w:rPr>
+                <w:rStyle w:val="Hyperlink"/>
+                <w:noProof/>
+              </w:rPr>
+              <w:t>3. How to Begin: A Practical Starting Framework</w:t>
+            </w:r>
+            <w:r>
+              <w:rPr>
+                <w:noProof/>
+                <w:webHidden/>
+              </w:rPr>
+              <w:tab/>
+            </w:r>
+            <w:r>
+              <w:rPr>
+                <w:noProof/>
+                <w:webHidden/>
+              </w:rPr>
+              <w:fldChar w:fldCharType="begin"/>
+            </w:r>
+            <w:r>
+              <w:rPr>
+                <w:noProof/>
+                <w:webHidden/>
+              </w:rPr>
+              <w:instrText xml:space="preserve"> PAGEREF _Toc218783905 \h </w:instrText>
+            </w:r>
+            <w:r>
+              <w:rPr>
+                <w:noProof/>
+                <w:webHidden/>
+              </w:rPr>
+            </w:r>
+            <w:r>
+              <w:rPr>
+                <w:noProof/>
+                <w:webHidden/>
+              </w:rPr>
+              <w:fldChar w:fldCharType="separate"/>
+            </w:r>
+            <w:r>
+              <w:rPr>
+                <w:noProof/>
+                <w:webHidden/>
+              </w:rPr>
+              <w:t>4</w:t>
+            </w:r>
+            <w:r>
+              <w:rPr>
+                <w:noProof/>
+                <w:webHidden/>
+              </w:rPr>
+              <w:fldChar w:fldCharType="end"/>
+            </w:r>
+          </w:hyperlink>
+        </w:p>
+        <w:p>
+          <w:pPr>
+            <w:pStyle w:val="TOC3"/>
+            <w:tabs>
+              <w:tab w:val="right" w:leader="dot" w:pos="9350"/>
+            </w:tabs>
+            <w:rPr>
+              <w:noProof/>
+            </w:rPr>
+          </w:pPr>
+          <w:hyperlink w:anchor="_Toc218783906" w:history="1">
+            <w:r>
+              <w:rPr>
+                <w:rStyle w:val="Hyperlink"/>
+                <w:noProof/>
+              </w:rPr>
+              <w:t>3.1 Establish an AI Governance and Steering Committee (Governance-First)</w:t>
+            </w:r>
+            <w:r>
+              <w:rPr>
+                <w:noProof/>
+                <w:webHidden/>
+              </w:rPr>
+              <w:tab/>
+            </w:r>
+            <w:r>
+              <w:rPr>
+                <w:noProof/>
+                <w:webHidden/>
+              </w:rPr>
+              <w:fldChar w:fldCharType="begin"/>
+            </w:r>
+            <w:r>
+              <w:rPr>
+                <w:noProof/>
+                <w:webHidden/>
+              </w:rPr>
+              <w:instrText xml:space="preserve"> PAGEREF _Toc218783906 \h </w:instrText>
+            </w:r>
+            <w:r>
+              <w:rPr>
+                <w:noProof/>
+                <w:webHidden/>
+              </w:rPr>
+            </w:r>
+            <w:r>
+              <w:rPr>
+                <w:noProof/>
+                <w:webHidden/>
+              </w:rPr>
+              <w:fldChar w:fldCharType="separate"/>
+            </w:r>
+            <w:r>
+              <w:rPr>
+                <w:noProof/>
+                <w:webHidden/>
+              </w:rPr>
+              <w:t>4</w:t>
+            </w:r>
+            <w:r>
+              <w:rPr>
+                <w:noProof/>
+                <w:webHidden/>
+              </w:rPr>
+              <w:fldChar w:fldCharType="end"/>
+            </w:r>
+          </w:hyperlink>
+        </w:p>
+        <w:p>
+          <w:pPr>
+            <w:pStyle w:val="TOC3"/>
+            <w:tabs>
+              <w:tab w:val="right" w:leader="dot" w:pos="9350"/>
+            </w:tabs>
+            <w:rPr>
+              <w:noProof/>
+            </w:rPr>
+          </w:pPr>
+          <w:hyperlink w:anchor="_Toc218783907" w:history="1">
+            <w:r>
+              <w:rPr>
+                <w:rStyle w:val="Hyperlink"/>
+                <w:noProof/>
+              </w:rPr>
+              <w:t>3.2 Define Clear Objectives and Success Metrics (Outcomes-Driven)</w:t>
+            </w:r>
+            <w:r>
+              <w:rPr>
+                <w:noProof/>
+                <w:webHidden/>
+              </w:rPr>
+              <w:tab/>
+            </w:r>
+            <w:r>
+              <w:rPr>
+                <w:noProof/>
+                <w:webHidden/>
+              </w:rPr>
+              <w:fldChar w:fldCharType="begin"/>
+            </w:r>
+            <w:r>
+              <w:rPr>
+                <w:noProof/>
+                <w:webHidden/>
+              </w:rPr>
+              <w:instrText xml:space="preserve"> PAGEREF _Toc218783907 \h </w:instrText>
+            </w:r>
+            <w:r>
+              <w:rPr>
+                <w:noProof/>
+                <w:webHidden/>
+              </w:rPr>
+            </w:r>
+            <w:r>
+              <w:rPr>
+                <w:noProof/>
+                <w:webHidden/>
+              </w:rPr>
+              <w:fldChar w:fldCharType="separate"/>
+            </w:r>
+            <w:r>
+              <w:rPr>
+                <w:noProof/>
+                <w:webHidden/>
+              </w:rPr>
+              <w:t>5</w:t>
+            </w:r>
+            <w:r>
+              <w:rPr>
+                <w:noProof/>
+                <w:webHidden/>
+              </w:rPr>
+              <w:fldChar w:fldCharType="end"/>
+            </w:r>
+          </w:hyperlink>
+        </w:p>
+        <w:p>
+          <w:pPr>
+            <w:pStyle w:val="TOC3"/>
+            <w:tabs>
+              <w:tab w:val="right" w:leader="dot" w:pos="9350"/>
+            </w:tabs>
+            <w:rPr>
+              <w:noProof/>
+            </w:rPr>
+          </w:pPr>
+          <w:hyperlink w:anchor="_Toc218783908" w:history="1">
+            <w:r>
+              <w:rPr>
+                <w:rStyle w:val="Hyperlink"/>
+                <w:noProof/>
+              </w:rPr>
+              <w:t>3.3 Build an Institutional “AI Hub” (Safe Access + Guidance + Enablement)</w:t>
+            </w:r>
+            <w:r>
+              <w:rPr>
+                <w:noProof/>
+                <w:webHidden/>
+              </w:rPr>
+              <w:tab/>
+            </w:r>
+            <w:r>
+              <w:rPr>
+                <w:noProof/>
+                <w:webHidden/>
+              </w:rPr>
+              <w:fldChar w:fldCharType="begin"/>
+            </w:r>
+            <w:r>
+              <w:rPr>
+                <w:noProof/>
+                <w:webHidden/>
+              </w:rPr>
+              <w:instrText xml:space="preserve"> PAGEREF _Toc218783908 \h </w:instrText>
+            </w:r>
+            <w:r>
+              <w:rPr>
+                <w:noProof/>
+                <w:webHidden/>
+              </w:rPr>
+            </w:r>
+            <w:r>
+              <w:rPr>
+                <w:noProof/>
+                <w:webHidden/>
+              </w:rPr>
+              <w:fldChar w:fldCharType="separate"/>
+            </w:r>
+            <w:r>
+              <w:rPr>
+                <w:noProof/>
+                <w:webHidden/>
+              </w:rPr>
+              <w:t>5</w:t>
+            </w:r>
+            <w:r>
+              <w:rPr>
+                <w:noProof/>
+                <w:webHidden/>
+              </w:rPr>
+              <w:fldChar w:fldCharType="end"/>
+            </w:r>
+          </w:hyperlink>
+        </w:p>
+        <w:p>
+          <w:pPr>
+            <w:pStyle w:val="TOC3"/>
+            <w:tabs>
+              <w:tab w:val="right" w:leader="dot" w:pos="9350"/>
+            </w:tabs>
+            <w:rPr>
+              <w:noProof/>
+            </w:rPr>
+          </w:pPr>
+          <w:hyperlink w:anchor="_Toc218783909" w:history="1">
+            <w:r>
+              <w:rPr>
+                <w:rStyle w:val="Hyperlink"/>
+                <w:noProof/>
+              </w:rPr>
+              <w:t>3.4 Learn from Early Adopters (How They Actually Did It)</w:t>
+            </w:r>
+            <w:r>
+              <w:rPr>
+                <w:noProof/>
+                <w:webHidden/>
+              </w:rPr>
+              <w:tab/>
+            </w:r>
+            <w:r>
+              <w:rPr>
+                <w:noProof/>
+                <w:webHidden/>
+              </w:rPr>
+              <w:fldChar w:fldCharType="begin"/>
+            </w:r>
+            <w:r>
+              <w:rPr>
+                <w:noProof/>
+                <w:webHidden/>
+              </w:rPr>
+              <w:instrText xml:space="preserve"> PAGEREF _Toc218783909 \h </w:instrText>
+            </w:r>
+            <w:r>
+              <w:rPr>
+                <w:noProof/>
+                <w:webHidden/>
+              </w:rPr>
+            </w:r>
+            <w:r>
+              <w:rPr>
+                <w:noProof/>
+                <w:webHidden/>
+              </w:rPr>
+              <w:fldChar w:fldCharType="separate"/>
+            </w:r>
+            <w:r>
+              <w:rPr>
+                <w:noProof/>
+                <w:webHidden/>
+              </w:rPr>
+              <w:t>6</w:t>
+            </w:r>
+            <w:r>
+              <w:rPr>
+                <w:noProof/>
+                <w:webHidden/>
+              </w:rPr>
+              <w:fldChar w:fldCharType="end"/>
+            </w:r>
+          </w:hyperlink>
+        </w:p>
+        <w:p>
+          <w:pPr>
+            <w:pStyle w:val="TOC3"/>
+            <w:tabs>
+              <w:tab w:val="right" w:leader="dot" w:pos="9350"/>
+            </w:tabs>
+            <w:rPr>
+              <w:noProof/>
+            </w:rPr>
+          </w:pPr>
+          <w:hyperlink w:anchor="_Toc218783910" w:history="1">
+            <w:r>
+              <w:rPr>
+                <w:rStyle w:val="Hyperlink"/>
+                <w:noProof/>
+              </w:rPr>
+              <w:t>3.5 Tool Vetting and Approval (A Repeatable Rubric)</w:t>
+            </w:r>
+            <w:r>
+              <w:rPr>
+                <w:noProof/>
+                <w:webHidden/>
+              </w:rPr>
+              <w:tab/>
+            </w:r>
+            <w:r>
+              <w:rPr>
+                <w:noProof/>
+                <w:webHidden/>
+              </w:rPr>
+              <w:fldChar w:fldCharType="begin"/>
+            </w:r>
+            <w:r>
+              <w:rPr>
+                <w:noProof/>
+                <w:webHidden/>
+              </w:rPr>
+              <w:instrText xml:space="preserve"> PAGEREF _Toc218783910 \h </w:instrText>
+            </w:r>
+            <w:r>
+              <w:rPr>
+                <w:noProof/>
+                <w:webHidden/>
+              </w:rPr>
+            </w:r>
+            <w:r>
+              <w:rPr>
+                <w:noProof/>
+                <w:webHidden/>
+              </w:rPr>
+              <w:fldChar w:fldCharType="separate"/>
+            </w:r>
+            <w:r>
+              <w:rPr>
+                <w:noProof/>
+                <w:webHidden/>
+              </w:rPr>
+              <w:t>7</w:t>
+            </w:r>
+            <w:r>
+              <w:rPr>
+                <w:noProof/>
+                <w:webHidden/>
+              </w:rPr>
+              <w:fldChar w:fldCharType="end"/>
+            </w:r>
+          </w:hyperlink>
+        </w:p>
+        <w:p>
+          <w:pPr>
+            <w:pStyle w:val="TOC3"/>
+            <w:tabs>
+              <w:tab w:val="right" w:leader="dot" w:pos="9350"/>
+            </w:tabs>
+            <w:rPr>
+              <w:noProof/>
+            </w:rPr>
+          </w:pPr>
+          <w:hyperlink w:anchor="_Toc218783911" w:history="1">
+            <w:r>
+              <w:rPr>
+                <w:rStyle w:val="Hyperlink"/>
+                <w:noProof/>
+              </w:rPr>
+              <w:t>3.6 Faculty and Student Enablement (Training That Scales)</w:t>
+            </w:r>
+            <w:r>
+              <w:rPr>
+                <w:noProof/>
+                <w:webHidden/>
+              </w:rPr>
+              <w:tab/>
+            </w:r>
+            <w:r>
+              <w:rPr>
+                <w:noProof/>
+                <w:webHidden/>
+              </w:rPr>
+              <w:fldChar w:fldCharType="begin"/>
+            </w:r>
+            <w:r>
+              <w:rPr>
+                <w:noProof/>
+                <w:webHidden/>
+              </w:rPr>
+              <w:instrText xml:space="preserve"> PAGEREF _Toc218783911 \h </w:instrText>
+            </w:r>
+            <w:r>
+              <w:rPr>
+                <w:noProof/>
+                <w:webHidden/>
+              </w:rPr>
+            </w:r>
+            <w:r>
+              <w:rPr>
+                <w:noProof/>
+                <w:webHidden/>
+              </w:rPr>
+              <w:fldChar w:fldCharType="separate"/>
+            </w:r>
+            <w:r>
+              <w:rPr>
+                <w:noProof/>
+                <w:webHidden/>
+              </w:rPr>
+              <w:t>8</w:t>
+            </w:r>
+            <w:r>
+              <w:rPr>
+                <w:noProof/>
+                <w:webHidden/>
+              </w:rPr>
+              <w:fldChar w:fldCharType="end"/>
+            </w:r>
+          </w:hyperlink>
+        </w:p>
+        <w:p>
+          <w:pPr>
+            <w:pStyle w:val="TOC3"/>
+            <w:tabs>
+              <w:tab w:val="right" w:leader="dot" w:pos="9350"/>
+            </w:tabs>
+            <w:rPr>
+              <w:noProof/>
+            </w:rPr>
+          </w:pPr>
+          <w:hyperlink w:anchor="_Toc218783912" w:history="1">
+            <w:r>
+              <w:rPr>
+                <w:rStyle w:val="Hyperlink"/>
+                <w:noProof/>
+              </w:rPr>
+              <w:t>3.7 Phased Rollout (What to Do First)</w:t>
+            </w:r>
+            <w:r>
+              <w:rPr>
+                <w:noProof/>
+                <w:webHidden/>
+              </w:rPr>
+              <w:tab/>
+            </w:r>
+            <w:r>
+              <w:rPr>
+                <w:noProof/>
+                <w:webHidden/>
+              </w:rPr>
+              <w:fldChar w:fldCharType="begin"/>
+            </w:r>
+            <w:r>
+              <w:rPr>
+                <w:noProof/>
+                <w:webHidden/>
+              </w:rPr>
+              <w:instrText xml:space="preserve"> PAGEREF _Toc218783912 \h </w:instrText>
+            </w:r>
+            <w:r>
+              <w:rPr>
+                <w:noProof/>
+                <w:webHidden/>
+              </w:rPr>
+            </w:r>
+            <w:r>
+              <w:rPr>
+                <w:noProof/>
+                <w:webHidden/>
+              </w:rPr>
+              <w:fldChar w:fldCharType="separate"/>
+            </w:r>
+            <w:r>
+              <w:rPr>
+                <w:noProof/>
+                <w:webHidden/>
+              </w:rPr>
+              <w:t>8</w:t>
+            </w:r>
+            <w:r>
+              <w:rPr>
+                <w:noProof/>
+                <w:webHidden/>
+              </w:rPr>
+              <w:fldChar w:fldCharType="end"/>
+            </w:r>
+          </w:hyperlink>
+        </w:p>
+        <w:p>
+          <w:pPr>
+            <w:pStyle w:val="TOC2"/>
+            <w:tabs>
+              <w:tab w:val="right" w:leader="dot" w:pos="9350"/>
+            </w:tabs>
+            <w:rPr>
+              <w:noProof/>
+            </w:rPr>
+          </w:pPr>
+          <w:hyperlink w:anchor="_Toc218783913" w:history="1">
+            <w:r>
+              <w:rPr>
+                <w:rStyle w:val="Hyperlink"/>
+                <w:noProof/>
+              </w:rPr>
+              <w:t>4. Where to Look for Funding</w:t>
+            </w:r>
+            <w:r>
+              <w:rPr>
+                <w:noProof/>
+                <w:webHidden/>
+              </w:rPr>
+              <w:tab/>
+            </w:r>
+            <w:r>
+              <w:rPr>
+                <w:noProof/>
+                <w:webHidden/>
+              </w:rPr>
+              <w:fldChar w:fldCharType="begin"/>
+            </w:r>
+            <w:r>
+              <w:rPr>
+                <w:noProof/>
+                <w:webHidden/>
+              </w:rPr>
+              <w:instrText xml:space="preserve"> PAGEREF _Toc218783913 \h </w:instrText>
+            </w:r>
+            <w:r>
+              <w:rPr>
+                <w:noProof/>
+                <w:webHidden/>
+              </w:rPr>
+            </w:r>
+            <w:r>
+              <w:rPr>
+                <w:noProof/>
+                <w:webHidden/>
+              </w:rPr>
+              <w:fldChar w:fldCharType="separate"/>
+            </w:r>
+            <w:r>
+              <w:rPr>
+                <w:noProof/>
+                <w:webHidden/>
+              </w:rPr>
+              <w:t>9</w:t>
+            </w:r>
+            <w:r>
+              <w:rPr>
+                <w:noProof/>
+                <w:webHidden/>
+              </w:rPr>
+              <w:fldChar w:fldCharType="end"/>
+            </w:r>
+          </w:hyperlink>
+        </w:p>
+        <w:p>
+          <w:pPr>
+            <w:pStyle w:val="TOC3"/>
+            <w:tabs>
+              <w:tab w:val="right" w:leader="dot" w:pos="9350"/>
+            </w:tabs>
+            <w:rPr>
+              <w:noProof/>
+            </w:rPr>
+          </w:pPr>
+          <w:hyperlink w:anchor="_Toc218783914" w:history="1">
+            <w:r>
+              <w:rPr>
+                <w:rStyle w:val="Hyperlink"/>
+                <w:noProof/>
+              </w:rPr>
+              <w:t>4.1 Internal Funding Sources (Start Small, Show Value)</w:t>
+            </w:r>
+            <w:r>
+              <w:rPr>
+                <w:noProof/>
+                <w:webHidden/>
+              </w:rPr>
+              <w:tab/>
+            </w:r>
+            <w:r>
+              <w:rPr>
+                <w:noProof/>
+                <w:webHidden/>
+              </w:rPr>
+              <w:fldChar w:fldCharType="begin"/>
+            </w:r>
+            <w:r>
+              <w:rPr>
+                <w:noProof/>
+                <w:webHidden/>
+              </w:rPr>
+              <w:instrText xml:space="preserve"> PAGEREF _Toc218783914 \h </w:instrText>
+            </w:r>
+            <w:r>
+              <w:rPr>
+                <w:noProof/>
+                <w:webHidden/>
+              </w:rPr>
+            </w:r>
+            <w:r>
+              <w:rPr>
+                <w:noProof/>
+                <w:webHidden/>
+              </w:rPr>
+              <w:fldChar w:fldCharType="separate"/>
+            </w:r>
+            <w:r>
+              <w:rPr>
+                <w:noProof/>
+                <w:webHidden/>
+              </w:rPr>
+              <w:t>9</w:t>
+            </w:r>
+            <w:r>
+              <w:rPr>
+                <w:noProof/>
+                <w:webHidden/>
+              </w:rPr>
+              <w:fldChar w:fldCharType="end"/>
+            </w:r>
+          </w:hyperlink>
+        </w:p>
+        <w:p>
+          <w:pPr>
+            <w:pStyle w:val="TOC3"/>
+            <w:tabs>
+              <w:tab w:val="right" w:leader="dot" w:pos="9350"/>
+            </w:tabs>
+            <w:rPr>
+              <w:noProof/>
+            </w:rPr>
+          </w:pPr>
+          <w:hyperlink w:anchor="_Toc218783915" w:history="1">
+            <w:r>
+              <w:rPr>
+                <w:rStyle w:val="Hyperlink"/>
+                <w:noProof/>
+              </w:rPr>
+              <w:t>4.3 Funding Sources and Pathways Relevant to Ghana</w:t>
+            </w:r>
+            <w:r>
+              <w:rPr>
+                <w:noProof/>
+                <w:webHidden/>
+              </w:rPr>
+              <w:tab/>
+            </w:r>
+            <w:r>
+              <w:rPr>
+                <w:noProof/>
+                <w:webHidden/>
+              </w:rPr>
+              <w:fldChar w:fldCharType="begin"/>
+            </w:r>
+            <w:r>
+              <w:rPr>
+                <w:noProof/>
+                <w:webHidden/>
+              </w:rPr>
+              <w:instrText xml:space="preserve"> PAGEREF _Toc218783915 \h </w:instrText>
+            </w:r>
+            <w:r>
+              <w:rPr>
+                <w:noProof/>
+                <w:webHidden/>
+              </w:rPr>
+            </w:r>
+            <w:r>
+              <w:rPr>
+                <w:noProof/>
+                <w:webHidden/>
+              </w:rPr>
+              <w:fldChar w:fldCharType="separate"/>
+            </w:r>
+            <w:r>
+              <w:rPr>
+                <w:noProof/>
+                <w:webHidden/>
+              </w:rPr>
+              <w:t>10</w:t>
+            </w:r>
+            <w:r>
+              <w:rPr>
+                <w:noProof/>
+                <w:webHidden/>
+              </w:rPr>
+              <w:fldChar w:fldCharType="end"/>
+            </w:r>
+          </w:hyperlink>
+        </w:p>
+        <w:p>
+          <w:pPr>
+            <w:pStyle w:val="TOC3"/>
+            <w:tabs>
+              <w:tab w:val="right" w:leader="dot" w:pos="9350"/>
+            </w:tabs>
+            <w:rPr>
+              <w:noProof/>
+            </w:rPr>
+          </w:pPr>
+          <w:hyperlink w:anchor="_Toc218783916" w:history="1">
+            <w:r>
+              <w:rPr>
+                <w:rStyle w:val="Hyperlink"/>
+                <w:noProof/>
+              </w:rPr>
+              <w:t>4.4 Cost-Reduction Strategies (Especially Important for Resource-Constrained Schools)</w:t>
+            </w:r>
+            <w:r>
+              <w:rPr>
+                <w:noProof/>
+                <w:webHidden/>
+              </w:rPr>
+              <w:tab/>
+            </w:r>
+            <w:r>
+              <w:rPr>
+                <w:noProof/>
+                <w:webHidden/>
+              </w:rPr>
+              <w:fldChar w:fldCharType="begin"/>
+            </w:r>
+            <w:r>
+              <w:rPr>
+                <w:noProof/>
+                <w:webHidden/>
+              </w:rPr>
+              <w:instrText xml:space="preserve"> PAGEREF _Toc218783916 \h </w:instrText>
+            </w:r>
+            <w:r>
+              <w:rPr>
+                <w:noProof/>
+                <w:webHidden/>
+              </w:rPr>
+            </w:r>
+            <w:r>
+              <w:rPr>
+                <w:noProof/>
+                <w:webHidden/>
+              </w:rPr>
+              <w:fldChar w:fldCharType="separate"/>
+            </w:r>
+            <w:r>
+              <w:rPr>
+                <w:noProof/>
+                <w:webHidden/>
+              </w:rPr>
+              <w:t>10</w:t>
+            </w:r>
+            <w:r>
+              <w:rPr>
+                <w:noProof/>
+                <w:webHidden/>
+              </w:rPr>
+              <w:fldChar w:fldCharType="end"/>
+            </w:r>
+          </w:hyperlink>
+        </w:p>
+        <w:p>
+          <w:pPr>
+            <w:pStyle w:val="TOC2"/>
+            <w:tabs>
+              <w:tab w:val="right" w:leader="dot" w:pos="9350"/>
+            </w:tabs>
+            <w:rPr>
+              <w:noProof/>
+            </w:rPr>
+          </w:pPr>
+          <w:hyperlink w:anchor="_Toc218783917" w:history="1">
+            <w:r>
+              <w:rPr>
+                <w:rStyle w:val="Hyperlink"/>
+                <w:noProof/>
+              </w:rPr>
+              <w:t>5. Expertise Needed for Successful Integration</w:t>
+            </w:r>
+            <w:r>
+              <w:rPr>
+                <w:noProof/>
+                <w:webHidden/>
+              </w:rPr>
+              <w:tab/>
+            </w:r>
+            <w:r>
+              <w:rPr>
+                <w:noProof/>
+                <w:webHidden/>
+              </w:rPr>
+              <w:fldChar w:fldCharType="begin"/>
+            </w:r>
+            <w:r>
+              <w:rPr>
+                <w:noProof/>
+                <w:webHidden/>
+              </w:rPr>
+              <w:instrText xml:space="preserve"> PAGEREF _Toc218783917 \h </w:instrText>
+            </w:r>
+            <w:r>
+              <w:rPr>
+                <w:noProof/>
+                <w:webHidden/>
+              </w:rPr>
+            </w:r>
+            <w:r>
+              <w:rPr>
+                <w:noProof/>
+                <w:webHidden/>
+              </w:rPr>
+              <w:fldChar w:fldCharType="separate"/>
+            </w:r>
+            <w:r>
+              <w:rPr>
+                <w:noProof/>
+                <w:webHidden/>
+              </w:rPr>
+              <w:t>10</w:t>
+            </w:r>
+            <w:r>
+              <w:rPr>
+                <w:noProof/>
+                <w:webHidden/>
+              </w:rPr>
+              <w:fldChar w:fldCharType="end"/>
+            </w:r>
+          </w:hyperlink>
+        </w:p>
+        <w:p>
+          <w:pPr>
+            <w:pStyle w:val="TOC3"/>
+            <w:tabs>
+              <w:tab w:val="right" w:leader="dot" w:pos="9350"/>
+            </w:tabs>
+            <w:rPr>
+              <w:noProof/>
+            </w:rPr>
+          </w:pPr>
+          <w:hyperlink w:anchor="_Toc218783918" w:history="1">
+            <w:r>
+              <w:rPr>
+                <w:rStyle w:val="Hyperlink"/>
+                <w:noProof/>
+              </w:rPr>
+              <w:t>5.1 Core Roles and Responsibilities (Minimum Viable Team)</w:t>
+            </w:r>
+            <w:r>
+              <w:rPr>
+                <w:noProof/>
+                <w:webHidden/>
+              </w:rPr>
+              <w:tab/>
+            </w:r>
+            <w:r>
+              <w:rPr>
+                <w:noProof/>
+                <w:webHidden/>
+              </w:rPr>
+              <w:fldChar w:fldCharType="begin"/>
+            </w:r>
+            <w:r>
+              <w:rPr>
+                <w:noProof/>
+                <w:webHidden/>
+              </w:rPr>
+              <w:instrText xml:space="preserve"> PAGEREF _Toc218783918 \h </w:instrText>
+            </w:r>
+            <w:r>
+              <w:rPr>
+                <w:noProof/>
+                <w:webHidden/>
+              </w:rPr>
+            </w:r>
+            <w:r>
+              <w:rPr>
+                <w:noProof/>
+                <w:webHidden/>
+              </w:rPr>
+              <w:fldChar w:fldCharType="separate"/>
+            </w:r>
+            <w:r>
+              <w:rPr>
+                <w:noProof/>
+                <w:webHidden/>
+              </w:rPr>
+              <w:t>10</w:t>
+            </w:r>
+            <w:r>
+              <w:rPr>
+                <w:noProof/>
+                <w:webHidden/>
+              </w:rPr>
+              <w:fldChar w:fldCharType="end"/>
+            </w:r>
+          </w:hyperlink>
+        </w:p>
+        <w:p>
+          <w:pPr>
+            <w:pStyle w:val="TOC3"/>
+            <w:tabs>
+              <w:tab w:val="right" w:leader="dot" w:pos="9350"/>
+            </w:tabs>
+            <w:rPr>
+              <w:noProof/>
+            </w:rPr>
+          </w:pPr>
+          <w:hyperlink w:anchor="_Toc218783919" w:history="1">
+            <w:r>
+              <w:rPr>
+                <w:rStyle w:val="Hyperlink"/>
+                <w:noProof/>
+              </w:rPr>
+              <w:t>5.2 Faculty Development: What Faculty Must Learn (and What They Don’t)</w:t>
+            </w:r>
+            <w:r>
+              <w:rPr>
+                <w:noProof/>
+                <w:webHidden/>
+              </w:rPr>
+              <w:tab/>
+            </w:r>
+            <w:r>
+              <w:rPr>
+                <w:noProof/>
+                <w:webHidden/>
+              </w:rPr>
+              <w:fldChar w:fldCharType="begin"/>
+            </w:r>
+            <w:r>
+              <w:rPr>
+                <w:noProof/>
+                <w:webHidden/>
+              </w:rPr>
+              <w:instrText xml:space="preserve"> PAGEREF _Toc218783919 \h </w:instrText>
+            </w:r>
+            <w:r>
+              <w:rPr>
+                <w:noProof/>
+                <w:webHidden/>
+              </w:rPr>
+            </w:r>
+            <w:r>
+              <w:rPr>
+                <w:noProof/>
+                <w:webHidden/>
+              </w:rPr>
+              <w:fldChar w:fldCharType="separate"/>
+            </w:r>
+            <w:r>
+              <w:rPr>
+                <w:noProof/>
+                <w:webHidden/>
+              </w:rPr>
+              <w:t>11</w:t>
+            </w:r>
+            <w:r>
+              <w:rPr>
+                <w:noProof/>
+                <w:webHidden/>
+              </w:rPr>
+              <w:fldChar w:fldCharType="end"/>
+            </w:r>
+          </w:hyperlink>
+        </w:p>
+        <w:p>
+          <w:pPr>
+            <w:pStyle w:val="TOC3"/>
+            <w:tabs>
+              <w:tab w:val="right" w:leader="dot" w:pos="9350"/>
+            </w:tabs>
+            <w:rPr>
+              <w:noProof/>
+            </w:rPr>
+          </w:pPr>
+          <w:hyperlink w:anchor="_Toc218783920" w:history="1">
+            <w:r>
+              <w:rPr>
+                <w:rStyle w:val="Hyperlink"/>
+                <w:noProof/>
+              </w:rPr>
+              <w:t>5.3 Student Support Capability</w:t>
+            </w:r>
+            <w:r>
+              <w:rPr>
+                <w:noProof/>
+                <w:webHidden/>
+              </w:rPr>
+              <w:tab/>
+            </w:r>
+            <w:r>
+              <w:rPr>
+                <w:noProof/>
+                <w:webHidden/>
+              </w:rPr>
+              <w:fldChar w:fldCharType="begin"/>
+            </w:r>
+            <w:r>
+              <w:rPr>
+                <w:noProof/>
+                <w:webHidden/>
+              </w:rPr>
+              <w:instrText xml:space="preserve"> PAGEREF _Toc218783920 \h </w:instrText>
+            </w:r>
+            <w:r>
+              <w:rPr>
+                <w:noProof/>
+                <w:webHidden/>
+              </w:rPr>
+            </w:r>
+            <w:r>
+              <w:rPr>
+                <w:noProof/>
+                <w:webHidden/>
+              </w:rPr>
+              <w:fldChar w:fldCharType="separate"/>
+            </w:r>
+            <w:r>
+              <w:rPr>
+                <w:noProof/>
+                <w:webHidden/>
+              </w:rPr>
+              <w:t>11</w:t>
+            </w:r>
+            <w:r>
+              <w:rPr>
+                <w:noProof/>
+                <w:webHidden/>
+              </w:rPr>
+              <w:fldChar w:fldCharType="end"/>
+            </w:r>
+          </w:hyperlink>
+        </w:p>
+        <w:p>
+          <w:pPr>
+            <w:pStyle w:val="TOC3"/>
+            <w:tabs>
+              <w:tab w:val="right" w:leader="dot" w:pos="9350"/>
+            </w:tabs>
+            <w:rPr>
+              <w:noProof/>
+            </w:rPr>
+          </w:pPr>
+          <w:hyperlink w:anchor="_Toc218783921" w:history="1">
+            <w:r>
+              <w:rPr>
+                <w:rStyle w:val="Hyperlink"/>
+                <w:noProof/>
+              </w:rPr>
+              <w:t>5.4 Vendor and Contracting Expertise</w:t>
+            </w:r>
+            <w:r>
+              <w:rPr>
+                <w:noProof/>
+                <w:webHidden/>
+              </w:rPr>
+              <w:tab/>
+            </w:r>
+            <w:r>
+              <w:rPr>
+                <w:noProof/>
+                <w:webHidden/>
+              </w:rPr>
+              <w:fldChar w:fldCharType="begin"/>
+            </w:r>
+            <w:r>
+              <w:rPr>
+                <w:noProof/>
+                <w:webHidden/>
+              </w:rPr>
+              <w:instrText xml:space="preserve"> PAGEREF _Toc218783921 \h </w:instrText>
+            </w:r>
+            <w:r>
+              <w:rPr>
+                <w:noProof/>
+                <w:webHidden/>
+              </w:rPr>
+            </w:r>
+            <w:r>
+              <w:rPr>
+                <w:noProof/>
+                <w:webHidden/>
+              </w:rPr>
+              <w:fldChar w:fldCharType="separate"/>
+            </w:r>
+            <w:r>
+              <w:rPr>
+                <w:noProof/>
+                <w:webHidden/>
+              </w:rPr>
+              <w:t>12</w:t>
+            </w:r>
+            <w:r>
+              <w:rPr>
+                <w:noProof/>
+                <w:webHidden/>
+              </w:rPr>
+              <w:fldChar w:fldCharType="end"/>
+            </w:r>
+          </w:hyperlink>
+        </w:p>
+        <w:p>
+          <w:pPr>
+            <w:pStyle w:val="TOC2"/>
+            <w:tabs>
+              <w:tab w:val="right" w:leader="dot" w:pos="9350"/>
+            </w:tabs>
+            <w:rPr>
+              <w:noProof/>
+            </w:rPr>
+          </w:pPr>
+          <w:hyperlink w:anchor="_Toc218783922" w:history="1">
+            <w:r>
+              <w:rPr>
+                <w:rStyle w:val="Hyperlink"/>
+                <w:noProof/>
+              </w:rPr>
+              <w:t>6. Integrating AI in a Developing Country Context: The Case of Ghana</w:t>
+            </w:r>
+            <w:r>
+              <w:rPr>
+                <w:noProof/>
+                <w:webHidden/>
+              </w:rPr>
+              <w:tab/>
+            </w:r>
+            <w:r>
+              <w:rPr>
+                <w:noProof/>
+                <w:webHidden/>
+              </w:rPr>
+              <w:fldChar w:fldCharType="begin"/>
+            </w:r>
+            <w:r>
+              <w:rPr>
+                <w:noProof/>
+                <w:webHidden/>
+              </w:rPr>
+              <w:instrText xml:space="preserve"> PAGEREF _Toc218783922 \h </w:instrText>
+            </w:r>
+            <w:r>
+              <w:rPr>
+                <w:noProof/>
+                <w:webHidden/>
+              </w:rPr>
+            </w:r>
+            <w:r>
+              <w:rPr>
+                <w:noProof/>
+                <w:webHidden/>
+              </w:rPr>
+              <w:fldChar w:fldCharType="separate"/>
+            </w:r>
+            <w:r>
+              <w:rPr>
+                <w:noProof/>
+                <w:webHidden/>
+              </w:rPr>
+              <w:t>12</w:t>
+            </w:r>
+            <w:r>
+              <w:rPr>
+                <w:noProof/>
+                <w:webHidden/>
+              </w:rPr>
+              <w:fldChar w:fldCharType="end"/>
+            </w:r>
+          </w:hyperlink>
+        </w:p>
+        <w:p>
+          <w:pPr>
+            <w:pStyle w:val="TOC3"/>
+            <w:tabs>
+              <w:tab w:val="right" w:leader="dot" w:pos="9350"/>
+            </w:tabs>
+            <w:rPr>
+              <w:noProof/>
+            </w:rPr>
+          </w:pPr>
+          <w:hyperlink w:anchor="_Toc218783923" w:history="1">
+            <w:r>
+              <w:rPr>
+                <w:rStyle w:val="Hyperlink"/>
+                <w:noProof/>
+              </w:rPr>
+              <w:t>6.1 Ghana-Specific Constraints and How to Design Around Them</w:t>
+            </w:r>
+            <w:r>
+              <w:rPr>
+                <w:noProof/>
+                <w:webHidden/>
+              </w:rPr>
+              <w:tab/>
+            </w:r>
+            <w:r>
+              <w:rPr>
+                <w:noProof/>
+                <w:webHidden/>
+              </w:rPr>
+              <w:fldChar w:fldCharType="begin"/>
+            </w:r>
+            <w:r>
+              <w:rPr>
+                <w:noProof/>
+                <w:webHidden/>
+              </w:rPr>
+              <w:instrText xml:space="preserve"> PAGEREF _Toc218783923 \h </w:instrText>
+            </w:r>
+            <w:r>
+              <w:rPr>
+                <w:noProof/>
+                <w:webHidden/>
+              </w:rPr>
+            </w:r>
+            <w:r>
+              <w:rPr>
+                <w:noProof/>
+                <w:webHidden/>
+              </w:rPr>
+              <w:fldChar w:fldCharType="separate"/>
+            </w:r>
+            <w:r>
+              <w:rPr>
+                <w:noProof/>
+                <w:webHidden/>
+              </w:rPr>
+              <w:t>12</w:t>
+            </w:r>
+            <w:r>
+              <w:rPr>
+                <w:noProof/>
+                <w:webHidden/>
+              </w:rPr>
+              <w:fldChar w:fldCharType="end"/>
+            </w:r>
+          </w:hyperlink>
+        </w:p>
+        <w:p>
+          <w:pPr>
+            <w:pStyle w:val="TOC3"/>
+            <w:tabs>
+              <w:tab w:val="right" w:leader="dot" w:pos="9350"/>
+            </w:tabs>
+            <w:rPr>
+              <w:noProof/>
+            </w:rPr>
+          </w:pPr>
+          <w:hyperlink w:anchor="_Toc218783924" w:history="1">
+            <w:r>
+              <w:rPr>
+                <w:rStyle w:val="Hyperlink"/>
+                <w:noProof/>
+              </w:rPr>
+              <w:t>6.2 A Practical Ghana Implementation Blueprint (What to Do)</w:t>
+            </w:r>
+            <w:r>
+              <w:rPr>
+                <w:noProof/>
+                <w:webHidden/>
+              </w:rPr>
+              <w:tab/>
+            </w:r>
+            <w:r>
+              <w:rPr>
+                <w:noProof/>
+                <w:webHidden/>
+              </w:rPr>
+              <w:fldChar w:fldCharType="begin"/>
+            </w:r>
+            <w:r>
+              <w:rPr>
+                <w:noProof/>
+                <w:webHidden/>
+              </w:rPr>
+              <w:instrText xml:space="preserve"> PAGEREF _Toc218783924 \h </w:instrText>
+            </w:r>
+            <w:r>
+              <w:rPr>
+                <w:noProof/>
+                <w:webHidden/>
+              </w:rPr>
+            </w:r>
+            <w:r>
+              <w:rPr>
+                <w:noProof/>
+                <w:webHidden/>
+              </w:rPr>
+              <w:fldChar w:fldCharType="separate"/>
+            </w:r>
+            <w:r>
+              <w:rPr>
+                <w:noProof/>
+                <w:webHidden/>
+              </w:rPr>
+              <w:t>13</w:t>
+            </w:r>
+            <w:r>
+              <w:rPr>
+                <w:noProof/>
+                <w:webHidden/>
+              </w:rPr>
+              <w:fldChar w:fldCharType="end"/>
+            </w:r>
+          </w:hyperlink>
+        </w:p>
+        <w:p>
+          <w:pPr>
+            <w:pStyle w:val="TOC3"/>
+            <w:tabs>
+              <w:tab w:val="right" w:leader="dot" w:pos="9350"/>
+            </w:tabs>
+            <w:rPr>
+              <w:noProof/>
+            </w:rPr>
+          </w:pPr>
+          <w:hyperlink w:anchor="_Toc218783925" w:history="1">
+            <w:r>
+              <w:rPr>
+                <w:rStyle w:val="Hyperlink"/>
+                <w:noProof/>
+              </w:rPr>
+              <w:t>6.3 Where Ghanaian Universities Can Align for Strategic Advantage</w:t>
+            </w:r>
+            <w:r>
+              <w:rPr>
+                <w:noProof/>
+                <w:webHidden/>
+              </w:rPr>
+              <w:tab/>
+            </w:r>
+            <w:r>
+              <w:rPr>
+                <w:noProof/>
+                <w:webHidden/>
+              </w:rPr>
+              <w:fldChar w:fldCharType="begin"/>
+            </w:r>
+            <w:r>
+              <w:rPr>
+                <w:noProof/>
+                <w:webHidden/>
+              </w:rPr>
+              <w:instrText xml:space="preserve"> PAGEREF _Toc218783925 \h </w:instrText>
+            </w:r>
+            <w:r>
+              <w:rPr>
+                <w:noProof/>
+                <w:webHidden/>
+              </w:rPr>
+            </w:r>
+            <w:r>
+              <w:rPr>
+                <w:noProof/>
+                <w:webHidden/>
+              </w:rPr>
+              <w:fldChar w:fldCharType="separate"/>
+            </w:r>
+            <w:r>
+              <w:rPr>
+                <w:noProof/>
+                <w:webHidden/>
+              </w:rPr>
+              <w:t>14</w:t>
+            </w:r>
+            <w:r>
+              <w:rPr>
+                <w:noProof/>
+                <w:webHidden/>
+              </w:rPr>
+              <w:fldChar w:fldCharType="end"/>
+            </w:r>
+          </w:hyperlink>
+        </w:p>
+        <w:p>
+          <w:pPr>
+            <w:pStyle w:val="TOC2"/>
+            <w:tabs>
+              <w:tab w:val="right" w:leader="dot" w:pos="9350"/>
+            </w:tabs>
+            <w:rPr>
+              <w:noProof/>
+            </w:rPr>
+          </w:pPr>
+          <w:hyperlink w:anchor="_Toc218783926" w:history="1">
+            <w:r>
+              <w:rPr>
+                <w:rStyle w:val="Hyperlink"/>
+                <w:noProof/>
+              </w:rPr>
+              <w:t>7. Additional Success Factors</w:t>
+            </w:r>
+            <w:r>
+              <w:rPr>
+                <w:noProof/>
+                <w:webHidden/>
+              </w:rPr>
+              <w:tab/>
+            </w:r>
+            <w:r>
+              <w:rPr>
+                <w:noProof/>
+                <w:webHidden/>
+              </w:rPr>
+              <w:fldChar w:fldCharType="begin"/>
+            </w:r>
+            <w:r>
+              <w:rPr>
+                <w:noProof/>
+                <w:webHidden/>
+              </w:rPr>
+              <w:instrText xml:space="preserve"> PAGEREF _Toc218783926 \h </w:instrText>
+            </w:r>
+            <w:r>
+              <w:rPr>
+                <w:noProof/>
+                <w:webHidden/>
+              </w:rPr>
+            </w:r>
+            <w:r>
+              <w:rPr>
+                <w:noProof/>
+                <w:webHidden/>
+              </w:rPr>
+              <w:fldChar w:fldCharType="separate"/>
+            </w:r>
+            <w:r>
+              <w:rPr>
+                <w:noProof/>
+                <w:webHidden/>
+              </w:rPr>
+              <w:t>15</w:t>
+            </w:r>
+            <w:r>
+              <w:rPr>
+                <w:noProof/>
+                <w:webHidden/>
+              </w:rPr>
+              <w:fldChar w:fldCharType="end"/>
+            </w:r>
+          </w:hyperlink>
+        </w:p>
+        <w:p>
+          <w:pPr>
+            <w:pStyle w:val="TOC3"/>
+            <w:tabs>
+              <w:tab w:val="right" w:leader="dot" w:pos="9350"/>
+            </w:tabs>
+            <w:rPr>
+              <w:noProof/>
+            </w:rPr>
+          </w:pPr>
+          <w:hyperlink w:anchor="_Toc218783927" w:history="1">
+            <w:r>
+              <w:rPr>
+                <w:rStyle w:val="Hyperlink"/>
+                <w:noProof/>
+              </w:rPr>
+              <w:t>7.1 Academic Integrity, Assessment Redesign, and Transparency</w:t>
+            </w:r>
+            <w:r>
+              <w:rPr>
+                <w:noProof/>
+                <w:webHidden/>
+              </w:rPr>
+              <w:tab/>
+            </w:r>
+            <w:r>
+              <w:rPr>
+                <w:noProof/>
+                <w:webHidden/>
+              </w:rPr>
+              <w:fldChar w:fldCharType="begin"/>
+            </w:r>
+            <w:r>
+              <w:rPr>
+                <w:noProof/>
+                <w:webHidden/>
+              </w:rPr>
+              <w:instrText xml:space="preserve"> PAGEREF _Toc218783927 \h </w:instrText>
+            </w:r>
+            <w:r>
+              <w:rPr>
+                <w:noProof/>
+                <w:webHidden/>
+              </w:rPr>
+            </w:r>
+            <w:r>
+              <w:rPr>
+                <w:noProof/>
+                <w:webHidden/>
+              </w:rPr>
+              <w:fldChar w:fldCharType="separate"/>
+            </w:r>
+            <w:r>
+              <w:rPr>
+                <w:noProof/>
+                <w:webHidden/>
+              </w:rPr>
+              <w:t>15</w:t>
+            </w:r>
+            <w:r>
+              <w:rPr>
+                <w:noProof/>
+                <w:webHidden/>
+              </w:rPr>
+              <w:fldChar w:fldCharType="end"/>
+            </w:r>
+          </w:hyperlink>
+        </w:p>
+        <w:p>
+          <w:pPr>
+            <w:pStyle w:val="TOC3"/>
+            <w:tabs>
+              <w:tab w:val="right" w:leader="dot" w:pos="9350"/>
+            </w:tabs>
+            <w:rPr>
+              <w:noProof/>
+            </w:rPr>
+          </w:pPr>
+          <w:hyperlink w:anchor="_Toc218783928" w:history="1">
+            <w:r>
+              <w:rPr>
+                <w:rStyle w:val="Hyperlink"/>
+                <w:noProof/>
+              </w:rPr>
+              <w:t>7.2 Responsible AI: Equity, Bias, Accessibility, and Human-Centered Use</w:t>
+            </w:r>
+            <w:r>
+              <w:rPr>
+                <w:noProof/>
+                <w:webHidden/>
+              </w:rPr>
+              <w:tab/>
+            </w:r>
+            <w:r>
+              <w:rPr>
+                <w:noProof/>
+                <w:webHidden/>
+              </w:rPr>
+              <w:fldChar w:fldCharType="begin"/>
+            </w:r>
+            <w:r>
+              <w:rPr>
+                <w:noProof/>
+                <w:webHidden/>
+              </w:rPr>
+              <w:instrText xml:space="preserve"> PAGEREF _Toc218783928 \h </w:instrText>
+            </w:r>
+            <w:r>
+              <w:rPr>
+                <w:noProof/>
+                <w:webHidden/>
+              </w:rPr>
+            </w:r>
+            <w:r>
+              <w:rPr>
+                <w:noProof/>
+                <w:webHidden/>
+              </w:rPr>
+              <w:fldChar w:fldCharType="separate"/>
+            </w:r>
+            <w:r>
+              <w:rPr>
+                <w:noProof/>
+                <w:webHidden/>
+              </w:rPr>
+              <w:t>15</w:t>
+            </w:r>
+            <w:r>
+              <w:rPr>
+                <w:noProof/>
+                <w:webHidden/>
+              </w:rPr>
+              <w:fldChar w:fldCharType="end"/>
+            </w:r>
+          </w:hyperlink>
+        </w:p>
+        <w:p>
+          <w:pPr>
+            <w:pStyle w:val="TOC3"/>
+            <w:tabs>
+              <w:tab w:val="right" w:leader="dot" w:pos="9350"/>
+            </w:tabs>
+            <w:rPr>
+              <w:noProof/>
+            </w:rPr>
+          </w:pPr>
+          <w:hyperlink w:anchor="_Toc218783929" w:history="1">
+            <w:r>
+              <w:rPr>
+                <w:rStyle w:val="Hyperlink"/>
+                <w:noProof/>
+              </w:rPr>
+              <w:t>7.3 Data Governance and Privacy-by-Design</w:t>
+            </w:r>
+            <w:r>
+              <w:rPr>
+                <w:noProof/>
+                <w:webHidden/>
+              </w:rPr>
+              <w:tab/>
+            </w:r>
+            <w:r>
+              <w:rPr>
+                <w:noProof/>
+                <w:webHidden/>
+              </w:rPr>
+              <w:fldChar w:fldCharType="begin"/>
+            </w:r>
+            <w:r>
+              <w:rPr>
+                <w:noProof/>
+                <w:webHidden/>
+              </w:rPr>
+              <w:instrText xml:space="preserve"> PAGEREF _Toc218783929 \h </w:instrText>
+            </w:r>
+            <w:r>
+              <w:rPr>
+                <w:noProof/>
+                <w:webHidden/>
+              </w:rPr>
+            </w:r>
+            <w:r>
+              <w:rPr>
+                <w:noProof/>
+                <w:webHidden/>
+              </w:rPr>
+              <w:fldChar w:fldCharType="separate"/>
+            </w:r>
+            <w:r>
+              <w:rPr>
+                <w:noProof/>
+                <w:webHidden/>
+              </w:rPr>
+              <w:t>15</w:t>
+            </w:r>
+            <w:r>
+              <w:rPr>
+                <w:noProof/>
+                <w:webHidden/>
+              </w:rPr>
+              <w:fldChar w:fldCharType="end"/>
+            </w:r>
+          </w:hyperlink>
+        </w:p>
+        <w:p>
+          <w:pPr>
+            <w:pStyle w:val="TOC3"/>
+            <w:tabs>
+              <w:tab w:val="right" w:leader="dot" w:pos="9350"/>
+            </w:tabs>
+            <w:rPr>
+              <w:noProof/>
+            </w:rPr>
+          </w:pPr>
+          <w:hyperlink w:anchor="_Toc218783930" w:history="1">
+            <w:r>
+              <w:rPr>
+                <w:rStyle w:val="Hyperlink"/>
+                <w:noProof/>
+              </w:rPr>
+              <w:t>7.4 Monitoring, Metrics, and Continuous Improvement</w:t>
+            </w:r>
+            <w:r>
+              <w:rPr>
+                <w:noProof/>
+                <w:webHidden/>
+              </w:rPr>
+              <w:tab/>
+            </w:r>
+            <w:r>
+              <w:rPr>
+                <w:noProof/>
+                <w:webHidden/>
+              </w:rPr>
+              <w:fldChar w:fldCharType="begin"/>
+            </w:r>
+            <w:r>
+              <w:rPr>
+                <w:noProof/>
+                <w:webHidden/>
+              </w:rPr>
+              <w:instrText xml:space="preserve"> PAGEREF _Toc218783930 \h </w:instrText>
+            </w:r>
+            <w:r>
+              <w:rPr>
+                <w:noProof/>
+                <w:webHidden/>
+              </w:rPr>
+            </w:r>
+            <w:r>
+              <w:rPr>
+                <w:noProof/>
+                <w:webHidden/>
+              </w:rPr>
+              <w:fldChar w:fldCharType="separate"/>
+            </w:r>
+            <w:r>
+              <w:rPr>
+                <w:noProof/>
+                <w:webHidden/>
+              </w:rPr>
+              <w:t>16</w:t>
+            </w:r>
+            <w:r>
+              <w:rPr>
+                <w:noProof/>
+                <w:webHidden/>
+              </w:rPr>
+              <w:fldChar w:fldCharType="end"/>
+            </w:r>
+          </w:hyperlink>
+        </w:p>
+        <w:p>
+          <w:pPr>
+            <w:pStyle w:val="TOC3"/>
+            <w:tabs>
+              <w:tab w:val="right" w:leader="dot" w:pos="9350"/>
+            </w:tabs>
+            <w:rPr>
+              <w:noProof/>
+            </w:rPr>
+          </w:pPr>
+          <w:hyperlink w:anchor="_Toc218783931" w:history="1">
+            <w:r>
+              <w:rPr>
+                <w:rStyle w:val="Hyperlink"/>
+                <w:noProof/>
+              </w:rPr>
+              <w:t>7.5 Communications and Change Management</w:t>
+            </w:r>
+            <w:r>
+              <w:rPr>
+                <w:noProof/>
+                <w:webHidden/>
+              </w:rPr>
+              <w:tab/>
+            </w:r>
+            <w:r>
+              <w:rPr>
+                <w:noProof/>
+                <w:webHidden/>
+              </w:rPr>
+              <w:fldChar w:fldCharType="begin"/>
+            </w:r>
+            <w:r>
+              <w:rPr>
+                <w:noProof/>
+                <w:webHidden/>
+              </w:rPr>
+              <w:instrText xml:space="preserve"> PAGEREF _Toc218783931 \h </w:instrText>
+            </w:r>
+            <w:r>
+              <w:rPr>
+                <w:noProof/>
+                <w:webHidden/>
+              </w:rPr>
+            </w:r>
+            <w:r>
+              <w:rPr>
+                <w:noProof/>
+                <w:webHidden/>
+              </w:rPr>
+              <w:fldChar w:fldCharType="separate"/>
+            </w:r>
+            <w:r>
+              <w:rPr>
+                <w:noProof/>
+                <w:webHidden/>
+              </w:rPr>
+              <w:t>16</w:t>
+            </w:r>
+            <w:r>
+              <w:rPr>
+                <w:noProof/>
+                <w:webHidden/>
+              </w:rPr>
+              <w:fldChar w:fldCharType="end"/>
+            </w:r>
+          </w:hyperlink>
+        </w:p>
+        <w:p>
+          <w:pPr>
+            <w:pStyle w:val="TOC3"/>
+            <w:tabs>
+              <w:tab w:val="right" w:leader="dot" w:pos="9350"/>
+            </w:tabs>
+            <w:rPr>
+              <w:noProof/>
+            </w:rPr>
+          </w:pPr>
+          <w:hyperlink w:anchor="_Toc218783932" w:history="1">
+            <w:r>
+              <w:rPr>
+                <w:rStyle w:val="Hyperlink"/>
+                <w:noProof/>
+              </w:rPr>
+              <w:t>7.6 Partnerships and Ecosystem Development</w:t>
+            </w:r>
+            <w:r>
+              <w:rPr>
+                <w:noProof/>
+                <w:webHidden/>
+              </w:rPr>
+              <w:tab/>
+            </w:r>
+            <w:r>
+              <w:rPr>
+                <w:noProof/>
+                <w:webHidden/>
+              </w:rPr>
+              <w:fldChar w:fldCharType="begin"/>
+            </w:r>
+            <w:r>
+              <w:rPr>
+                <w:noProof/>
+                <w:webHidden/>
+              </w:rPr>
+              <w:instrText xml:space="preserve"> PAGEREF _Toc218783932 \h </w:instrText>
+            </w:r>
+            <w:r>
+              <w:rPr>
+                <w:noProof/>
+                <w:webHidden/>
+              </w:rPr>
+            </w:r>
+            <w:r>
+              <w:rPr>
+                <w:noProof/>
+                <w:webHidden/>
+              </w:rPr>
+              <w:fldChar w:fldCharType="separate"/>
+            </w:r>
+            <w:r>
+              <w:rPr>
+                <w:noProof/>
+                <w:webHidden/>
+              </w:rPr>
+              <w:t>16</w:t>
+            </w:r>
+            <w:r>
+              <w:rPr>
+                <w:noProof/>
+                <w:webHidden/>
+              </w:rPr>
+              <w:fldChar w:fldCharType="end"/>
+            </w:r>
+          </w:hyperlink>
+        </w:p>
+        <w:p>
+          <w:pPr>
+            <w:pStyle w:val="TOC3"/>
+            <w:tabs>
+              <w:tab w:val="right" w:leader="dot" w:pos="9350"/>
+            </w:tabs>
+            <w:rPr>
+              <w:noProof/>
+            </w:rPr>
+          </w:pPr>
+          <w:hyperlink w:anchor="_Toc218783933" w:history="1">
+            <w:r>
+              <w:rPr>
+                <w:rStyle w:val="Hyperlink"/>
+                <w:noProof/>
+              </w:rPr>
+              <w:t>7.7 A “Starter Kit” of Artifacts Every University Should Produce</w:t>
+            </w:r>
+            <w:r>
+              <w:rPr>
+                <w:noProof/>
+                <w:webHidden/>
+              </w:rPr>
+              <w:tab/>
+            </w:r>
+            <w:r>
+              <w:rPr>
+                <w:noProof/>
+                <w:webHidden/>
+              </w:rPr>
+              <w:fldChar w:fldCharType="begin"/>
+            </w:r>
+            <w:r>
+              <w:rPr>
+                <w:noProof/>
+                <w:webHidden/>
+              </w:rPr>
+              <w:instrText xml:space="preserve"> PAGEREF _Toc218783933 \h </w:instrText>
+            </w:r>
+            <w:r>
+              <w:rPr>
+                <w:noProof/>
+                <w:webHidden/>
+              </w:rPr>
+            </w:r>
+            <w:r>
+              <w:rPr>
+                <w:noProof/>
+                <w:webHidden/>
+              </w:rPr>
+              <w:fldChar w:fldCharType="separate"/>
+            </w:r>
+            <w:r>
+              <w:rPr>
+                <w:noProof/>
+                <w:webHidden/>
+              </w:rPr>
+              <w:t>16</w:t>
+            </w:r>
+            <w:r>
+              <w:rPr>
+                <w:noProof/>
+                <w:webHidden/>
+              </w:rPr>
+              <w:fldChar w:fldCharType="end"/>
+            </w:r>
+          </w:hyperlink>
+        </w:p>
+        <w:p>
+          <w:pPr>
+            <w:pStyle w:val="TOC1"/>
+            <w:tabs>
+              <w:tab w:val="right" w:leader="dot" w:pos="9350"/>
+            </w:tabs>
+            <w:rPr>
+              <w:noProof/>
+            </w:rPr>
+          </w:pPr>
+          <w:hyperlink w:anchor="_Toc218783934" w:history="1">
+            <w:r>
+              <w:rPr>
+                <w:rStyle w:val="Hyperlink"/>
+                <w:noProof/>
+              </w:rPr>
+              <w:t>Conclusion</w:t>
+            </w:r>
+            <w:r>
+              <w:rPr>
+                <w:noProof/>
+                <w:webHidden/>
+              </w:rPr>
+              <w:tab/>
+            </w:r>
+            <w:r>
+              <w:rPr>
+                <w:noProof/>
+                <w:webHidden/>
+              </w:rPr>
+              <w:fldChar w:fldCharType="begin"/>
+            </w:r>
+            <w:r>
+              <w:rPr>
+                <w:noProof/>
+                <w:webHidden/>
+              </w:rPr>
+              <w:instrText xml:space="preserve"> PAGEREF _Toc218783934 \h </w:instrText>
+            </w:r>
+            <w:r>
+              <w:rPr>
+                <w:noProof/>
+                <w:webHidden/>
+              </w:rPr>
+            </w:r>
+            <w:r>
+              <w:rPr>
+                <w:noProof/>
+                <w:webHidden/>
+              </w:rPr>
+              <w:fldChar w:fldCharType="separate"/>
+            </w:r>
+            <w:r>
+              <w:rPr>
+                <w:noProof/>
+                <w:webHidden/>
+              </w:rPr>
+              <w:t>17</w:t>
+            </w:r>
+            <w:r>
+              <w:rPr>
+                <w:noProof/>
+                <w:webHidden/>
+              </w:rPr>
+              <w:fldChar w:fldCharType="end"/>
+            </w:r>
+          </w:hyperlink>
+        </w:p>
+        <w:p>
+          <w:pPr>
+            <w:pStyle w:val="TOC1"/>
+            <w:tabs>
+              <w:tab w:val="right" w:leader="dot" w:pos="9350"/>
+            </w:tabs>
+            <w:rPr>
+              <w:noProof/>
+            </w:rPr>
+          </w:pPr>
+          <w:hyperlink w:anchor="_Toc218783935" w:history="1">
+            <w:r>
+              <w:rPr>
+                <w:rStyle w:val="Hyperlink"/>
+                <w:noProof/>
+              </w:rPr>
+              <w:t>Appendix A: AI Tool Vetting and Approval Checklist (Operational Template)</w:t>
+            </w:r>
+            <w:r>
+              <w:rPr>
+                <w:noProof/>
+                <w:webHidden/>
+              </w:rPr>
+              <w:tab/>
+            </w:r>
+            <w:r>
+              <w:rPr>
+                <w:noProof/>
+                <w:webHidden/>
+              </w:rPr>
+              <w:fldChar w:fldCharType="begin"/>
+            </w:r>
+            <w:r>
+              <w:rPr>
+                <w:noProof/>
+                <w:webHidden/>
+              </w:rPr>
+              <w:instrText xml:space="preserve"> PAGEREF _Toc218783935 \h </w:instrText>
+            </w:r>
+            <w:r>
+              <w:rPr>
+                <w:noProof/>
+                <w:webHidden/>
+              </w:rPr>
+            </w:r>
+            <w:r>
+              <w:rPr>
+                <w:noProof/>
+                <w:webHidden/>
+              </w:rPr>
+              <w:fldChar w:fldCharType="separate"/>
+            </w:r>
+            <w:r>
+              <w:rPr>
+                <w:noProof/>
+                <w:webHidden/>
+              </w:rPr>
+              <w:t>17</w:t>
+            </w:r>
+            <w:r>
+              <w:rPr>
+                <w:noProof/>
+                <w:webHidden/>
+              </w:rPr>
+              <w:fldChar w:fldCharType="end"/>
+            </w:r>
+          </w:hyperlink>
+        </w:p>
+        <w:p>
+          <w:pPr>
+            <w:pStyle w:val="TOC1"/>
+            <w:tabs>
+              <w:tab w:val="right" w:leader="dot" w:pos="9350"/>
+            </w:tabs>
+            <w:rPr>
+              <w:noProof/>
+            </w:rPr>
+          </w:pPr>
+          <w:hyperlink w:anchor="_Toc218783936" w:history="1">
+            <w:r>
+              <w:rPr>
+                <w:rStyle w:val="Hyperlink"/>
+                <w:noProof/>
+              </w:rPr>
+              <w:t>Appendix B: AI Hub Operating Model (Governance + Delivery)</w:t>
+            </w:r>
+            <w:r>
+              <w:rPr>
+                <w:noProof/>
+                <w:webHidden/>
+              </w:rPr>
+              <w:tab/>
+            </w:r>
+            <w:r>
+              <w:rPr>
+                <w:noProof/>
+                <w:webHidden/>
+              </w:rPr>
+              <w:fldChar w:fldCharType="begin"/>
+            </w:r>
+            <w:r>
+              <w:rPr>
+                <w:noProof/>
+                <w:webHidden/>
+              </w:rPr>
+              <w:instrText xml:space="preserve"> PAGEREF _Toc218783936 \h </w:instrText>
+            </w:r>
+            <w:r>
+              <w:rPr>
+                <w:noProof/>
+                <w:webHidden/>
+              </w:rPr>
+            </w:r>
+            <w:r>
+              <w:rPr>
+                <w:noProof/>
+                <w:webHidden/>
+              </w:rPr>
+              <w:fldChar w:fldCharType="separate"/>
+            </w:r>
+            <w:r>
+              <w:rPr>
+                <w:noProof/>
+                <w:webHidden/>
+              </w:rPr>
+              <w:t>18</w:t>
+            </w:r>
+            <w:r>
+              <w:rPr>
+                <w:noProof/>
+                <w:webHidden/>
+              </w:rPr>
+              <w:fldChar w:fldCharType="end"/>
+            </w:r>
+          </w:hyperlink>
+        </w:p>
+        <w:p>
+          <w:pPr>
+            <w:pStyle w:val="TOC1"/>
+            <w:tabs>
+              <w:tab w:val="right" w:leader="dot" w:pos="9350"/>
+            </w:tabs>
+            <w:rPr>
+              <w:noProof/>
+            </w:rPr>
+          </w:pPr>
+          <w:hyperlink w:anchor="_Toc218783937" w:history="1">
+            <w:r>
+              <w:rPr>
+                <w:rStyle w:val="Hyperlink"/>
+                <w:noProof/>
+              </w:rPr>
+              <w:t>Appendix D: Student AI Disclosure and Citation Guidance</w:t>
+            </w:r>
+            <w:r>
+              <w:rPr>
+                <w:noProof/>
+                <w:webHidden/>
+              </w:rPr>
+              <w:tab/>
+            </w:r>
+            <w:r>
+              <w:rPr>
+                <w:noProof/>
+                <w:webHidden/>
+              </w:rPr>
+              <w:fldChar w:fldCharType="begin"/>
+            </w:r>
+            <w:r>
+              <w:rPr>
+                <w:noProof/>
+                <w:webHidden/>
+              </w:rPr>
+              <w:instrText xml:space="preserve"> PAGEREF _Toc218783937 \h </w:instrText>
+            </w:r>
+            <w:r>
+              <w:rPr>
+                <w:noProof/>
+                <w:webHidden/>
+              </w:rPr>
+            </w:r>
+            <w:r>
+              <w:rPr>
+                <w:noProof/>
+                <w:webHidden/>
+              </w:rPr>
+              <w:fldChar w:fldCharType="separate"/>
+            </w:r>
+            <w:r>
+              <w:rPr>
+                <w:noProof/>
+                <w:webHidden/>
+              </w:rPr>
+              <w:t>20</w:t>
+            </w:r>
+            <w:r>
+              <w:rPr>
+                <w:noProof/>
+                <w:webHidden/>
+              </w:rPr>
+              <w:fldChar w:fldCharType="end"/>
+            </w:r>
+          </w:hyperlink>
+        </w:p>
+        <w:p>
+          <w:pPr>
+            <w:pStyle w:val="TOC1"/>
+            <w:tabs>
+              <w:tab w:val="right" w:leader="dot" w:pos="9350"/>
+            </w:tabs>
+            <w:rPr>
+              <w:noProof/>
+            </w:rPr>
+          </w:pPr>
+          <w:hyperlink w:anchor="_Toc218783938" w:history="1">
+            <w:r>
+              <w:rPr>
+                <w:rStyle w:val="Hyperlink"/>
+                <w:noProof/>
+              </w:rPr>
+              <w:t>Appendix E: 12–24 Month AI Integration Roadmap (Ghana-Focused Example)</w:t>
+            </w:r>
+            <w:r>
+              <w:rPr>
+                <w:noProof/>
+                <w:webHidden/>
+              </w:rPr>
+              <w:tab/>
+            </w:r>
+            <w:r>
+              <w:rPr>
+                <w:noProof/>
+                <w:webHidden/>
+              </w:rPr>
+              <w:fldChar w:fldCharType="begin"/>
+            </w:r>
+            <w:r>
+              <w:rPr>
+                <w:noProof/>
+                <w:webHidden/>
+              </w:rPr>
+              <w:instrText xml:space="preserve"> PAGEREF _Toc218783938 \h </w:instrText>
+            </w:r>
+            <w:r>
+              <w:rPr>
+                <w:noProof/>
+                <w:webHidden/>
+              </w:rPr>
+            </w:r>
+            <w:r>
+              <w:rPr>
+                <w:noProof/>
+                <w:webHidden/>
+              </w:rPr>
+              <w:fldChar w:fldCharType="separate"/>
+            </w:r>
+            <w:r>
+              <w:rPr>
+                <w:noProof/>
+                <w:webHidden/>
+              </w:rPr>
+              <w:t>20</w:t>
+            </w:r>
+            <w:r>
+              <w:rPr>
+                <w:noProof/>
+                <w:webHidden/>
+              </w:rPr>
+              <w:fldChar w:fldCharType="end"/>
+            </w:r>
+          </w:hyperlink>
+        </w:p>
+        <w:p>
+          <w:pPr>
+            <w:pStyle w:val="TOC1"/>
+            <w:tabs>
+              <w:tab w:val="right" w:leader="dot" w:pos="9350"/>
+            </w:tabs>
+            <w:rPr>
+              <w:noProof/>
+            </w:rPr>
+          </w:pPr>
+          <w:hyperlink w:anchor="_Toc218783939" w:history="1">
+            <w:r>
+              <w:rPr>
+                <w:rStyle w:val="Hyperlink"/>
+                <w:noProof/>
+              </w:rPr>
+              <w:t>Appendix F: AI Incident Response and Escalation Playbook</w:t>
+            </w:r>
+            <w:r>
+              <w:rPr>
+                <w:noProof/>
+                <w:webHidden/>
+              </w:rPr>
+              <w:tab/>
+            </w:r>
+            <w:r>
+              <w:rPr>
+                <w:noProof/>
+                <w:webHidden/>
+              </w:rPr>
+              <w:fldChar w:fldCharType="begin"/>
+            </w:r>
+            <w:r>
+              <w:rPr>
+                <w:noProof/>
+                <w:webHidden/>
+              </w:rPr>
+              <w:instrText xml:space="preserve"> PAGEREF _Toc218783939 \h </w:instrText>
+            </w:r>
+            <w:r>
+              <w:rPr>
+                <w:noProof/>
+                <w:webHidden/>
+              </w:rPr>
+            </w:r>
+            <w:r>
+              <w:rPr>
+                <w:noProof/>
+                <w:webHidden/>
+              </w:rPr>
+              <w:fldChar w:fldCharType="separate"/>
+            </w:r>
+            <w:r>
+              <w:rPr>
+                <w:noProof/>
+                <w:webHidden/>
+              </w:rPr>
+              <w:t>21</w:t>
+            </w:r>
+            <w:r>
+              <w:rPr>
+                <w:noProof/>
+                <w:webHidden/>
+              </w:rPr>
+              <w:fldChar w:fldCharType="end"/>
+            </w:r>
+          </w:hyperlink>
+        </w:p>
+        <w:p>
+          <w:pPr>
+            <w:pStyle w:val="TOC1"/>
+            <w:tabs>
+              <w:tab w:val="right" w:leader="dot" w:pos="9350"/>
+            </w:tabs>
+            <w:rPr>
+              <w:noProof/>
+            </w:rPr>
+          </w:pPr>
+          <w:hyperlink w:anchor="_Toc218783940" w:history="1">
+            <w:r>
+              <w:rPr>
+                <w:rStyle w:val="Hyperlink"/>
+                <w:noProof/>
+              </w:rPr>
+              <w:t>References (APA)</w:t>
+            </w:r>
+            <w:r>
+              <w:rPr>
+                <w:noProof/>
+                <w:webHidden/>
+              </w:rPr>
+              <w:tab/>
+            </w:r>
+            <w:r>
+              <w:rPr>
+                <w:noProof/>
+                <w:webHidden/>
+              </w:rPr>
+              <w:fldChar w:fldCharType="begin"/>
+            </w:r>
+            <w:r>
+              <w:rPr>
+                <w:noProof/>
+                <w:webHidden/>
+              </w:rPr>
+              <w:instrText xml:space="preserve"> PAGEREF _Toc218783940 \h </w:instrText>
+            </w:r>
+            <w:r>
+              <w:rPr>
+                <w:noProof/>
+                <w:webHidden/>
+              </w:rPr>
+            </w:r>
+            <w:r>
+              <w:rPr>
+                <w:noProof/>
+                <w:webHidden/>
+              </w:rPr>
+              <w:fldChar w:fldCharType="separate"/>
+            </w:r>
+            <w:r>
+              <w:rPr>
+                <w:noProof/>
+                <w:webHidden/>
+              </w:rPr>
+              <w:t>21</w:t>
+            </w:r>
+            <w:r>
+              <w:rPr>
+                <w:noProof/>
+                <w:webHidden/>
+              </w:rPr>
+              <w:fldChar w:fldCharType="end"/>
+            </w:r>
+          </w:hyperlink>
+        </w:p>
+        <w:p>
+          <w:r>
+            <w:rPr>
+              <w:b/>
+              <w:bCs/>
+              <w:noProof/>
+            </w:rPr>
+            <w:fldChar w:fldCharType="end"/>
+          </w:r>
+        </w:p>
+      </w:sdtContent>
+    </w:sdt>
+    <w:p/>
+    <w:p/>
+    <w:p/>
+    <w:p/>
+    <w:p/>
+    <w:p/>
+    <w:p/>
+    <w:p/>
+    <w:p/>
+    <w:p/>
+    <w:p/>
+    <w:p/>
+    <w:p/>
+    <w:p/>
+    <w:p/>
+    <w:p/>
+    <w:p/>
+    <w:p/>
+    <w:p/>
+    <w:p/>
+    <w:p/>
+    <w:p/>
+    <w:p>
+      <w:pPr>
+        <w:rPr>
+          <w:rFonts w:asciiTheme="majorHAnsi" w:eastAsiaTheme="majorEastAsia" w:hAnsiTheme="majorHAnsi" w:cstheme="majorBidi"/>
+          <w:color w:val="0F4761" w:themeColor="accent1" w:themeShade="BF"/>
+          <w:sz w:val="40"/>
+          <w:szCs w:val="40"/>
+        </w:rPr>
+      </w:pPr>
+    </w:p>
+    <w:p>
+      <w:pPr>
+        <w:pStyle w:val="Heading1"/>
+        <w:spacing w:before="0" w:after="0" w:line="240" w:lineRule="auto"/>
+      </w:pPr>
+      <w:bookmarkStart w:id="0" w:name="_Toc218783900"/>
+      <w:r>
         <w:t>Integrating Artificial Intelligence into Academic Curricula</w:t>
       </w:r>
-    </w:p>
-    <w:p>
-      <w:pPr>
-        <w:rPr>
-          <w:b/>
-          <w:bCs/>
-        </w:rPr>
-      </w:pPr>
-      <w:r>
-        <w:rPr>
-          <w:b/>
-          <w:bCs/>
-        </w:rPr>
+      <w:bookmarkEnd w:id="0"/>
+    </w:p>
+    <w:p>
+      <w:pPr>
+        <w:pStyle w:val="Heading1"/>
+        <w:spacing w:before="0" w:after="0" w:line="240" w:lineRule="auto"/>
+      </w:pPr>
+      <w:bookmarkStart w:id="1" w:name="_Toc218783901"/>
+      <w:r>
         <w:t>Practical Guidelines for Universities, with a Focus on Developing Countries such as Ghana</w:t>
       </w:r>
+      <w:bookmarkEnd w:id="1"/>
     </w:p>
     <w:p>
       <w:r>
@@ -76,16 +2939,21 @@
     <w:p>
       <w:pPr>
         <w:rPr>
-          <w:b/>
-          <w:bCs/>
-        </w:rPr>
-      </w:pPr>
-      <w:r>
-        <w:rPr>
-          <w:b/>
-          <w:bCs/>
-        </w:rPr>
-        <w:t>1. Why Integrate AI into the Academic Curriculum?</w:t>
+          <w:rStyle w:val="Heading2Char"/>
+        </w:rPr>
+      </w:pPr>
+      <w:r>
+        <w:rPr>
+          <w:b/>
+          <w:bCs/>
+        </w:rPr>
+        <w:t xml:space="preserve">1. </w:t>
+      </w:r>
+      <w:r>
+        <w:rPr>
+          <w:rStyle w:val="Heading2Char"/>
+        </w:rPr>
+        <w:t>Why Integrate AI into the Academic Curriculum?</w:t>
       </w:r>
     </w:p>
     <w:p>
@@ -95,18 +2963,13 @@
     </w:p>
     <w:p>
       <w:pPr>
-        <w:rPr>
-          <w:b/>
-          <w:bCs/>
-        </w:rPr>
-      </w:pPr>
-      <w:r>
-        <w:rPr>
-          <w:b/>
-          <w:bCs/>
-        </w:rPr>
+        <w:pStyle w:val="Heading3"/>
+      </w:pPr>
+      <w:bookmarkStart w:id="2" w:name="_Toc218783902"/>
+      <w:r>
         <w:t>1.1 Target Users</w:t>
       </w:r>
+      <w:bookmarkEnd w:id="2"/>
     </w:p>
     <w:p>
       <w:r>
@@ -143,6 +3006,7 @@
           <w:b/>
           <w:bCs/>
         </w:rPr>
+        <w:lastRenderedPageBreak/>
         <w:t>Faculty</w:t>
       </w:r>
       <w:r>
@@ -205,229 +3069,222 @@
     </w:p>
     <w:p>
       <w:pPr>
-        <w:rPr>
-          <w:b/>
-          <w:bCs/>
-        </w:rPr>
-      </w:pPr>
-      <w:r>
-        <w:rPr>
-          <w:b/>
-          <w:bCs/>
-        </w:rPr>
+        <w:pStyle w:val="Heading3"/>
+      </w:pPr>
+      <w:bookmarkStart w:id="3" w:name="_Toc218783903"/>
+      <w:r>
         <w:t>1.2 Benefits of AI Integration</w:t>
       </w:r>
-    </w:p>
-    <w:p>
-      <w:r>
-        <w:rPr>
-          <w:b/>
-          <w:bCs/>
-        </w:rPr>
+      <w:bookmarkEnd w:id="3"/>
+    </w:p>
+    <w:p>
+      <w:r>
+        <w:rPr>
+          <w:b/>
+          <w:bCs/>
+        </w:rPr>
+        <w:t>For Students</w:t>
+      </w:r>
+      <w:r>
+        <w:t>:</w:t>
+      </w:r>
+    </w:p>
+    <w:p>
+      <w:pPr>
+        <w:numPr>
+          <w:ilvl w:val="0"/>
+          <w:numId w:val="2"/>
+        </w:numPr>
+      </w:pPr>
+      <w:r>
+        <w:t>Personalized learning and adaptive tutoring</w:t>
+      </w:r>
+    </w:p>
+    <w:p>
+      <w:pPr>
+        <w:numPr>
+          <w:ilvl w:val="0"/>
+          <w:numId w:val="2"/>
+        </w:numPr>
+      </w:pPr>
+      <w:r>
+        <w:t>Enhanced critical thinking through AI-assisted inquiry</w:t>
+      </w:r>
+    </w:p>
+    <w:p>
+      <w:pPr>
+        <w:numPr>
+          <w:ilvl w:val="0"/>
+          <w:numId w:val="2"/>
+        </w:numPr>
+      </w:pPr>
+      <w:r>
+        <w:t>Exposure to AI literacy and responsible AI practices</w:t>
+      </w:r>
+    </w:p>
+    <w:p>
+      <w:pPr>
+        <w:numPr>
+          <w:ilvl w:val="0"/>
+          <w:numId w:val="2"/>
+        </w:numPr>
+      </w:pPr>
+      <w:r>
+        <w:t>Improved employability and workforce readiness</w:t>
+      </w:r>
+    </w:p>
+    <w:p>
+      <w:r>
+        <w:rPr>
+          <w:b/>
+          <w:bCs/>
+        </w:rPr>
+        <w:t>For Faculty</w:t>
+      </w:r>
+      <w:r>
+        <w:t>:</w:t>
+      </w:r>
+    </w:p>
+    <w:p>
+      <w:pPr>
+        <w:numPr>
+          <w:ilvl w:val="0"/>
+          <w:numId w:val="3"/>
+        </w:numPr>
+      </w:pPr>
+      <w:r>
+        <w:t>Instructional efficiency (e.g., content generation, grading support)</w:t>
+      </w:r>
+    </w:p>
+    <w:p>
+      <w:pPr>
+        <w:numPr>
+          <w:ilvl w:val="0"/>
+          <w:numId w:val="3"/>
+        </w:numPr>
+      </w:pPr>
+      <w:r>
+        <w:t>Enhanced course design and learning analytics</w:t>
+      </w:r>
+    </w:p>
+    <w:p>
+      <w:pPr>
+        <w:numPr>
+          <w:ilvl w:val="0"/>
+          <w:numId w:val="3"/>
+        </w:numPr>
+      </w:pPr>
+      <w:r>
+        <w:t>New research methodologies and tools</w:t>
+      </w:r>
+    </w:p>
+    <w:p>
+      <w:r>
+        <w:rPr>
+          <w:b/>
+          <w:bCs/>
+        </w:rPr>
+        <w:t>For Research</w:t>
+      </w:r>
+      <w:r>
+        <w:t>:</w:t>
+      </w:r>
+    </w:p>
+    <w:p>
+      <w:pPr>
+        <w:numPr>
+          <w:ilvl w:val="0"/>
+          <w:numId w:val="4"/>
+        </w:numPr>
+      </w:pPr>
+      <w:r>
+        <w:t>Accelerated data analysis and modeling</w:t>
+      </w:r>
+    </w:p>
+    <w:p>
+      <w:pPr>
+        <w:numPr>
+          <w:ilvl w:val="0"/>
+          <w:numId w:val="4"/>
+        </w:numPr>
+      </w:pPr>
+      <w:r>
+        <w:t>Interdisciplinary research opportunities</w:t>
+      </w:r>
+    </w:p>
+    <w:p>
+      <w:pPr>
+        <w:numPr>
+          <w:ilvl w:val="0"/>
+          <w:numId w:val="4"/>
+        </w:numPr>
+      </w:pPr>
+      <w:r>
+        <w:t>Improved reproducibility and documentation</w:t>
+      </w:r>
+    </w:p>
+    <w:p>
+      <w:r>
+        <w:rPr>
+          <w:b/>
+          <w:bCs/>
+        </w:rPr>
+        <w:t>For Institutions</w:t>
+      </w:r>
+      <w:r>
+        <w:t>:</w:t>
+      </w:r>
+    </w:p>
+    <w:p>
+      <w:pPr>
+        <w:numPr>
+          <w:ilvl w:val="0"/>
+          <w:numId w:val="5"/>
+        </w:numPr>
+      </w:pPr>
+      <w:r>
+        <w:t>Modernized academic offerings</w:t>
+      </w:r>
+    </w:p>
+    <w:p>
+      <w:pPr>
+        <w:numPr>
+          <w:ilvl w:val="0"/>
+          <w:numId w:val="5"/>
+        </w:numPr>
+      </w:pPr>
+      <w:r>
+        <w:t>Improved competitiveness and reputation</w:t>
+      </w:r>
+    </w:p>
+    <w:p>
+      <w:pPr>
+        <w:numPr>
+          <w:ilvl w:val="0"/>
+          <w:numId w:val="5"/>
+        </w:numPr>
+      </w:pPr>
+      <w:r>
+        <w:t>Alignment with national digital transformation goals</w:t>
+      </w:r>
+    </w:p>
+    <w:p>
+      <w:pPr>
+        <w:pStyle w:val="Heading3"/>
+      </w:pPr>
+      <w:bookmarkStart w:id="4" w:name="_Toc218783904"/>
+      <w:r>
+        <w:t>1.3 Impact on Teaching and Learning</w:t>
+      </w:r>
+      <w:bookmarkEnd w:id="4"/>
+    </w:p>
+    <w:p>
+      <w:r>
+        <w:t xml:space="preserve">AI enables a shift from passive learning to active, inquiry-driven learning by supporting formative feedback, adaptive tutoring, simulation-based environments, and project-based pedagogy. Research indicates that when AI tools are thoughtfully integrated, they can improve student engagement and deepen conceptual understanding without replacing the role of the instructor (Holmes et al., 2019). However, these benefits are realized only when AI use is governed by clear policies that preserve academic integrity and transparency (UNESCO, 2021). AI enables a shift from passive learning to active, inquiry-driven learning. When governed appropriately, AI tools support </w:t>
+      </w:r>
+      <w:r>
         <w:lastRenderedPageBreak/>
-        <w:t>For Students</w:t>
-      </w:r>
-      <w:r>
-        <w:t>:</w:t>
-      </w:r>
-    </w:p>
-    <w:p>
-      <w:pPr>
-        <w:numPr>
-          <w:ilvl w:val="0"/>
-          <w:numId w:val="2"/>
-        </w:numPr>
-      </w:pPr>
-      <w:r>
-        <w:t>Personalized learning and adaptive tutoring</w:t>
-      </w:r>
-    </w:p>
-    <w:p>
-      <w:pPr>
-        <w:numPr>
-          <w:ilvl w:val="0"/>
-          <w:numId w:val="2"/>
-        </w:numPr>
-      </w:pPr>
-      <w:r>
-        <w:t>Enhanced critical thinking through AI-assisted inquiry</w:t>
-      </w:r>
-    </w:p>
-    <w:p>
-      <w:pPr>
-        <w:numPr>
-          <w:ilvl w:val="0"/>
-          <w:numId w:val="2"/>
-        </w:numPr>
-      </w:pPr>
-      <w:r>
-        <w:t>Exposure to AI literacy and responsible AI practices</w:t>
-      </w:r>
-    </w:p>
-    <w:p>
-      <w:pPr>
-        <w:numPr>
-          <w:ilvl w:val="0"/>
-          <w:numId w:val="2"/>
-        </w:numPr>
-      </w:pPr>
-      <w:r>
-        <w:t>Improved employability and workforce readiness</w:t>
-      </w:r>
-    </w:p>
-    <w:p>
-      <w:r>
-        <w:rPr>
-          <w:b/>
-          <w:bCs/>
-        </w:rPr>
-        <w:t>For Faculty</w:t>
-      </w:r>
-      <w:r>
-        <w:t>:</w:t>
-      </w:r>
-    </w:p>
-    <w:p>
-      <w:pPr>
-        <w:numPr>
-          <w:ilvl w:val="0"/>
-          <w:numId w:val="3"/>
-        </w:numPr>
-      </w:pPr>
-      <w:r>
-        <w:t>Instructional efficiency (e.g., content generation, grading support)</w:t>
-      </w:r>
-    </w:p>
-    <w:p>
-      <w:pPr>
-        <w:numPr>
-          <w:ilvl w:val="0"/>
-          <w:numId w:val="3"/>
-        </w:numPr>
-      </w:pPr>
-      <w:r>
-        <w:t>Enhanced course design and learning analytics</w:t>
-      </w:r>
-    </w:p>
-    <w:p>
-      <w:pPr>
-        <w:numPr>
-          <w:ilvl w:val="0"/>
-          <w:numId w:val="3"/>
-        </w:numPr>
-      </w:pPr>
-      <w:r>
-        <w:t>New research methodologies and tools</w:t>
-      </w:r>
-    </w:p>
-    <w:p>
-      <w:r>
-        <w:rPr>
-          <w:b/>
-          <w:bCs/>
-        </w:rPr>
-        <w:t>For Research</w:t>
-      </w:r>
-      <w:r>
-        <w:t>:</w:t>
-      </w:r>
-    </w:p>
-    <w:p>
-      <w:pPr>
-        <w:numPr>
-          <w:ilvl w:val="0"/>
-          <w:numId w:val="4"/>
-        </w:numPr>
-      </w:pPr>
-      <w:r>
-        <w:t>Accelerated data analysis and modeling</w:t>
-      </w:r>
-    </w:p>
-    <w:p>
-      <w:pPr>
-        <w:numPr>
-          <w:ilvl w:val="0"/>
-          <w:numId w:val="4"/>
-        </w:numPr>
-      </w:pPr>
-      <w:r>
-        <w:t>Interdisciplinary research opportunities</w:t>
-      </w:r>
-    </w:p>
-    <w:p>
-      <w:pPr>
-        <w:numPr>
-          <w:ilvl w:val="0"/>
-          <w:numId w:val="4"/>
-        </w:numPr>
-      </w:pPr>
-      <w:r>
-        <w:t>Improved reproducibility and documentation</w:t>
-      </w:r>
-    </w:p>
-    <w:p>
-      <w:r>
-        <w:rPr>
-          <w:b/>
-          <w:bCs/>
-        </w:rPr>
-        <w:t>For Institutions</w:t>
-      </w:r>
-      <w:r>
-        <w:t>:</w:t>
-      </w:r>
-    </w:p>
-    <w:p>
-      <w:pPr>
-        <w:numPr>
-          <w:ilvl w:val="0"/>
-          <w:numId w:val="5"/>
-        </w:numPr>
-      </w:pPr>
-      <w:r>
-        <w:t>Modernized academic offerings</w:t>
-      </w:r>
-    </w:p>
-    <w:p>
-      <w:pPr>
-        <w:numPr>
-          <w:ilvl w:val="0"/>
-          <w:numId w:val="5"/>
-        </w:numPr>
-      </w:pPr>
-      <w:r>
-        <w:t>Improved competitiveness and reputation</w:t>
-      </w:r>
-    </w:p>
-    <w:p>
-      <w:pPr>
-        <w:numPr>
-          <w:ilvl w:val="0"/>
-          <w:numId w:val="5"/>
-        </w:numPr>
-      </w:pPr>
-      <w:r>
-        <w:t>Alignment with national digital transformation goals</w:t>
-      </w:r>
-    </w:p>
-    <w:p>
-      <w:pPr>
-        <w:rPr>
-          <w:b/>
-          <w:bCs/>
-        </w:rPr>
-      </w:pPr>
-      <w:r>
-        <w:rPr>
-          <w:b/>
-          <w:bCs/>
-        </w:rPr>
-        <w:t>1.3 Impact on Teaching and Learning</w:t>
-      </w:r>
-    </w:p>
-    <w:p>
-      <w:r>
-        <w:t>AI enables a shift from passive learning to active, inquiry-driven learning by supporting formative feedback, adaptive tutoring, simulation-based environments, and project-based pedagogy. Research indicates that when AI tools are thoughtfully integrated, they can improve student engagement and deepen conceptual understanding without replacing the role of the instructor (Holmes et al., 2019). However, these benefits are realized only when AI use is governed by clear policies that preserve academic integrity and transparency (UNESCO, 2021). AI enables a shift from passive learning to active, inquiry-driven learning. When governed appropriately, AI tools support formative feedback, simulation-based learning, and project-based pedagogy while preserving academic integrity.</w:t>
+        <w:t>formative feedback, simulation-based learning, and project-based pedagogy while preserving academic integrity.</w:t>
       </w:r>
     </w:p>
     <w:p>
@@ -449,16 +3306,18 @@
           <w:b/>
           <w:bCs/>
         </w:rPr>
-        <w:t>2. When Should a University Embark on an AI Integration Initiative?</w:t>
-      </w:r>
-    </w:p>
-    <w:p>
-      <w:r>
-        <w:t xml:space="preserve">Universities should consider embarking on AI integration initiatives when external and internal drivers converge. National digital transformation strategies increasingly identify AI and data skills as priority workforce capabilities (World Bank, 2020). Additionally, studies show that students and faculty are often already experimenting with generative AI tools informally, creating unmanaged </w:t>
-      </w:r>
-      <w:r>
-        <w:lastRenderedPageBreak/>
-        <w:t>risks related to data privacy, bias, and academic integrity (NIST, 2023). Formal integration allows institutions to shift from reactive enforcement to proactive governance.</w:t>
+        <w:t xml:space="preserve">2. </w:t>
+      </w:r>
+      <w:r>
+        <w:rPr>
+          <w:rStyle w:val="Heading2Char"/>
+        </w:rPr>
+        <w:t>When Should a University Embark on an AI Integration Initiative?</w:t>
+      </w:r>
+    </w:p>
+    <w:p>
+      <w:r>
+        <w:t>Universities should consider embarking on AI integration initiatives when external and internal drivers converge. National digital transformation strategies increasingly identify AI and data skills as priority workforce capabilities (World Bank, 2020). Additionally, studies show that students and faculty are often already experimenting with generative AI tools informally, creating unmanaged risks related to data privacy, bias, and academic integrity (NIST, 2023). Formal integration allows institutions to shift from reactive enforcement to proactive governance.</w:t>
       </w:r>
     </w:p>
     <w:p>
@@ -540,18 +3399,13 @@
     </w:p>
     <w:p>
       <w:pPr>
-        <w:rPr>
-          <w:b/>
-          <w:bCs/>
-        </w:rPr>
-      </w:pPr>
-      <w:r>
-        <w:rPr>
-          <w:b/>
-          <w:bCs/>
-        </w:rPr>
+        <w:pStyle w:val="Heading2"/>
+      </w:pPr>
+      <w:bookmarkStart w:id="5" w:name="_Toc218783905"/>
+      <w:r>
         <w:t>3. How to Begin: A Practical Starting Framework</w:t>
       </w:r>
+      <w:bookmarkEnd w:id="5"/>
     </w:p>
     <w:p>
       <w:r>
@@ -570,18 +3424,13 @@
     </w:p>
     <w:p>
       <w:pPr>
-        <w:rPr>
-          <w:b/>
-          <w:bCs/>
-        </w:rPr>
-      </w:pPr>
-      <w:r>
-        <w:rPr>
-          <w:b/>
-          <w:bCs/>
-        </w:rPr>
+        <w:pStyle w:val="Heading3"/>
+      </w:pPr>
+      <w:bookmarkStart w:id="6" w:name="_Toc218783906"/>
+      <w:r>
         <w:t>3.1 Establish an AI Governance and Steering Committee (Governance-First)</w:t>
       </w:r>
+      <w:bookmarkEnd w:id="6"/>
     </w:p>
     <w:p>
       <w:r>
@@ -662,6 +3511,7 @@
         </w:numPr>
       </w:pPr>
       <w:r>
+        <w:lastRenderedPageBreak/>
         <w:t>Student affairs and student representatives</w:t>
       </w:r>
     </w:p>
@@ -743,292 +3593,282 @@
           <w:b/>
           <w:bCs/>
         </w:rPr>
+        <w:t>Tool vetting rubric</w:t>
+      </w:r>
+      <w:r>
+        <w:t xml:space="preserve"> (privacy, security, equity, accessibility, cost, academic fit).</w:t>
+      </w:r>
+    </w:p>
+    <w:p>
+      <w:pPr>
+        <w:numPr>
+          <w:ilvl w:val="0"/>
+          <w:numId w:val="8"/>
+        </w:numPr>
+      </w:pPr>
+      <w:r>
+        <w:rPr>
+          <w:b/>
+          <w:bCs/>
+        </w:rPr>
+        <w:t>Pilot approval workflow</w:t>
+      </w:r>
+      <w:r>
+        <w:t xml:space="preserve"> (a lightweight “AI intake” process—what tool, what data, who uses it, risk rating, approval, renewal date).</w:t>
+      </w:r>
+    </w:p>
+    <w:p>
+      <w:pPr>
+        <w:pStyle w:val="Heading3"/>
+      </w:pPr>
+      <w:bookmarkStart w:id="7" w:name="_Toc218783907"/>
+      <w:r>
+        <w:t>3.2 Define Clear Objectives and Success Metrics (Outcomes-Driven)</w:t>
+      </w:r>
+      <w:bookmarkEnd w:id="7"/>
+    </w:p>
+    <w:p>
+      <w:r>
+        <w:t>Before selecting tools, define outcomes that are measurable and tied to curriculum.</w:t>
+      </w:r>
+    </w:p>
+    <w:p>
+      <w:r>
+        <w:rPr>
+          <w:b/>
+          <w:bCs/>
+        </w:rPr>
+        <w:t>Common objectives</w:t>
+      </w:r>
+      <w:r>
+        <w:t xml:space="preserve"> (with example metrics):</w:t>
+      </w:r>
+    </w:p>
+    <w:p>
+      <w:pPr>
+        <w:numPr>
+          <w:ilvl w:val="0"/>
+          <w:numId w:val="9"/>
+        </w:numPr>
+      </w:pPr>
+      <w:r>
+        <w:rPr>
+          <w:b/>
+          <w:bCs/>
+        </w:rPr>
+        <w:t>AI literacy across the institution</w:t>
+      </w:r>
+      <w:r>
+        <w:t>: % of graduates completing AI literacy module; pre/post assessment scores.</w:t>
+      </w:r>
+    </w:p>
+    <w:p>
+      <w:pPr>
+        <w:numPr>
+          <w:ilvl w:val="0"/>
+          <w:numId w:val="9"/>
+        </w:numPr>
+      </w:pPr>
+      <w:r>
+        <w:rPr>
+          <w:b/>
+          <w:bCs/>
+        </w:rPr>
+        <w:t>Responsible AI use</w:t>
+      </w:r>
+      <w:r>
+        <w:t>: % of courses with explicit AI policy; number of integrity incidents involving AI; number of approved tools in use.</w:t>
+      </w:r>
+    </w:p>
+    <w:p>
+      <w:pPr>
+        <w:numPr>
+          <w:ilvl w:val="0"/>
+          <w:numId w:val="9"/>
+        </w:numPr>
+      </w:pPr>
+      <w:r>
+        <w:rPr>
+          <w:b/>
+          <w:bCs/>
+        </w:rPr>
+        <w:t>Improved learning support</w:t>
+      </w:r>
+      <w:r>
+        <w:t>: retention in gateway courses; student satisfaction; reduced time-to-feedback.</w:t>
+      </w:r>
+    </w:p>
+    <w:p>
+      <w:pPr>
+        <w:numPr>
+          <w:ilvl w:val="0"/>
+          <w:numId w:val="9"/>
+        </w:numPr>
+      </w:pPr>
+      <w:r>
+        <w:rPr>
+          <w:b/>
+          <w:bCs/>
+        </w:rPr>
+        <w:t>Research enablement</w:t>
+      </w:r>
+      <w:r>
+        <w:t>: number of research groups using vetted AI services; time saved in literature review/data analysis; publications/projects supported.</w:t>
+      </w:r>
+    </w:p>
+    <w:p>
+      <w:r>
+        <w:t>UNESCO emphasizes that AI in education should be evaluated not only on efficiency but also on equity, inclusion, and human-centered learning outcomes (UNESCO, 2021).</w:t>
+      </w:r>
+    </w:p>
+    <w:p>
+      <w:pPr>
+        <w:pStyle w:val="Heading3"/>
+      </w:pPr>
+      <w:bookmarkStart w:id="8" w:name="_Toc218783908"/>
+      <w:r>
+        <w:t>3.3 Build an Institutional “AI Hub” (Safe Access + Guidance + Enablement)</w:t>
+      </w:r>
+      <w:bookmarkEnd w:id="8"/>
+    </w:p>
+    <w:p>
+      <w:r>
+        <w:t xml:space="preserve">An </w:t>
+      </w:r>
+      <w:r>
+        <w:rPr>
+          <w:b/>
+          <w:bCs/>
+        </w:rPr>
+        <w:t>AI hub</w:t>
+      </w:r>
+      <w:r>
+        <w:t xml:space="preserve"> is typically a </w:t>
+      </w:r>
+      <w:proofErr w:type="gramStart"/>
+      <w:r>
+        <w:t>single entry</w:t>
+      </w:r>
+      <w:proofErr w:type="gramEnd"/>
+      <w:r>
+        <w:t xml:space="preserve"> point (web portal inside the university ecosystem) that provides:</w:t>
+      </w:r>
+    </w:p>
+    <w:p>
+      <w:pPr>
+        <w:numPr>
+          <w:ilvl w:val="0"/>
+          <w:numId w:val="10"/>
+        </w:numPr>
+      </w:pPr>
+      <w:r>
+        <w:rPr>
+          <w:b/>
+          <w:bCs/>
+        </w:rPr>
+        <w:t>Approved tools</w:t>
+      </w:r>
+      <w:r>
+        <w:t xml:space="preserve"> (with institutional contracts where possible)</w:t>
+      </w:r>
+    </w:p>
+    <w:p>
+      <w:pPr>
+        <w:numPr>
+          <w:ilvl w:val="0"/>
+          <w:numId w:val="10"/>
+        </w:numPr>
+      </w:pPr>
+      <w:r>
+        <w:rPr>
+          <w:b/>
+          <w:bCs/>
+        </w:rPr>
+        <w:t>Guidance</w:t>
+      </w:r>
+      <w:r>
+        <w:t xml:space="preserve"> (what tool to use for what task; what data is allowed)</w:t>
+      </w:r>
+    </w:p>
+    <w:p>
+      <w:pPr>
+        <w:numPr>
+          <w:ilvl w:val="0"/>
+          <w:numId w:val="10"/>
+        </w:numPr>
+      </w:pPr>
+      <w:r>
+        <w:rPr>
+          <w:b/>
+          <w:bCs/>
+        </w:rPr>
+        <w:t>Training</w:t>
+      </w:r>
+      <w:r>
+        <w:t xml:space="preserve"> (faculty and student modules)</w:t>
+      </w:r>
+    </w:p>
+    <w:p>
+      <w:pPr>
+        <w:numPr>
+          <w:ilvl w:val="0"/>
+          <w:numId w:val="10"/>
+        </w:numPr>
+      </w:pPr>
+      <w:r>
+        <w:rPr>
+          <w:b/>
+          <w:bCs/>
+        </w:rPr>
+        <w:t>Templates</w:t>
+      </w:r>
+      <w:r>
+        <w:t xml:space="preserve"> (syllabus statements, assessment redesign guidance)</w:t>
+      </w:r>
+    </w:p>
+    <w:p>
+      <w:pPr>
+        <w:numPr>
+          <w:ilvl w:val="0"/>
+          <w:numId w:val="10"/>
+        </w:numPr>
+      </w:pPr>
+      <w:r>
+        <w:rPr>
+          <w:b/>
+          <w:bCs/>
+        </w:rPr>
+        <w:t>Support</w:t>
+      </w:r>
+      <w:r>
+        <w:t xml:space="preserve"> (consultations, office hours)</w:t>
+      </w:r>
+    </w:p>
+    <w:p>
+      <w:pPr>
+        <w:numPr>
+          <w:ilvl w:val="0"/>
+          <w:numId w:val="10"/>
+        </w:numPr>
+      </w:pPr>
+      <w:r>
+        <w:rPr>
+          <w:b/>
+          <w:bCs/>
+        </w:rPr>
+        <w:t>Monitoring and review</w:t>
+      </w:r>
+      <w:r>
+        <w:t xml:space="preserve"> (usage insights, renewal cycles)</w:t>
+      </w:r>
+    </w:p>
+    <w:p>
+      <w:r>
+        <w:rPr>
+          <w:b/>
+          <w:bCs/>
+        </w:rPr>
         <w:lastRenderedPageBreak/>
-        <w:t>Tool vetting rubric</w:t>
-      </w:r>
-      <w:r>
-        <w:t xml:space="preserve"> (privacy, security, equity, accessibility, cost, academic fit).</w:t>
-      </w:r>
-    </w:p>
-    <w:p>
-      <w:pPr>
-        <w:numPr>
-          <w:ilvl w:val="0"/>
-          <w:numId w:val="8"/>
-        </w:numPr>
-      </w:pPr>
-      <w:r>
-        <w:rPr>
-          <w:b/>
-          <w:bCs/>
-        </w:rPr>
-        <w:t>Pilot approval workflow</w:t>
-      </w:r>
-      <w:r>
-        <w:t xml:space="preserve"> (a lightweight “AI intake” process—what tool, what data, who uses it, risk rating, approval, renewal date).</w:t>
-      </w:r>
-    </w:p>
-    <w:p>
-      <w:pPr>
-        <w:rPr>
-          <w:b/>
-          <w:bCs/>
-        </w:rPr>
-      </w:pPr>
-      <w:r>
-        <w:rPr>
-          <w:b/>
-          <w:bCs/>
-        </w:rPr>
-        <w:t>3.2 Define Clear Objectives and Success Metrics (Outcomes-Driven)</w:t>
-      </w:r>
-    </w:p>
-    <w:p>
-      <w:r>
-        <w:t>Before selecting tools, define outcomes that are measurable and tied to curriculum.</w:t>
-      </w:r>
-    </w:p>
-    <w:p>
-      <w:r>
-        <w:rPr>
-          <w:b/>
-          <w:bCs/>
-        </w:rPr>
-        <w:t>Common objectives</w:t>
-      </w:r>
-      <w:r>
-        <w:t xml:space="preserve"> (with example metrics):</w:t>
-      </w:r>
-    </w:p>
-    <w:p>
-      <w:pPr>
-        <w:numPr>
-          <w:ilvl w:val="0"/>
-          <w:numId w:val="9"/>
-        </w:numPr>
-      </w:pPr>
-      <w:r>
-        <w:rPr>
-          <w:b/>
-          <w:bCs/>
-        </w:rPr>
-        <w:t>AI literacy across the institution</w:t>
-      </w:r>
-      <w:r>
-        <w:t>: % of graduates completing AI literacy module; pre/post assessment scores.</w:t>
-      </w:r>
-    </w:p>
-    <w:p>
-      <w:pPr>
-        <w:numPr>
-          <w:ilvl w:val="0"/>
-          <w:numId w:val="9"/>
-        </w:numPr>
-      </w:pPr>
-      <w:r>
-        <w:rPr>
-          <w:b/>
-          <w:bCs/>
-        </w:rPr>
-        <w:t>Responsible AI use</w:t>
-      </w:r>
-      <w:r>
-        <w:t>: % of courses with explicit AI policy; number of integrity incidents involving AI; number of approved tools in use.</w:t>
-      </w:r>
-    </w:p>
-    <w:p>
-      <w:pPr>
-        <w:numPr>
-          <w:ilvl w:val="0"/>
-          <w:numId w:val="9"/>
-        </w:numPr>
-      </w:pPr>
-      <w:r>
-        <w:rPr>
-          <w:b/>
-          <w:bCs/>
-        </w:rPr>
-        <w:t>Improved learning support</w:t>
-      </w:r>
-      <w:r>
-        <w:t>: retention in gateway courses; student satisfaction; reduced time-to-feedback.</w:t>
-      </w:r>
-    </w:p>
-    <w:p>
-      <w:pPr>
-        <w:numPr>
-          <w:ilvl w:val="0"/>
-          <w:numId w:val="9"/>
-        </w:numPr>
-      </w:pPr>
-      <w:r>
-        <w:rPr>
-          <w:b/>
-          <w:bCs/>
-        </w:rPr>
-        <w:t>Research enablement</w:t>
-      </w:r>
-      <w:r>
-        <w:t>: number of research groups using vetted AI services; time saved in literature review/data analysis; publications/projects supported.</w:t>
-      </w:r>
-    </w:p>
-    <w:p>
-      <w:r>
-        <w:t>UNESCO emphasizes that AI in education should be evaluated not only on efficiency but also on equity, inclusion, and human-centered learning outcomes (UNESCO, 2021).</w:t>
-      </w:r>
-    </w:p>
-    <w:p>
-      <w:pPr>
-        <w:rPr>
-          <w:b/>
-          <w:bCs/>
-        </w:rPr>
-      </w:pPr>
-      <w:r>
-        <w:rPr>
-          <w:b/>
-          <w:bCs/>
-        </w:rPr>
-        <w:t>3.3 Build an Institutional “AI Hub” (Safe Access + Guidance + Enablement)</w:t>
-      </w:r>
-    </w:p>
-    <w:p>
-      <w:r>
-        <w:t xml:space="preserve">An </w:t>
-      </w:r>
-      <w:r>
-        <w:rPr>
-          <w:b/>
-          <w:bCs/>
-        </w:rPr>
-        <w:t>AI hub</w:t>
-      </w:r>
-      <w:r>
-        <w:t xml:space="preserve"> is typically a </w:t>
-      </w:r>
-      <w:proofErr w:type="gramStart"/>
-      <w:r>
-        <w:t>single entry</w:t>
-      </w:r>
-      <w:proofErr w:type="gramEnd"/>
-      <w:r>
-        <w:t xml:space="preserve"> point (web portal inside the university ecosystem) that provides:</w:t>
-      </w:r>
-    </w:p>
-    <w:p>
-      <w:pPr>
-        <w:numPr>
-          <w:ilvl w:val="0"/>
-          <w:numId w:val="10"/>
-        </w:numPr>
-      </w:pPr>
-      <w:r>
-        <w:rPr>
-          <w:b/>
-          <w:bCs/>
-        </w:rPr>
-        <w:t>Approved tools</w:t>
-      </w:r>
-      <w:r>
-        <w:t xml:space="preserve"> (with institutional contracts where possible)</w:t>
-      </w:r>
-    </w:p>
-    <w:p>
-      <w:pPr>
-        <w:numPr>
-          <w:ilvl w:val="0"/>
-          <w:numId w:val="10"/>
-        </w:numPr>
-      </w:pPr>
-      <w:r>
-        <w:rPr>
-          <w:b/>
-          <w:bCs/>
-        </w:rPr>
-        <w:t>Guidance</w:t>
-      </w:r>
-      <w:r>
-        <w:t xml:space="preserve"> (what tool to use for what task; what data is allowed)</w:t>
-      </w:r>
-    </w:p>
-    <w:p>
-      <w:pPr>
-        <w:numPr>
-          <w:ilvl w:val="0"/>
-          <w:numId w:val="10"/>
-        </w:numPr>
-      </w:pPr>
-      <w:r>
-        <w:rPr>
-          <w:b/>
-          <w:bCs/>
-        </w:rPr>
-        <w:t>Training</w:t>
-      </w:r>
-      <w:r>
-        <w:t xml:space="preserve"> (faculty and student modules)</w:t>
-      </w:r>
-    </w:p>
-    <w:p>
-      <w:pPr>
-        <w:numPr>
-          <w:ilvl w:val="0"/>
-          <w:numId w:val="10"/>
-        </w:numPr>
-      </w:pPr>
-      <w:r>
-        <w:rPr>
-          <w:b/>
-          <w:bCs/>
-        </w:rPr>
-        <w:t>Templates</w:t>
-      </w:r>
-      <w:r>
-        <w:t xml:space="preserve"> (syllabus statements, assessment redesign guidance)</w:t>
-      </w:r>
-    </w:p>
-    <w:p>
-      <w:pPr>
-        <w:numPr>
-          <w:ilvl w:val="0"/>
-          <w:numId w:val="10"/>
-        </w:numPr>
-      </w:pPr>
-      <w:r>
-        <w:rPr>
-          <w:b/>
-          <w:bCs/>
-        </w:rPr>
-        <w:t>Support</w:t>
-      </w:r>
-      <w:r>
-        <w:t xml:space="preserve"> (consultations, office hours)</w:t>
-      </w:r>
-    </w:p>
-    <w:p>
-      <w:pPr>
-        <w:numPr>
-          <w:ilvl w:val="0"/>
-          <w:numId w:val="10"/>
-        </w:numPr>
-      </w:pPr>
-      <w:r>
-        <w:rPr>
-          <w:b/>
-          <w:bCs/>
-        </w:rPr>
-        <w:t>Monitoring and review</w:t>
-      </w:r>
-      <w:r>
-        <w:t xml:space="preserve"> (usage insights, renewal cycles)</w:t>
-      </w:r>
-    </w:p>
-    <w:p>
-      <w:r>
-        <w:rPr>
-          <w:b/>
-          <w:bCs/>
-        </w:rPr>
         <w:t>Practical architecture components</w:t>
       </w:r>
       <w:r>
@@ -1127,19 +3967,13 @@
     </w:p>
     <w:p>
       <w:pPr>
-        <w:rPr>
-          <w:b/>
-          <w:bCs/>
-        </w:rPr>
-      </w:pPr>
-      <w:r>
-        <w:rPr>
-          <w:b/>
-          <w:bCs/>
-        </w:rPr>
-        <w:lastRenderedPageBreak/>
+        <w:pStyle w:val="Heading3"/>
+      </w:pPr>
+      <w:bookmarkStart w:id="9" w:name="_Toc218783909"/>
+      <w:r>
         <w:t>3.4 Learn from Early Adopters (How They Actually Did It)</w:t>
       </w:r>
+      <w:bookmarkEnd w:id="9"/>
     </w:p>
     <w:p>
       <w:r>
@@ -1349,6 +4183,7 @@
           <w:b/>
           <w:bCs/>
         </w:rPr>
+        <w:lastRenderedPageBreak/>
         <w:t>Institution-hosted/controlled access</w:t>
       </w:r>
       <w:r>
@@ -1419,42 +4254,520 @@
           <w:b/>
           <w:bCs/>
         </w:rPr>
+        <w:t>Case Example C: University of Pennsylvania (AI Hub + Curated Enterprise Tools)</w:t>
+      </w:r>
+    </w:p>
+    <w:p>
+      <w:r>
+        <w:t xml:space="preserve">Penn’s Information Systems &amp; Computing (ISC) created an </w:t>
+      </w:r>
+      <w:r>
+        <w:rPr>
+          <w:b/>
+          <w:bCs/>
+        </w:rPr>
+        <w:t>AI Hub</w:t>
+      </w:r>
+      <w:r>
+        <w:t xml:space="preserve"> model that explicitly includes tool recommendations, training recommendations, and consultation/advising (University of Pennsylvania, 2025a). Penn also notes that its central IT manages generative AI tools for campus with </w:t>
+      </w:r>
+      <w:r>
+        <w:rPr>
+          <w:b/>
+          <w:bCs/>
+        </w:rPr>
+        <w:t>negotiated enterprise contracts</w:t>
+      </w:r>
+      <w:r>
+        <w:t xml:space="preserve"> to improve security, privacy, and cost (University of Pennsylvania, 2025b) and has announced availability of “Enterprise AI Tools with enhanced data security” (University of Pennsylvania, 2025c).</w:t>
+      </w:r>
+    </w:p>
+    <w:p>
+      <w:r>
+        <w:rPr>
+          <w:b/>
+          <w:bCs/>
+        </w:rPr>
+        <w:t>Key elements to replicate</w:t>
+      </w:r>
+      <w:r>
+        <w:t>:</w:t>
+      </w:r>
+    </w:p>
+    <w:p>
+      <w:pPr>
+        <w:numPr>
+          <w:ilvl w:val="0"/>
+          <w:numId w:val="14"/>
+        </w:numPr>
+      </w:pPr>
+      <w:r>
+        <w:rPr>
+          <w:b/>
+          <w:bCs/>
+        </w:rPr>
+        <w:t xml:space="preserve">Central IT </w:t>
+      </w:r>
+      <w:proofErr w:type="gramStart"/>
+      <w:r>
+        <w:rPr>
+          <w:b/>
+          <w:bCs/>
+        </w:rPr>
+        <w:t>as</w:t>
+      </w:r>
+      <w:proofErr w:type="gramEnd"/>
+      <w:r>
+        <w:rPr>
+          <w:b/>
+          <w:bCs/>
+        </w:rPr>
+        <w:t xml:space="preserve"> a broker</w:t>
+      </w:r>
+      <w:r>
+        <w:t xml:space="preserve"> for enterprise contracts and campus-wide tool governance.</w:t>
+      </w:r>
+    </w:p>
+    <w:p>
+      <w:pPr>
+        <w:numPr>
+          <w:ilvl w:val="0"/>
+          <w:numId w:val="14"/>
+        </w:numPr>
+      </w:pPr>
+      <w:r>
+        <w:rPr>
+          <w:b/>
+          <w:bCs/>
+        </w:rPr>
+        <w:t>A tool curation workstream</w:t>
+      </w:r>
+      <w:r>
+        <w:t xml:space="preserve"> that evaluates effectiveness, scalability, and sustainability (University of Pennsylvania, </w:t>
+      </w:r>
+      <w:proofErr w:type="gramStart"/>
+      <w:r>
+        <w:t>2025d</w:t>
+      </w:r>
+      <w:proofErr w:type="gramEnd"/>
+      <w:r>
+        <w:t>).</w:t>
+      </w:r>
+    </w:p>
+    <w:p>
+      <w:pPr>
+        <w:numPr>
+          <w:ilvl w:val="0"/>
+          <w:numId w:val="14"/>
+        </w:numPr>
+      </w:pPr>
+      <w:r>
+        <w:rPr>
+          <w:b/>
+          <w:bCs/>
+        </w:rPr>
+        <w:t>Security-forward communications</w:t>
+      </w:r>
+      <w:r>
+        <w:t xml:space="preserve"> that explain why institution-approved tools are preferred.</w:t>
+      </w:r>
+    </w:p>
+    <w:p>
+      <w:pPr>
+        <w:rPr>
+          <w:b/>
+          <w:bCs/>
+        </w:rPr>
+      </w:pPr>
+      <w:r>
+        <w:rPr>
+          <w:b/>
+          <w:bCs/>
+        </w:rPr>
+        <w:t>Case Example D: Stanford University (Pedagogy + Course Policy Templates)</w:t>
+      </w:r>
+    </w:p>
+    <w:p>
+      <w:r>
+        <w:t xml:space="preserve">Stanford’s approach emphasizes </w:t>
+      </w:r>
+      <w:r>
+        <w:rPr>
+          <w:b/>
+          <w:bCs/>
+        </w:rPr>
+        <w:t>teaching practice and academic integrity</w:t>
+      </w:r>
+      <w:r>
+        <w:t xml:space="preserve"> through instructor-ready resources.</w:t>
+      </w:r>
+    </w:p>
+    <w:p>
+      <w:pPr>
+        <w:numPr>
+          <w:ilvl w:val="0"/>
+          <w:numId w:val="15"/>
+        </w:numPr>
+      </w:pPr>
+      <w:r>
+        <w:t xml:space="preserve">Stanford provides </w:t>
+      </w:r>
+      <w:r>
+        <w:rPr>
+          <w:b/>
+          <w:bCs/>
+        </w:rPr>
+        <w:t>course policy templates</w:t>
+      </w:r>
+      <w:r>
+        <w:t xml:space="preserve"> and recommended syllabus language to help instructors define permitted AI use in their classes (Stanford Teaching Commons, 2025a; Stanford Teaching Commons, 2025b).</w:t>
+      </w:r>
+    </w:p>
+    <w:p>
+      <w:pPr>
+        <w:numPr>
+          <w:ilvl w:val="0"/>
+          <w:numId w:val="15"/>
+        </w:numPr>
+      </w:pPr>
+      <w:r>
+        <w:t>Stanford’s community standards guidance addresses honor code implications and encourages explicit clarity about what constitutes acceptable vs. unacceptable use (Stanford University, 2023).</w:t>
+      </w:r>
+    </w:p>
+    <w:p>
+      <w:r>
+        <w:rPr>
+          <w:b/>
+          <w:bCs/>
+        </w:rPr>
+        <w:t>Key elements to replicate</w:t>
+      </w:r>
+      <w:r>
+        <w:t>:</w:t>
+      </w:r>
+    </w:p>
+    <w:p>
+      <w:pPr>
+        <w:numPr>
+          <w:ilvl w:val="0"/>
+          <w:numId w:val="16"/>
+        </w:numPr>
+      </w:pPr>
+      <w:r>
+        <w:rPr>
+          <w:b/>
+          <w:bCs/>
+        </w:rPr>
+        <w:t>Institution-wide course policy templates</w:t>
+      </w:r>
+      <w:r>
+        <w:t xml:space="preserve"> to ensure consistent expectations.</w:t>
+      </w:r>
+    </w:p>
+    <w:p>
+      <w:pPr>
+        <w:numPr>
+          <w:ilvl w:val="0"/>
+          <w:numId w:val="16"/>
+        </w:numPr>
+      </w:pPr>
+      <w:r>
+        <w:rPr>
+          <w:b/>
+          <w:bCs/>
+        </w:rPr>
+        <w:t>Discipline-specific guidance</w:t>
+      </w:r>
+      <w:r>
+        <w:t xml:space="preserve"> on assessment redesign and learning objectives.</w:t>
+      </w:r>
+    </w:p>
+    <w:p>
+      <w:pPr>
+        <w:numPr>
+          <w:ilvl w:val="0"/>
+          <w:numId w:val="16"/>
+        </w:numPr>
+      </w:pPr>
+      <w:r>
+        <w:rPr>
+          <w:b/>
+          <w:bCs/>
+        </w:rPr>
+        <w:t>Student-facing guidance</w:t>
+      </w:r>
+      <w:r>
+        <w:t xml:space="preserve"> that supports ethical use and learning (Stanford University, 2023).</w:t>
+      </w:r>
+    </w:p>
+    <w:p>
+      <w:pPr>
+        <w:pStyle w:val="Heading3"/>
+      </w:pPr>
+      <w:bookmarkStart w:id="10" w:name="_Toc218783910"/>
+      <w:r>
         <w:lastRenderedPageBreak/>
-        <w:t>Case Example C: University of Pennsylvania (AI Hub + Curated Enterprise Tools)</w:t>
-      </w:r>
-    </w:p>
-    <w:p>
-      <w:r>
-        <w:t xml:space="preserve">Penn’s Information Systems &amp; Computing (ISC) created an </w:t>
-      </w:r>
-      <w:r>
-        <w:rPr>
-          <w:b/>
-          <w:bCs/>
-        </w:rPr>
-        <w:t>AI Hub</w:t>
-      </w:r>
-      <w:r>
-        <w:t xml:space="preserve"> model that explicitly includes tool recommendations, training recommendations, and consultation/advising (University of Pennsylvania, 2025a). Penn also notes that its central IT manages generative AI tools for campus with </w:t>
-      </w:r>
-      <w:r>
-        <w:rPr>
-          <w:b/>
-          <w:bCs/>
-        </w:rPr>
-        <w:t>negotiated enterprise contracts</w:t>
-      </w:r>
-      <w:r>
-        <w:t xml:space="preserve"> to improve security, privacy, and cost (University of Pennsylvania, 2025b) and has announced availability of “Enterprise AI Tools with enhanced data security” (University of Pennsylvania, 2025c).</w:t>
-      </w:r>
-    </w:p>
-    <w:p>
-      <w:r>
-        <w:rPr>
-          <w:b/>
-          <w:bCs/>
-        </w:rPr>
-        <w:t>Key elements to replicate</w:t>
+        <w:t>3.5 Tool Vetting and Approval (A Repeatable Rubric)</w:t>
+      </w:r>
+      <w:bookmarkEnd w:id="10"/>
+    </w:p>
+    <w:p>
+      <w:r>
+        <w:t>Universities struggling “where to begin” should adopt a rubric that produces consistent decisions.</w:t>
+      </w:r>
+    </w:p>
+    <w:p>
+      <w:r>
+        <w:rPr>
+          <w:b/>
+          <w:bCs/>
+        </w:rPr>
+        <w:t>Suggested vetting criteria</w:t>
+      </w:r>
+      <w:r>
+        <w:t xml:space="preserve"> (minimum):</w:t>
+      </w:r>
+    </w:p>
+    <w:p>
+      <w:pPr>
+        <w:numPr>
+          <w:ilvl w:val="0"/>
+          <w:numId w:val="17"/>
+        </w:numPr>
+      </w:pPr>
+      <w:r>
+        <w:rPr>
+          <w:b/>
+          <w:bCs/>
+        </w:rPr>
+        <w:t>Data protection &amp; privacy</w:t>
+      </w:r>
+      <w:r>
+        <w:t>: Does the vendor train on user data? Can data retention be controlled? (NIST, 2023)</w:t>
+      </w:r>
+    </w:p>
+    <w:p>
+      <w:pPr>
+        <w:numPr>
+          <w:ilvl w:val="0"/>
+          <w:numId w:val="17"/>
+        </w:numPr>
+      </w:pPr>
+      <w:r>
+        <w:rPr>
+          <w:b/>
+          <w:bCs/>
+        </w:rPr>
+        <w:t>Security</w:t>
+      </w:r>
+      <w:r>
+        <w:t>: SSO/MFA support; encryption; audit logs; admin controls.</w:t>
+      </w:r>
+    </w:p>
+    <w:p>
+      <w:pPr>
+        <w:numPr>
+          <w:ilvl w:val="0"/>
+          <w:numId w:val="17"/>
+        </w:numPr>
+      </w:pPr>
+      <w:r>
+        <w:rPr>
+          <w:b/>
+          <w:bCs/>
+        </w:rPr>
+        <w:t>Academic fit</w:t>
+      </w:r>
+      <w:r>
+        <w:t>: supports learning objectives; discipline relevance.</w:t>
+      </w:r>
+    </w:p>
+    <w:p>
+      <w:pPr>
+        <w:numPr>
+          <w:ilvl w:val="0"/>
+          <w:numId w:val="17"/>
+        </w:numPr>
+      </w:pPr>
+      <w:r>
+        <w:rPr>
+          <w:b/>
+          <w:bCs/>
+        </w:rPr>
+        <w:t>Integrity risk</w:t>
+      </w:r>
+      <w:r>
+        <w:t>: potential for plagiarism/contract cheating; supports disclosure.</w:t>
+      </w:r>
+    </w:p>
+    <w:p>
+      <w:pPr>
+        <w:numPr>
+          <w:ilvl w:val="0"/>
+          <w:numId w:val="17"/>
+        </w:numPr>
+      </w:pPr>
+      <w:r>
+        <w:rPr>
+          <w:b/>
+          <w:bCs/>
+        </w:rPr>
+        <w:t>Equity &amp; accessibility</w:t>
+      </w:r>
+      <w:r>
+        <w:t>: availability to all students; low-bandwidth options; disability accommodation (UNESCO, 2021).</w:t>
+      </w:r>
+    </w:p>
+    <w:p>
+      <w:pPr>
+        <w:numPr>
+          <w:ilvl w:val="0"/>
+          <w:numId w:val="17"/>
+        </w:numPr>
+      </w:pPr>
+      <w:r>
+        <w:rPr>
+          <w:b/>
+          <w:bCs/>
+        </w:rPr>
+        <w:t>Cost and sustainability</w:t>
+      </w:r>
+      <w:r>
+        <w:t>: total cost of ownership; predictable licensing.</w:t>
+      </w:r>
+    </w:p>
+    <w:p>
+      <w:pPr>
+        <w:numPr>
+          <w:ilvl w:val="0"/>
+          <w:numId w:val="17"/>
+        </w:numPr>
+      </w:pPr>
+      <w:r>
+        <w:rPr>
+          <w:b/>
+          <w:bCs/>
+        </w:rPr>
+        <w:t>Legal/compliance</w:t>
+      </w:r>
+      <w:r>
+        <w:t>: FERPA-like obligations; local laws; IP.</w:t>
+      </w:r>
+    </w:p>
+    <w:p>
+      <w:proofErr w:type="gramStart"/>
+      <w:r>
+        <w:rPr>
+          <w:b/>
+          <w:bCs/>
+        </w:rPr>
+        <w:t>Operational best</w:t>
+      </w:r>
+      <w:proofErr w:type="gramEnd"/>
+      <w:r>
+        <w:rPr>
+          <w:b/>
+          <w:bCs/>
+        </w:rPr>
+        <w:t xml:space="preserve"> practice</w:t>
+      </w:r>
+      <w:r>
+        <w:t>: approve tools for a fixed term (e.g., 12 months) with renewal based on outcomes and incidents.</w:t>
+      </w:r>
+    </w:p>
+    <w:p>
+      <w:pPr>
+        <w:pStyle w:val="Heading3"/>
+      </w:pPr>
+      <w:bookmarkStart w:id="11" w:name="_Toc218783911"/>
+      <w:r>
+        <w:t>3.6 Faculty and Student Enablement (Training That Scales)</w:t>
+      </w:r>
+      <w:bookmarkEnd w:id="11"/>
+    </w:p>
+    <w:p>
+      <w:r>
+        <w:t xml:space="preserve">A high-quality AI integration program invests in </w:t>
+      </w:r>
+      <w:r>
+        <w:rPr>
+          <w:b/>
+          <w:bCs/>
+        </w:rPr>
+        <w:t>people</w:t>
+      </w:r>
+      <w:r>
+        <w:t>, not just tools.</w:t>
+      </w:r>
+    </w:p>
+    <w:p>
+      <w:r>
+        <w:rPr>
+          <w:b/>
+          <w:bCs/>
+        </w:rPr>
+        <w:t>Faculty enablement</w:t>
+      </w:r>
+      <w:r>
+        <w:t xml:space="preserve"> (example program structure):</w:t>
+      </w:r>
+    </w:p>
+    <w:p>
+      <w:pPr>
+        <w:numPr>
+          <w:ilvl w:val="0"/>
+          <w:numId w:val="18"/>
+        </w:numPr>
+      </w:pPr>
+      <w:r>
+        <w:t>2–3 hour “AI for Teaching” bootcamp</w:t>
+      </w:r>
+    </w:p>
+    <w:p>
+      <w:pPr>
+        <w:numPr>
+          <w:ilvl w:val="0"/>
+          <w:numId w:val="18"/>
+        </w:numPr>
+      </w:pPr>
+      <w:r>
+        <w:t>discipline-based clinics (writing courses, labs, programming, health sciences)</w:t>
+      </w:r>
+    </w:p>
+    <w:p>
+      <w:pPr>
+        <w:numPr>
+          <w:ilvl w:val="0"/>
+          <w:numId w:val="18"/>
+        </w:numPr>
+      </w:pPr>
+      <w:r>
+        <w:t>assessment redesign workshop (authentic assessment, oral defenses, in-class demonstrations)</w:t>
+      </w:r>
+    </w:p>
+    <w:p>
+      <w:pPr>
+        <w:numPr>
+          <w:ilvl w:val="0"/>
+          <w:numId w:val="18"/>
+        </w:numPr>
+      </w:pPr>
+      <w:proofErr w:type="gramStart"/>
+      <w:r>
+        <w:t>a course</w:t>
+      </w:r>
+      <w:proofErr w:type="gramEnd"/>
+      <w:r>
+        <w:t xml:space="preserve"> policy clinic using standardized templates (Stanford Teaching Commons, 2025a)</w:t>
+      </w:r>
+    </w:p>
+    <w:p>
+      <w:r>
+        <w:rPr>
+          <w:b/>
+          <w:bCs/>
+        </w:rPr>
+        <w:t>Student enablement</w:t>
       </w:r>
       <w:r>
         <w:t>:</w:t>
@@ -1464,299 +4777,1063 @@
       <w:pPr>
         <w:numPr>
           <w:ilvl w:val="0"/>
-          <w:numId w:val="14"/>
-        </w:numPr>
-      </w:pPr>
-      <w:r>
-        <w:rPr>
-          <w:b/>
-          <w:bCs/>
-        </w:rPr>
-        <w:t xml:space="preserve">Central IT </w:t>
+          <w:numId w:val="19"/>
+        </w:numPr>
+      </w:pPr>
+      <w:r>
+        <w:t>AI literacy module embedded in first-year experience</w:t>
+      </w:r>
+    </w:p>
+    <w:p>
+      <w:pPr>
+        <w:numPr>
+          <w:ilvl w:val="0"/>
+          <w:numId w:val="19"/>
+        </w:numPr>
+      </w:pPr>
+      <w:r>
+        <w:t>“</w:t>
       </w:r>
       <w:proofErr w:type="gramStart"/>
       <w:r>
-        <w:rPr>
-          <w:b/>
-          <w:bCs/>
-        </w:rPr>
-        <w:t>as</w:t>
+        <w:t>how</w:t>
       </w:r>
       <w:proofErr w:type="gramEnd"/>
       <w:r>
-        <w:rPr>
-          <w:b/>
-          <w:bCs/>
-        </w:rPr>
-        <w:t xml:space="preserve"> a broker</w:t>
-      </w:r>
-      <w:r>
-        <w:t xml:space="preserve"> for enterprise contracts and campus-wide tool governance.</w:t>
-      </w:r>
-    </w:p>
-    <w:p>
-      <w:pPr>
-        <w:numPr>
-          <w:ilvl w:val="0"/>
-          <w:numId w:val="14"/>
-        </w:numPr>
-      </w:pPr>
-      <w:r>
-        <w:rPr>
-          <w:b/>
-          <w:bCs/>
-        </w:rPr>
-        <w:t>A tool curation workstream</w:t>
-      </w:r>
-      <w:r>
-        <w:t xml:space="preserve"> that evaluates effectiveness, scalability, and sustainability (University of Pennsylvania, </w:t>
-      </w:r>
+        <w:t xml:space="preserve"> to cite/disclose AI assistance” guidance</w:t>
+      </w:r>
+    </w:p>
+    <w:p>
+      <w:pPr>
+        <w:numPr>
+          <w:ilvl w:val="0"/>
+          <w:numId w:val="19"/>
+        </w:numPr>
+      </w:pPr>
       <w:proofErr w:type="gramStart"/>
       <w:r>
-        <w:t>2025d</w:t>
+        <w:t>student</w:t>
       </w:r>
       <w:proofErr w:type="gramEnd"/>
       <w:r>
-        <w:t>).</w:t>
-      </w:r>
-    </w:p>
-    <w:p>
-      <w:pPr>
-        <w:numPr>
-          <w:ilvl w:val="0"/>
-          <w:numId w:val="14"/>
-        </w:numPr>
-      </w:pPr>
-      <w:r>
-        <w:rPr>
-          <w:b/>
-          <w:bCs/>
-        </w:rPr>
-        <w:t>Security-forward communications</w:t>
-      </w:r>
-      <w:r>
-        <w:t xml:space="preserve"> that explain why institution-approved tools are preferred.</w:t>
-      </w:r>
-    </w:p>
-    <w:p>
-      <w:pPr>
-        <w:rPr>
-          <w:b/>
-          <w:bCs/>
-        </w:rPr>
-      </w:pPr>
-      <w:r>
-        <w:rPr>
-          <w:b/>
-          <w:bCs/>
-        </w:rPr>
-        <w:t>Case Example D: Stanford University (Pedagogy + Course Policy Templates)</w:t>
-      </w:r>
-    </w:p>
-    <w:p>
-      <w:r>
-        <w:t xml:space="preserve">Stanford’s approach emphasizes </w:t>
-      </w:r>
-      <w:r>
-        <w:rPr>
-          <w:b/>
-          <w:bCs/>
-        </w:rPr>
-        <w:t>teaching practice and academic integrity</w:t>
-      </w:r>
-      <w:r>
-        <w:t xml:space="preserve"> through instructor-ready resources.</w:t>
-      </w:r>
-    </w:p>
-    <w:p>
-      <w:pPr>
-        <w:numPr>
-          <w:ilvl w:val="0"/>
-          <w:numId w:val="15"/>
-        </w:numPr>
-      </w:pPr>
-      <w:r>
-        <w:t xml:space="preserve">Stanford provides </w:t>
-      </w:r>
-      <w:r>
-        <w:rPr>
-          <w:b/>
-          <w:bCs/>
-        </w:rPr>
-        <w:t>course policy templates</w:t>
-      </w:r>
-      <w:r>
-        <w:t xml:space="preserve"> and recommended syllabus language to help instructors define permitted AI use in their classes (Stanford Teaching Commons, 2025a; Stanford Teaching Commons, 2025b).</w:t>
-      </w:r>
-    </w:p>
-    <w:p>
-      <w:pPr>
-        <w:numPr>
-          <w:ilvl w:val="0"/>
-          <w:numId w:val="15"/>
-        </w:numPr>
-      </w:pPr>
-      <w:r>
-        <w:t>Stanford’s community standards guidance addresses honor code implications and encourages explicit clarity about what constitutes acceptable vs. unacceptable use (Stanford University, 2023).</w:t>
-      </w:r>
-    </w:p>
-    <w:p>
-      <w:r>
-        <w:rPr>
-          <w:b/>
-          <w:bCs/>
-        </w:rPr>
-        <w:t>Key elements to replicate</w:t>
+        <w:t xml:space="preserve"> integrity orientation focused on learning objectives</w:t>
+      </w:r>
+    </w:p>
+    <w:p>
+      <w:pPr>
+        <w:pStyle w:val="Heading3"/>
+      </w:pPr>
+      <w:bookmarkStart w:id="12" w:name="_Toc218783912"/>
+      <w:r>
+        <w:t>3.7 Phased Rollout (What to Do First)</w:t>
+      </w:r>
+      <w:bookmarkEnd w:id="12"/>
+    </w:p>
+    <w:p>
+      <w:r>
+        <w:t>A proven sequence is:</w:t>
+      </w:r>
+    </w:p>
+    <w:p>
+      <w:pPr>
+        <w:numPr>
+          <w:ilvl w:val="0"/>
+          <w:numId w:val="20"/>
+        </w:numPr>
+      </w:pPr>
+      <w:r>
+        <w:rPr>
+          <w:b/>
+          <w:bCs/>
+        </w:rPr>
+        <w:t>Phase 0 (0–60 days)</w:t>
+      </w:r>
+      <w:r>
+        <w:t>: governance charter; policies; pilot criteria; initial training.</w:t>
+      </w:r>
+    </w:p>
+    <w:p>
+      <w:pPr>
+        <w:numPr>
+          <w:ilvl w:val="0"/>
+          <w:numId w:val="20"/>
+        </w:numPr>
+      </w:pPr>
+      <w:r>
+        <w:rPr>
+          <w:b/>
+          <w:bCs/>
+        </w:rPr>
+        <w:lastRenderedPageBreak/>
+        <w:t>Phase 1 (2–6 months)</w:t>
+      </w:r>
+      <w:r>
+        <w:t>: launch a minimal AI hub with 1–2 approved tools; run pilots in a few courses and research groups.</w:t>
+      </w:r>
+    </w:p>
+    <w:p>
+      <w:pPr>
+        <w:numPr>
+          <w:ilvl w:val="0"/>
+          <w:numId w:val="20"/>
+        </w:numPr>
+      </w:pPr>
+      <w:r>
+        <w:rPr>
+          <w:b/>
+          <w:bCs/>
+        </w:rPr>
+        <w:t>Phase 2 (6–12 months)</w:t>
+      </w:r>
+      <w:r>
+        <w:t>: expand tools; integrate into LMS and library services; scale faculty development.</w:t>
+      </w:r>
+    </w:p>
+    <w:p>
+      <w:pPr>
+        <w:numPr>
+          <w:ilvl w:val="0"/>
+          <w:numId w:val="20"/>
+        </w:numPr>
+      </w:pPr>
+      <w:r>
+        <w:rPr>
+          <w:b/>
+          <w:bCs/>
+        </w:rPr>
+        <w:t>Phase 3 (12+ months)</w:t>
+      </w:r>
+      <w:r>
+        <w:t>: formalize micro-credentials; expand to enterprise workflows; continuous monitoring and improvement.</w:t>
+      </w:r>
+    </w:p>
+    <w:p>
+      <w:pPr>
+        <w:pStyle w:val="Heading2"/>
+      </w:pPr>
+      <w:bookmarkStart w:id="13" w:name="_Toc218783913"/>
+      <w:r>
+        <w:t>4. Where to Look for Funding</w:t>
+      </w:r>
+      <w:bookmarkEnd w:id="13"/>
+    </w:p>
+    <w:p>
+      <w:r>
+        <w:t xml:space="preserve">Funding is typically a blend of </w:t>
+      </w:r>
+      <w:r>
+        <w:rPr>
+          <w:b/>
+          <w:bCs/>
+        </w:rPr>
+        <w:t>internal reallocation</w:t>
+      </w:r>
+      <w:r>
+        <w:t xml:space="preserve">, </w:t>
+      </w:r>
+      <w:r>
+        <w:rPr>
+          <w:b/>
+          <w:bCs/>
+        </w:rPr>
+        <w:t>external grants</w:t>
+      </w:r>
+      <w:r>
+        <w:t xml:space="preserve">, and </w:t>
+      </w:r>
+      <w:r>
+        <w:rPr>
+          <w:b/>
+          <w:bCs/>
+        </w:rPr>
+        <w:t>strategic partnerships</w:t>
+      </w:r>
+      <w:r>
+        <w:t xml:space="preserve">. A useful mindset is to treat AI integration as </w:t>
+      </w:r>
+      <w:proofErr w:type="gramStart"/>
+      <w:r>
+        <w:t>both (a)</w:t>
+      </w:r>
+      <w:proofErr w:type="gramEnd"/>
+      <w:r>
+        <w:t xml:space="preserve"> a teaching and learning modernization initiative and (b) a digital infrastructure/capacity-building initiative. That framing broadens funding options.</w:t>
+      </w:r>
+    </w:p>
+    <w:p>
+      <w:pPr>
+        <w:pStyle w:val="Heading3"/>
+      </w:pPr>
+      <w:bookmarkStart w:id="14" w:name="_Toc218783914"/>
+      <w:r>
+        <w:t>4.1 Internal Funding Sources (Start Small, Show Value)</w:t>
+      </w:r>
+      <w:bookmarkEnd w:id="14"/>
+    </w:p>
+    <w:p>
+      <w:pPr>
+        <w:numPr>
+          <w:ilvl w:val="0"/>
+          <w:numId w:val="21"/>
+        </w:numPr>
+      </w:pPr>
+      <w:r>
+        <w:rPr>
+          <w:b/>
+          <w:bCs/>
+        </w:rPr>
+        <w:t>Teaching innovation funds</w:t>
+      </w:r>
+      <w:r>
+        <w:t xml:space="preserve"> (provost-level competitive mini-grants)</w:t>
+      </w:r>
+    </w:p>
+    <w:p>
+      <w:pPr>
+        <w:numPr>
+          <w:ilvl w:val="0"/>
+          <w:numId w:val="21"/>
+        </w:numPr>
+      </w:pPr>
+      <w:r>
+        <w:rPr>
+          <w:b/>
+          <w:bCs/>
+        </w:rPr>
+        <w:t>Center for Teaching and Learning budgets</w:t>
+      </w:r>
+      <w:r>
+        <w:t xml:space="preserve"> (faculty development, course redesign)</w:t>
+      </w:r>
+    </w:p>
+    <w:p>
+      <w:pPr>
+        <w:numPr>
+          <w:ilvl w:val="0"/>
+          <w:numId w:val="21"/>
+        </w:numPr>
+      </w:pPr>
+      <w:r>
+        <w:rPr>
+          <w:b/>
+          <w:bCs/>
+        </w:rPr>
+        <w:t>Library and research computing budgets</w:t>
+      </w:r>
+      <w:r>
+        <w:t xml:space="preserve"> (research enablement tools)</w:t>
+      </w:r>
+    </w:p>
+    <w:p>
+      <w:pPr>
+        <w:numPr>
+          <w:ilvl w:val="0"/>
+          <w:numId w:val="21"/>
+        </w:numPr>
+      </w:pPr>
+      <w:r>
+        <w:rPr>
+          <w:b/>
+          <w:bCs/>
+        </w:rPr>
+        <w:t>Technology refresh funds</w:t>
+      </w:r>
+      <w:r>
+        <w:t xml:space="preserve"> (identity, monitoring, secure platforms)</w:t>
+      </w:r>
+    </w:p>
+    <w:p>
+      <w:r>
+        <w:rPr>
+          <w:b/>
+          <w:bCs/>
+        </w:rPr>
+        <w:t>Practical internal strategy</w:t>
+      </w:r>
+      <w:r>
+        <w:t>: run a 6–</w:t>
+      </w:r>
+      <w:proofErr w:type="gramStart"/>
+      <w:r>
+        <w:t>12 month</w:t>
+      </w:r>
+      <w:proofErr w:type="gramEnd"/>
+      <w:r>
+        <w:t xml:space="preserve"> pilot funded as a teaching innovation initiative; use pilot evidence (student learning outcomes, integrity incident reduction, faculty time saved) to justify recurring funding.</w:t>
+      </w:r>
+    </w:p>
+    <w:p>
+      <w:pPr>
+        <w:rPr>
+          <w:b/>
+          <w:bCs/>
+        </w:rPr>
+      </w:pPr>
+      <w:r>
+        <w:rPr>
+          <w:b/>
+          <w:bCs/>
+        </w:rPr>
+        <w:t>4.2 External Funding Sources (United States and Global)</w:t>
+      </w:r>
+    </w:p>
+    <w:p>
+      <w:pPr>
+        <w:rPr>
+          <w:b/>
+          <w:bCs/>
+        </w:rPr>
+      </w:pPr>
+      <w:r>
+        <w:rPr>
+          <w:b/>
+          <w:bCs/>
+        </w:rPr>
+        <w:t>(A) Government and public research funding</w:t>
+      </w:r>
+    </w:p>
+    <w:p>
+      <w:pPr>
+        <w:numPr>
+          <w:ilvl w:val="0"/>
+          <w:numId w:val="22"/>
+        </w:numPr>
+      </w:pPr>
+      <w:r>
+        <w:rPr>
+          <w:b/>
+          <w:bCs/>
+        </w:rPr>
+        <w:t>National Science Foundation (NSF)</w:t>
+      </w:r>
+      <w:r>
+        <w:t xml:space="preserve">: The NSF funds major AI initiatives including the </w:t>
+      </w:r>
+      <w:r>
+        <w:rPr>
+          <w:b/>
+          <w:bCs/>
+        </w:rPr>
+        <w:t>National Artificial Intelligence Research Institutes</w:t>
+      </w:r>
+      <w:r>
+        <w:t>, which are designed to build national AI capacity, research, and workforce development (National Science Foundation, 2023; National Science Foundation, 2025). Universities can pursue institute-scale awards or participate as partners.</w:t>
+      </w:r>
+    </w:p>
+    <w:p>
+      <w:pPr>
+        <w:rPr>
+          <w:b/>
+          <w:bCs/>
+        </w:rPr>
+      </w:pPr>
+      <w:r>
+        <w:rPr>
+          <w:b/>
+          <w:bCs/>
+        </w:rPr>
+        <w:t>(B) Philanthropic foundations and education-focused funders</w:t>
+      </w:r>
+    </w:p>
+    <w:p>
+      <w:pPr>
+        <w:numPr>
+          <w:ilvl w:val="0"/>
+          <w:numId w:val="23"/>
+        </w:numPr>
+      </w:pPr>
+      <w:r>
+        <w:t>Foundations often fund capacity-building, workforce readiness, and digital inclusion. For Africa-focused initiatives, large foundations may fund university partnerships and digital skills programs (Mastercard Foundation, n.d.). One example is the major partnership between Carnegie Mellon University and the Mastercard Foundation to expand advanced engineering and technology education through CMU-Africa and a Center for Inclusive Digital Transformation (Mastercard Foundation, 2022).</w:t>
+      </w:r>
+    </w:p>
+    <w:p>
+      <w:pPr>
+        <w:rPr>
+          <w:b/>
+          <w:bCs/>
+        </w:rPr>
+      </w:pPr>
+      <w:r>
+        <w:rPr>
+          <w:b/>
+          <w:bCs/>
+        </w:rPr>
+        <w:t>(C) Corporate partnerships and in-kind resources</w:t>
+      </w:r>
+    </w:p>
+    <w:p>
+      <w:pPr>
+        <w:numPr>
+          <w:ilvl w:val="0"/>
+          <w:numId w:val="24"/>
+        </w:numPr>
+      </w:pPr>
+      <w:r>
+        <w:t xml:space="preserve">Technology providers increasingly offer </w:t>
+      </w:r>
+      <w:r>
+        <w:rPr>
+          <w:b/>
+          <w:bCs/>
+        </w:rPr>
+        <w:t>education accelerators</w:t>
+      </w:r>
+      <w:r>
+        <w:t xml:space="preserve">, training, cloud credits, and campus access programs. For example, Google’s education programs describe </w:t>
+      </w:r>
+      <w:r>
+        <w:lastRenderedPageBreak/>
+        <w:t>institution-level access pathways and training support in an education accelerator format (Google, n.d.). Google.org has also announced significant AI education funding to support AI skills development for educators and students (Google.org, 2024).</w:t>
+      </w:r>
+    </w:p>
+    <w:p>
+      <w:r>
+        <w:rPr>
+          <w:b/>
+          <w:bCs/>
+        </w:rPr>
+        <w:t>How to use corporate partnerships safely</w:t>
+      </w:r>
+      <w:r>
+        <w:t>: governance committees should require privacy/security controls, limit vendor lock-in, and maintain academic independence.</w:t>
+      </w:r>
+    </w:p>
+    <w:p>
+      <w:pPr>
+        <w:pStyle w:val="Heading3"/>
+      </w:pPr>
+      <w:bookmarkStart w:id="15" w:name="_Toc218783915"/>
+      <w:r>
+        <w:t>4.3 Funding Sources and Pathways Relevant to Ghana</w:t>
+      </w:r>
+      <w:bookmarkEnd w:id="15"/>
+    </w:p>
+    <w:p>
+      <w:r>
+        <w:t>Ghana-based institutions can pursue a mix of domestic and international sources:</w:t>
+      </w:r>
+    </w:p>
+    <w:p>
+      <w:pPr>
+        <w:rPr>
+          <w:b/>
+          <w:bCs/>
+        </w:rPr>
+      </w:pPr>
+      <w:r>
+        <w:rPr>
+          <w:b/>
+          <w:bCs/>
+        </w:rPr>
+        <w:t>(A) Domestic public funding and national initiatives</w:t>
+      </w:r>
+    </w:p>
+    <w:p>
+      <w:pPr>
+        <w:numPr>
+          <w:ilvl w:val="0"/>
+          <w:numId w:val="25"/>
+        </w:numPr>
+      </w:pPr>
+      <w:r>
+        <w:rPr>
+          <w:b/>
+          <w:bCs/>
+        </w:rPr>
+        <w:t>Ghana Education Trust Fund (</w:t>
+      </w:r>
+      <w:proofErr w:type="spellStart"/>
+      <w:r>
+        <w:rPr>
+          <w:b/>
+          <w:bCs/>
+        </w:rPr>
+        <w:t>GETFund</w:t>
+      </w:r>
+      <w:proofErr w:type="spellEnd"/>
+      <w:r>
+        <w:rPr>
+          <w:b/>
+          <w:bCs/>
+        </w:rPr>
+        <w:t>)</w:t>
+      </w:r>
+      <w:r>
+        <w:t xml:space="preserve"> supports education infrastructure and can also strengthen science, technology, and innovation capacity, including research and educational infrastructure (ATPS, 2025).</w:t>
+      </w:r>
+    </w:p>
+    <w:p>
+      <w:pPr>
+        <w:numPr>
+          <w:ilvl w:val="0"/>
+          <w:numId w:val="25"/>
+        </w:numPr>
+      </w:pPr>
+      <w:r>
+        <w:t xml:space="preserve">Align proposals with Ghana’s digital and AI priorities, including the </w:t>
+      </w:r>
+      <w:r>
+        <w:rPr>
+          <w:b/>
+          <w:bCs/>
+        </w:rPr>
+        <w:t>National AI Strategy</w:t>
+      </w:r>
+      <w:r>
+        <w:t xml:space="preserve">, which emphasizes data as a national asset and innovation enablement (Ministry of Communications and </w:t>
+      </w:r>
+      <w:proofErr w:type="spellStart"/>
+      <w:r>
+        <w:t>Digitalisation</w:t>
+      </w:r>
+      <w:proofErr w:type="spellEnd"/>
+      <w:r>
+        <w:t>, 2025).</w:t>
+      </w:r>
+    </w:p>
+    <w:p>
+      <w:pPr>
+        <w:rPr>
+          <w:b/>
+          <w:bCs/>
+        </w:rPr>
+      </w:pPr>
+      <w:r>
+        <w:rPr>
+          <w:b/>
+          <w:bCs/>
+        </w:rPr>
+        <w:t>(B) International development organizations</w:t>
+      </w:r>
+    </w:p>
+    <w:p>
+      <w:pPr>
+        <w:numPr>
+          <w:ilvl w:val="0"/>
+          <w:numId w:val="26"/>
+        </w:numPr>
+      </w:pPr>
+      <w:r>
+        <w:rPr>
+          <w:b/>
+          <w:bCs/>
+        </w:rPr>
+        <w:t>World Bank / IFC / regional development banks</w:t>
+      </w:r>
+      <w:r>
+        <w:t xml:space="preserve">: Digital skills and digital economy programs can fund higher education capacity-building. The World Bank’s </w:t>
+      </w:r>
+      <w:r>
+        <w:rPr>
+          <w:b/>
+          <w:bCs/>
+        </w:rPr>
+        <w:t>Digital Economy for Africa (DE4A)</w:t>
+      </w:r>
+      <w:r>
+        <w:t xml:space="preserve"> initiative positions digital skills as a foundational pillar for Africa’s digital transformation (World Bank, n.d.).</w:t>
+      </w:r>
+    </w:p>
+    <w:p>
+      <w:pPr>
+        <w:rPr>
+          <w:b/>
+          <w:bCs/>
+        </w:rPr>
+      </w:pPr>
+      <w:r>
+        <w:rPr>
+          <w:b/>
+          <w:bCs/>
+        </w:rPr>
+        <w:t>(C) International university partnerships and diaspora networks</w:t>
+      </w:r>
+    </w:p>
+    <w:p>
+      <w:pPr>
+        <w:numPr>
+          <w:ilvl w:val="0"/>
+          <w:numId w:val="27"/>
+        </w:numPr>
+      </w:pPr>
+      <w:r>
+        <w:t>“Twinning” arrangements (Ghana university + partner university abroad) can unlock shared cloud credits, co-developed curriculum, visiting faculty, and joint research proposals.</w:t>
+      </w:r>
+    </w:p>
+    <w:p>
+      <w:pPr>
+        <w:pStyle w:val="Heading3"/>
+      </w:pPr>
+      <w:bookmarkStart w:id="16" w:name="_Toc218783916"/>
+      <w:r>
+        <w:t>4.4 Cost-Reduction Strategies (Especially Important for Resource-Constrained Schools)</w:t>
+      </w:r>
+      <w:bookmarkEnd w:id="16"/>
+    </w:p>
+    <w:p>
+      <w:pPr>
+        <w:numPr>
+          <w:ilvl w:val="0"/>
+          <w:numId w:val="28"/>
+        </w:numPr>
+      </w:pPr>
+      <w:r>
+        <w:rPr>
+          <w:b/>
+          <w:bCs/>
+        </w:rPr>
+        <w:t>Start with 1–2 high-impact tools</w:t>
+      </w:r>
+      <w:r>
+        <w:t xml:space="preserve"> rather than many tools.</w:t>
+      </w:r>
+    </w:p>
+    <w:p>
+      <w:pPr>
+        <w:numPr>
+          <w:ilvl w:val="0"/>
+          <w:numId w:val="28"/>
+        </w:numPr>
+      </w:pPr>
+      <w:r>
+        <w:t xml:space="preserve">Use </w:t>
+      </w:r>
+      <w:r>
+        <w:rPr>
+          <w:b/>
+          <w:bCs/>
+        </w:rPr>
+        <w:t>centralized licensing</w:t>
+      </w:r>
+      <w:r>
+        <w:t xml:space="preserve"> to reduce per-user cost and improve security.</w:t>
+      </w:r>
+    </w:p>
+    <w:p>
+      <w:pPr>
+        <w:numPr>
+          <w:ilvl w:val="0"/>
+          <w:numId w:val="28"/>
+        </w:numPr>
+      </w:pPr>
+      <w:r>
+        <w:t xml:space="preserve">Prefer </w:t>
+      </w:r>
+      <w:r>
+        <w:rPr>
+          <w:b/>
+          <w:bCs/>
+        </w:rPr>
+        <w:t>cloud-based services</w:t>
+      </w:r>
+      <w:r>
+        <w:t xml:space="preserve"> to reduce capital expenses (but ensure privacy controls).</w:t>
+      </w:r>
+    </w:p>
+    <w:p>
+      <w:pPr>
+        <w:numPr>
+          <w:ilvl w:val="0"/>
+          <w:numId w:val="28"/>
+        </w:numPr>
+      </w:pPr>
+      <w:r>
+        <w:t xml:space="preserve">Deploy </w:t>
+      </w:r>
+      <w:r>
+        <w:rPr>
+          <w:b/>
+          <w:bCs/>
+        </w:rPr>
+        <w:t>open educational resources</w:t>
+      </w:r>
+      <w:r>
+        <w:t xml:space="preserve"> (OER) for AI literacy modules.</w:t>
+      </w:r>
+    </w:p>
+    <w:p>
+      <w:pPr>
+        <w:numPr>
+          <w:ilvl w:val="0"/>
+          <w:numId w:val="28"/>
+        </w:numPr>
+      </w:pPr>
+      <w:r>
+        <w:t xml:space="preserve">Build </w:t>
+      </w:r>
+      <w:r>
+        <w:rPr>
+          <w:b/>
+          <w:bCs/>
+        </w:rPr>
+        <w:t>shared services</w:t>
+      </w:r>
+      <w:r>
+        <w:t xml:space="preserve"> across multiple institutions (e.g., a regional AI hub).</w:t>
+      </w:r>
+    </w:p>
+    <w:p>
+      <w:pPr>
+        <w:pStyle w:val="Heading2"/>
+      </w:pPr>
+      <w:bookmarkStart w:id="17" w:name="_Toc218783917"/>
+      <w:r>
+        <w:t>5. Expertise Needed for Successful Integration</w:t>
+      </w:r>
+      <w:bookmarkEnd w:id="17"/>
+    </w:p>
+    <w:p>
+      <w:r>
+        <w:t>A practical AI-in-curriculum program requires a blend of academic, technical, and governance capabilities. Universities do not need to hire a large new team immediately; many roles can be “fractional” (part-time assignment) during early phases.</w:t>
+      </w:r>
+    </w:p>
+    <w:p>
+      <w:pPr>
+        <w:pStyle w:val="Heading3"/>
+      </w:pPr>
+      <w:bookmarkStart w:id="18" w:name="_Toc218783918"/>
+      <w:r>
+        <w:lastRenderedPageBreak/>
+        <w:t>5.1 Core Roles and Responsibilities (Minimum Viable Team)</w:t>
+      </w:r>
+      <w:bookmarkEnd w:id="18"/>
+    </w:p>
+    <w:p>
+      <w:r>
+        <w:rPr>
+          <w:b/>
+          <w:bCs/>
+        </w:rPr>
+        <w:t>(A) Academic and pedagogical roles</w:t>
+      </w:r>
+    </w:p>
+    <w:p>
+      <w:pPr>
+        <w:numPr>
+          <w:ilvl w:val="0"/>
+          <w:numId w:val="29"/>
+        </w:numPr>
+      </w:pPr>
+      <w:r>
+        <w:rPr>
+          <w:b/>
+          <w:bCs/>
+        </w:rPr>
+        <w:t>Academic Sponsor (Provost/Dean)</w:t>
+      </w:r>
+      <w:r>
+        <w:t>: owns outcomes, budget, and institutional alignment.</w:t>
+      </w:r>
+    </w:p>
+    <w:p>
+      <w:pPr>
+        <w:numPr>
+          <w:ilvl w:val="0"/>
+          <w:numId w:val="29"/>
+        </w:numPr>
+      </w:pPr>
+      <w:r>
+        <w:rPr>
+          <w:b/>
+          <w:bCs/>
+        </w:rPr>
+        <w:t>AI Curriculum Lead (Faculty Champion)</w:t>
+      </w:r>
+      <w:r>
+        <w:t>: drives curriculum integration, helps define discipline-specific AI competencies.</w:t>
+      </w:r>
+    </w:p>
+    <w:p>
+      <w:pPr>
+        <w:numPr>
+          <w:ilvl w:val="0"/>
+          <w:numId w:val="29"/>
+        </w:numPr>
+      </w:pPr>
+      <w:r>
+        <w:rPr>
+          <w:b/>
+          <w:bCs/>
+        </w:rPr>
+        <w:t>Instructional Designer / Teaching Commons Lead</w:t>
+      </w:r>
+      <w:r>
+        <w:t>: supports assessment redesign, learning objectives, and faculty enablement.</w:t>
+      </w:r>
+    </w:p>
+    <w:p>
+      <w:pPr>
+        <w:numPr>
+          <w:ilvl w:val="0"/>
+          <w:numId w:val="29"/>
+        </w:numPr>
+      </w:pPr>
+      <w:r>
+        <w:rPr>
+          <w:b/>
+          <w:bCs/>
+        </w:rPr>
+        <w:t>Library Lead (Information Literacy)</w:t>
+      </w:r>
+      <w:r>
+        <w:t>: teaches AI literacy, source evaluation, citation/disclosure, research workflows.</w:t>
+      </w:r>
+    </w:p>
+    <w:p>
+      <w:r>
+        <w:rPr>
+          <w:b/>
+          <w:bCs/>
+        </w:rPr>
+        <w:t>(B) Governance, ethics, and risk roles</w:t>
+      </w:r>
+    </w:p>
+    <w:p>
+      <w:pPr>
+        <w:numPr>
+          <w:ilvl w:val="0"/>
+          <w:numId w:val="30"/>
+        </w:numPr>
+      </w:pPr>
+      <w:r>
+        <w:rPr>
+          <w:b/>
+          <w:bCs/>
+        </w:rPr>
+        <w:t>Responsible AI / Ethics Lead</w:t>
+      </w:r>
+      <w:r>
+        <w:t>: ensures fairness, transparency, harm reduction; aligns to human-centered guidance (UNESCO, 2021).</w:t>
+      </w:r>
+    </w:p>
+    <w:p>
+      <w:pPr>
+        <w:numPr>
+          <w:ilvl w:val="0"/>
+          <w:numId w:val="30"/>
+        </w:numPr>
+      </w:pPr>
+      <w:r>
+        <w:rPr>
+          <w:b/>
+          <w:bCs/>
+        </w:rPr>
+        <w:t>Privacy Officer / Data Protection Lead</w:t>
+      </w:r>
+      <w:r>
+        <w:t>: defines data handling rules, vendor privacy reviews.</w:t>
+      </w:r>
+    </w:p>
+    <w:p>
+      <w:pPr>
+        <w:numPr>
+          <w:ilvl w:val="0"/>
+          <w:numId w:val="30"/>
+        </w:numPr>
+      </w:pPr>
+      <w:r>
+        <w:rPr>
+          <w:b/>
+          <w:bCs/>
+        </w:rPr>
+        <w:t>Legal/Compliance Representative</w:t>
+      </w:r>
+      <w:r>
+        <w:t>: contract review, intellectual property (IP), data processing agreements.</w:t>
+      </w:r>
+    </w:p>
+    <w:p>
+      <w:r>
+        <w:rPr>
+          <w:b/>
+          <w:bCs/>
+        </w:rPr>
+        <w:t>(C) Technical roles</w:t>
+      </w:r>
+    </w:p>
+    <w:p>
+      <w:pPr>
+        <w:numPr>
+          <w:ilvl w:val="0"/>
+          <w:numId w:val="31"/>
+        </w:numPr>
+      </w:pPr>
+      <w:r>
+        <w:rPr>
+          <w:b/>
+          <w:bCs/>
+        </w:rPr>
+        <w:t>AI Platform Owner (IT/Research Computing)</w:t>
+      </w:r>
+      <w:r>
+        <w:t>: manages the AI hub portal, integrations, and uptime.</w:t>
+      </w:r>
+    </w:p>
+    <w:p>
+      <w:pPr>
+        <w:numPr>
+          <w:ilvl w:val="0"/>
+          <w:numId w:val="31"/>
+        </w:numPr>
+      </w:pPr>
+      <w:r>
+        <w:rPr>
+          <w:b/>
+          <w:bCs/>
+        </w:rPr>
+        <w:t>Identity &amp; Access Management (IAM) Specialist</w:t>
+      </w:r>
+      <w:r>
+        <w:t>: SSO/MFA, role-based access, lifecycle management.</w:t>
+      </w:r>
+    </w:p>
+    <w:p>
+      <w:pPr>
+        <w:numPr>
+          <w:ilvl w:val="0"/>
+          <w:numId w:val="31"/>
+        </w:numPr>
+      </w:pPr>
+      <w:r>
+        <w:rPr>
+          <w:b/>
+          <w:bCs/>
+        </w:rPr>
+        <w:t>Security Engineer</w:t>
+      </w:r>
+      <w:r>
+        <w:t>: logging, monitoring, incident response, vendor security assessments.</w:t>
+      </w:r>
+    </w:p>
+    <w:p>
+      <w:pPr>
+        <w:numPr>
+          <w:ilvl w:val="0"/>
+          <w:numId w:val="31"/>
+        </w:numPr>
+      </w:pPr>
+      <w:r>
+        <w:rPr>
+          <w:b/>
+          <w:bCs/>
+        </w:rPr>
+        <w:t xml:space="preserve">Learning Management System (LMS) </w:t>
+      </w:r>
+      <w:proofErr w:type="gramStart"/>
+      <w:r>
+        <w:rPr>
+          <w:b/>
+          <w:bCs/>
+        </w:rPr>
+        <w:t>Administrator</w:t>
       </w:r>
       <w:r>
         <w:t>:</w:t>
       </w:r>
-    </w:p>
-    <w:p>
-      <w:pPr>
-        <w:numPr>
-          <w:ilvl w:val="0"/>
-          <w:numId w:val="16"/>
-        </w:numPr>
-      </w:pPr>
-      <w:r>
-        <w:rPr>
-          <w:b/>
-          <w:bCs/>
-        </w:rPr>
-        <w:t>Institution-wide course policy templates</w:t>
-      </w:r>
-      <w:r>
-        <w:t xml:space="preserve"> to ensure consistent expectations.</w:t>
-      </w:r>
-    </w:p>
-    <w:p>
-      <w:pPr>
-        <w:numPr>
-          <w:ilvl w:val="0"/>
-          <w:numId w:val="16"/>
-        </w:numPr>
-      </w:pPr>
-      <w:r>
-        <w:rPr>
-          <w:b/>
-          <w:bCs/>
-        </w:rPr>
-        <w:t>Discipline-specific guidance</w:t>
-      </w:r>
-      <w:r>
-        <w:t xml:space="preserve"> on assessment redesign and learning objectives.</w:t>
-      </w:r>
-    </w:p>
-    <w:p>
-      <w:pPr>
-        <w:numPr>
-          <w:ilvl w:val="0"/>
-          <w:numId w:val="16"/>
-        </w:numPr>
-      </w:pPr>
-      <w:r>
-        <w:rPr>
-          <w:b/>
-          <w:bCs/>
-        </w:rPr>
-        <w:t>Student-facing guidance</w:t>
-      </w:r>
-      <w:r>
-        <w:t xml:space="preserve"> that supports ethical use and learning (Stanford University, 2023).</w:t>
-      </w:r>
-    </w:p>
-    <w:p>
-      <w:pPr>
-        <w:rPr>
-          <w:b/>
-          <w:bCs/>
-        </w:rPr>
-      </w:pPr>
-      <w:r>
-        <w:rPr>
-          <w:b/>
-          <w:bCs/>
-        </w:rPr>
-        <w:t>3.5 Tool Vetting and Approval (A Repeatable Rubric)</w:t>
-      </w:r>
-    </w:p>
-    <w:p>
-      <w:r>
-        <w:t>Universities struggling “where to begin” should adopt a rubric that produces consistent decisions.</w:t>
-      </w:r>
-    </w:p>
-    <w:p>
-      <w:r>
-        <w:rPr>
-          <w:b/>
-          <w:bCs/>
-        </w:rPr>
-        <w:t>Suggested vetting criteria</w:t>
-      </w:r>
-      <w:r>
-        <w:t xml:space="preserve"> (minimum):</w:t>
-      </w:r>
-    </w:p>
-    <w:p>
-      <w:pPr>
-        <w:numPr>
-          <w:ilvl w:val="0"/>
-          <w:numId w:val="17"/>
-        </w:numPr>
-      </w:pPr>
-      <w:r>
-        <w:rPr>
-          <w:b/>
-          <w:bCs/>
-        </w:rPr>
-        <w:t>Data protection &amp; privacy</w:t>
-      </w:r>
-      <w:r>
-        <w:t>: Does the vendor train on user data? Can data retention be controlled? (NIST, 2023)</w:t>
-      </w:r>
-    </w:p>
-    <w:p>
-      <w:pPr>
-        <w:numPr>
-          <w:ilvl w:val="0"/>
-          <w:numId w:val="17"/>
-        </w:numPr>
-      </w:pPr>
-      <w:r>
-        <w:rPr>
-          <w:b/>
-          <w:bCs/>
-        </w:rPr>
-        <w:t>Security</w:t>
-      </w:r>
-      <w:r>
-        <w:t>: SSO/MFA support; encryption; audit logs; admin controls.</w:t>
-      </w:r>
-    </w:p>
-    <w:p>
-      <w:pPr>
-        <w:numPr>
-          <w:ilvl w:val="0"/>
-          <w:numId w:val="17"/>
-        </w:numPr>
-      </w:pPr>
-      <w:r>
-        <w:rPr>
-          <w:b/>
-          <w:bCs/>
-        </w:rPr>
-        <w:t>Academic fit</w:t>
-      </w:r>
-      <w:r>
-        <w:t>: supports learning objectives; discipline relevance.</w:t>
-      </w:r>
-    </w:p>
-    <w:p>
-      <w:pPr>
-        <w:numPr>
-          <w:ilvl w:val="0"/>
-          <w:numId w:val="17"/>
+      <w:proofErr w:type="gramEnd"/>
+      <w:r>
+        <w:t xml:space="preserve"> integrates guidance and tools into LMS; supports analytics.</w:t>
+      </w:r>
+    </w:p>
+    <w:p>
+      <w:pPr>
+        <w:pStyle w:val="Heading3"/>
+      </w:pPr>
+      <w:bookmarkStart w:id="19" w:name="_Toc218783919"/>
+      <w:r>
+        <w:t>5.2 Faculty Development: What Faculty Must Learn (and What They Don’t)</w:t>
+      </w:r>
+      <w:bookmarkEnd w:id="19"/>
+    </w:p>
+    <w:p>
+      <w:r>
+        <w:t>Faculty do not need to become AI engineers. They do need a practical understanding of:</w:t>
+      </w:r>
+    </w:p>
+    <w:p>
+      <w:pPr>
+        <w:numPr>
+          <w:ilvl w:val="0"/>
+          <w:numId w:val="32"/>
+        </w:numPr>
+      </w:pPr>
+      <w:r>
+        <w:t>how AI tools work at a high level, including limitations and hallucinations (NIST, 2023)</w:t>
+      </w:r>
+    </w:p>
+    <w:p>
+      <w:pPr>
+        <w:numPr>
+          <w:ilvl w:val="0"/>
+          <w:numId w:val="32"/>
+        </w:numPr>
+      </w:pPr>
+      <w:proofErr w:type="gramStart"/>
+      <w:r>
+        <w:t>how</w:t>
+      </w:r>
+      <w:proofErr w:type="gramEnd"/>
+      <w:r>
+        <w:t xml:space="preserve"> to design assignments where AI use supports learning objectives</w:t>
+      </w:r>
+    </w:p>
+    <w:p>
+      <w:pPr>
+        <w:numPr>
+          <w:ilvl w:val="0"/>
+          <w:numId w:val="32"/>
+        </w:numPr>
+      </w:pPr>
+      <w:r>
+        <w:t>how to write and enforce clear course policies (Stanford Teaching Commons, 2025a)</w:t>
+      </w:r>
+    </w:p>
+    <w:p>
+      <w:pPr>
+        <w:numPr>
+          <w:ilvl w:val="0"/>
+          <w:numId w:val="32"/>
+        </w:numPr>
+      </w:pPr>
+      <w:r>
+        <w:t>how to teach AI literacy and ethical use in discipline contexts (UNESCO, 2021)</w:t>
+      </w:r>
+    </w:p>
+    <w:p>
+      <w:r>
+        <w:rPr>
+          <w:b/>
+          <w:bCs/>
+        </w:rPr>
+        <w:t>Recommended faculty training modules</w:t>
+      </w:r>
+      <w:r>
+        <w:t xml:space="preserve"> (with artifacts):</w:t>
+      </w:r>
+    </w:p>
+    <w:p>
+      <w:pPr>
+        <w:numPr>
+          <w:ilvl w:val="0"/>
+          <w:numId w:val="33"/>
+        </w:numPr>
+      </w:pPr>
+      <w:r>
+        <w:rPr>
+          <w:b/>
+          <w:bCs/>
+        </w:rPr>
+        <w:t>AI literacy for educators</w:t>
+      </w:r>
+      <w:r>
+        <w:t xml:space="preserve"> (capabilities/limitations; bias; privacy)</w:t>
+      </w:r>
+    </w:p>
+    <w:p>
+      <w:pPr>
+        <w:numPr>
+          <w:ilvl w:val="0"/>
+          <w:numId w:val="33"/>
         </w:numPr>
       </w:pPr>
       <w:r>
@@ -1765,1479 +5842,174 @@
           <w:bCs/>
         </w:rPr>
         <w:lastRenderedPageBreak/>
-        <w:t>Integrity risk</w:t>
-      </w:r>
-      <w:r>
-        <w:t>: potential for plagiarism/contract cheating; supports disclosure.</w:t>
-      </w:r>
-    </w:p>
-    <w:p>
-      <w:pPr>
-        <w:numPr>
-          <w:ilvl w:val="0"/>
-          <w:numId w:val="17"/>
-        </w:numPr>
-      </w:pPr>
-      <w:r>
-        <w:rPr>
-          <w:b/>
-          <w:bCs/>
-        </w:rPr>
-        <w:t>Equity &amp; accessibility</w:t>
-      </w:r>
-      <w:r>
-        <w:t>: availability to all students; low-bandwidth options; disability accommodation (UNESCO, 2021).</w:t>
-      </w:r>
-    </w:p>
-    <w:p>
-      <w:pPr>
-        <w:numPr>
-          <w:ilvl w:val="0"/>
-          <w:numId w:val="17"/>
-        </w:numPr>
-      </w:pPr>
-      <w:r>
-        <w:rPr>
-          <w:b/>
-          <w:bCs/>
-        </w:rPr>
-        <w:t>Cost and sustainability</w:t>
-      </w:r>
-      <w:r>
-        <w:t>: total cost of ownership; predictable licensing.</w:t>
-      </w:r>
-    </w:p>
-    <w:p>
-      <w:pPr>
-        <w:numPr>
-          <w:ilvl w:val="0"/>
-          <w:numId w:val="17"/>
-        </w:numPr>
-      </w:pPr>
-      <w:r>
-        <w:rPr>
-          <w:b/>
-          <w:bCs/>
-        </w:rPr>
-        <w:t>Legal/compliance</w:t>
-      </w:r>
-      <w:r>
-        <w:t>: FERPA-like obligations; local laws; IP.</w:t>
-      </w:r>
-    </w:p>
-    <w:p>
-      <w:proofErr w:type="gramStart"/>
-      <w:r>
-        <w:rPr>
-          <w:b/>
-          <w:bCs/>
-        </w:rPr>
-        <w:t>Operational best</w:t>
-      </w:r>
-      <w:proofErr w:type="gramEnd"/>
-      <w:r>
-        <w:rPr>
-          <w:b/>
-          <w:bCs/>
-        </w:rPr>
-        <w:t xml:space="preserve"> practice</w:t>
-      </w:r>
-      <w:r>
-        <w:t>: approve tools for a fixed term (e.g., 12 months) with renewal based on outcomes and incidents.</w:t>
-      </w:r>
-    </w:p>
-    <w:p>
-      <w:pPr>
-        <w:rPr>
-          <w:b/>
-          <w:bCs/>
-        </w:rPr>
-      </w:pPr>
-      <w:r>
-        <w:rPr>
-          <w:b/>
-          <w:bCs/>
-        </w:rPr>
-        <w:t>3.6 Faculty and Student Enablement (Training That Scales)</w:t>
-      </w:r>
-    </w:p>
-    <w:p>
-      <w:r>
-        <w:t xml:space="preserve">A high-quality AI integration program invests in </w:t>
-      </w:r>
-      <w:r>
-        <w:rPr>
-          <w:b/>
-          <w:bCs/>
-        </w:rPr>
-        <w:t>people</w:t>
-      </w:r>
-      <w:r>
-        <w:t>, not just tools.</w:t>
-      </w:r>
-    </w:p>
-    <w:p>
-      <w:r>
-        <w:rPr>
-          <w:b/>
-          <w:bCs/>
-        </w:rPr>
-        <w:t>Faculty enablement</w:t>
-      </w:r>
-      <w:r>
-        <w:t xml:space="preserve"> (example program structure):</w:t>
-      </w:r>
-    </w:p>
-    <w:p>
-      <w:pPr>
-        <w:numPr>
-          <w:ilvl w:val="0"/>
-          <w:numId w:val="18"/>
-        </w:numPr>
-      </w:pPr>
-      <w:r>
-        <w:t>2–3 hour “AI for Teaching” bootcamp</w:t>
-      </w:r>
-    </w:p>
-    <w:p>
-      <w:pPr>
-        <w:numPr>
-          <w:ilvl w:val="0"/>
-          <w:numId w:val="18"/>
-        </w:numPr>
-      </w:pPr>
-      <w:r>
-        <w:t>discipline-based clinics (writing courses, labs, programming, health sciences)</w:t>
-      </w:r>
-    </w:p>
-    <w:p>
-      <w:pPr>
-        <w:numPr>
-          <w:ilvl w:val="0"/>
-          <w:numId w:val="18"/>
-        </w:numPr>
-      </w:pPr>
-      <w:r>
-        <w:t>assessment redesign workshop (authentic assessment, oral defenses, in-class demonstrations)</w:t>
-      </w:r>
-    </w:p>
-    <w:p>
-      <w:pPr>
-        <w:numPr>
-          <w:ilvl w:val="0"/>
-          <w:numId w:val="18"/>
-        </w:numPr>
-      </w:pPr>
-      <w:proofErr w:type="gramStart"/>
-      <w:r>
-        <w:t>a course</w:t>
-      </w:r>
-      <w:proofErr w:type="gramEnd"/>
-      <w:r>
-        <w:t xml:space="preserve"> policy clinic using standardized templates (Stanford Teaching Commons, 2025a)</w:t>
-      </w:r>
-    </w:p>
-    <w:p>
-      <w:r>
-        <w:rPr>
-          <w:b/>
-          <w:bCs/>
-        </w:rPr>
-        <w:t>Student enablement</w:t>
-      </w:r>
-      <w:r>
-        <w:t>:</w:t>
-      </w:r>
-    </w:p>
-    <w:p>
-      <w:pPr>
-        <w:numPr>
-          <w:ilvl w:val="0"/>
-          <w:numId w:val="19"/>
-        </w:numPr>
-      </w:pPr>
-      <w:r>
-        <w:t>AI literacy module embedded in first-year experience</w:t>
-      </w:r>
-    </w:p>
-    <w:p>
-      <w:pPr>
-        <w:numPr>
-          <w:ilvl w:val="0"/>
-          <w:numId w:val="19"/>
-        </w:numPr>
-      </w:pPr>
-      <w:r>
-        <w:t>“</w:t>
-      </w:r>
-      <w:proofErr w:type="gramStart"/>
-      <w:r>
-        <w:t>how</w:t>
-      </w:r>
-      <w:proofErr w:type="gramEnd"/>
-      <w:r>
-        <w:t xml:space="preserve"> to cite/disclose AI assistance” guidance</w:t>
-      </w:r>
-    </w:p>
-    <w:p>
-      <w:pPr>
-        <w:numPr>
-          <w:ilvl w:val="0"/>
-          <w:numId w:val="19"/>
-        </w:numPr>
-      </w:pPr>
-      <w:proofErr w:type="gramStart"/>
-      <w:r>
-        <w:t>student</w:t>
-      </w:r>
-      <w:proofErr w:type="gramEnd"/>
-      <w:r>
-        <w:t xml:space="preserve"> integrity orientation focused on learning objectives</w:t>
-      </w:r>
-    </w:p>
-    <w:p>
-      <w:pPr>
-        <w:rPr>
-          <w:b/>
-          <w:bCs/>
-        </w:rPr>
-      </w:pPr>
-      <w:r>
-        <w:rPr>
-          <w:b/>
-          <w:bCs/>
-        </w:rPr>
-        <w:t>3.7 Phased Rollout (What to Do First)</w:t>
-      </w:r>
-    </w:p>
-    <w:p>
-      <w:r>
-        <w:t>A proven sequence is:</w:t>
-      </w:r>
-    </w:p>
-    <w:p>
-      <w:pPr>
-        <w:numPr>
-          <w:ilvl w:val="0"/>
-          <w:numId w:val="20"/>
-        </w:numPr>
-      </w:pPr>
-      <w:r>
-        <w:rPr>
-          <w:b/>
-          <w:bCs/>
-        </w:rPr>
-        <w:t>Phase 0 (0–60 days)</w:t>
-      </w:r>
-      <w:r>
-        <w:t>: governance charter; policies; pilot criteria; initial training.</w:t>
-      </w:r>
-    </w:p>
-    <w:p>
-      <w:pPr>
-        <w:numPr>
-          <w:ilvl w:val="0"/>
-          <w:numId w:val="20"/>
-        </w:numPr>
-      </w:pPr>
-      <w:r>
-        <w:rPr>
-          <w:b/>
-          <w:bCs/>
-        </w:rPr>
-        <w:t>Phase 1 (2–6 months)</w:t>
-      </w:r>
-      <w:r>
-        <w:t>: launch a minimal AI hub with 1–2 approved tools; run pilots in a few courses and research groups.</w:t>
-      </w:r>
-    </w:p>
-    <w:p>
-      <w:pPr>
-        <w:numPr>
-          <w:ilvl w:val="0"/>
-          <w:numId w:val="20"/>
-        </w:numPr>
-      </w:pPr>
-      <w:r>
-        <w:rPr>
-          <w:b/>
-          <w:bCs/>
-        </w:rPr>
-        <w:t>Phase 2 (6–12 months)</w:t>
-      </w:r>
-      <w:r>
-        <w:t>: expand tools; integrate into LMS and library services; scale faculty development.</w:t>
-      </w:r>
-    </w:p>
-    <w:p>
-      <w:pPr>
-        <w:numPr>
-          <w:ilvl w:val="0"/>
-          <w:numId w:val="20"/>
-        </w:numPr>
-      </w:pPr>
-      <w:r>
-        <w:rPr>
-          <w:b/>
-          <w:bCs/>
-        </w:rPr>
-        <w:t>Phase 3 (12+ months)</w:t>
-      </w:r>
-      <w:r>
-        <w:t>: formalize micro-credentials; expand to enterprise workflows; continuous monitoring and improvement.</w:t>
-      </w:r>
-    </w:p>
-    <w:p>
-      <w:pPr>
-        <w:rPr>
-          <w:b/>
-          <w:bCs/>
-        </w:rPr>
-      </w:pPr>
-      <w:r>
-        <w:rPr>
-          <w:b/>
-          <w:bCs/>
-        </w:rPr>
-        <w:t>4. Where to Look for Funding</w:t>
-      </w:r>
-    </w:p>
-    <w:p>
-      <w:r>
-        <w:t xml:space="preserve">Funding is typically a blend of </w:t>
-      </w:r>
-      <w:r>
-        <w:rPr>
-          <w:b/>
-          <w:bCs/>
-        </w:rPr>
-        <w:t>internal reallocation</w:t>
-      </w:r>
-      <w:r>
-        <w:t xml:space="preserve">, </w:t>
-      </w:r>
-      <w:r>
-        <w:rPr>
-          <w:b/>
-          <w:bCs/>
-        </w:rPr>
-        <w:t>external grants</w:t>
-      </w:r>
-      <w:r>
-        <w:t xml:space="preserve">, and </w:t>
-      </w:r>
-      <w:r>
-        <w:rPr>
-          <w:b/>
-          <w:bCs/>
-        </w:rPr>
-        <w:t>strategic partnerships</w:t>
-      </w:r>
-      <w:r>
-        <w:t xml:space="preserve">. A useful mindset is to treat AI integration as </w:t>
-      </w:r>
-      <w:proofErr w:type="gramStart"/>
-      <w:r>
-        <w:t>both (a)</w:t>
-      </w:r>
-      <w:proofErr w:type="gramEnd"/>
-      <w:r>
-        <w:t xml:space="preserve"> a teaching and learning modernization initiative and (b) a digital infrastructure/capacity-building initiative. That framing broadens funding options.</w:t>
-      </w:r>
-    </w:p>
-    <w:p>
-      <w:pPr>
-        <w:rPr>
-          <w:b/>
-          <w:bCs/>
-        </w:rPr>
-      </w:pPr>
-      <w:r>
-        <w:rPr>
-          <w:b/>
-          <w:bCs/>
-        </w:rPr>
-        <w:lastRenderedPageBreak/>
-        <w:t>4.1 Internal Funding Sources (Start Small, Show Value)</w:t>
-      </w:r>
-    </w:p>
-    <w:p>
-      <w:pPr>
-        <w:numPr>
-          <w:ilvl w:val="0"/>
-          <w:numId w:val="21"/>
-        </w:numPr>
-      </w:pPr>
-      <w:r>
-        <w:rPr>
-          <w:b/>
-          <w:bCs/>
-        </w:rPr>
-        <w:t>Teaching innovation funds</w:t>
-      </w:r>
-      <w:r>
-        <w:t xml:space="preserve"> (provost-level competitive mini-grants)</w:t>
-      </w:r>
-    </w:p>
-    <w:p>
-      <w:pPr>
-        <w:numPr>
-          <w:ilvl w:val="0"/>
-          <w:numId w:val="21"/>
-        </w:numPr>
-      </w:pPr>
-      <w:r>
-        <w:rPr>
-          <w:b/>
-          <w:bCs/>
-        </w:rPr>
-        <w:t>Center for Teaching and Learning budgets</w:t>
-      </w:r>
-      <w:r>
-        <w:t xml:space="preserve"> (faculty development, course redesign)</w:t>
-      </w:r>
-    </w:p>
-    <w:p>
-      <w:pPr>
-        <w:numPr>
-          <w:ilvl w:val="0"/>
-          <w:numId w:val="21"/>
-        </w:numPr>
-      </w:pPr>
-      <w:r>
-        <w:rPr>
-          <w:b/>
-          <w:bCs/>
-        </w:rPr>
-        <w:t>Library and research computing budgets</w:t>
-      </w:r>
-      <w:r>
-        <w:t xml:space="preserve"> (research enablement tools)</w:t>
-      </w:r>
-    </w:p>
-    <w:p>
-      <w:pPr>
-        <w:numPr>
-          <w:ilvl w:val="0"/>
-          <w:numId w:val="21"/>
-        </w:numPr>
-      </w:pPr>
-      <w:r>
-        <w:rPr>
-          <w:b/>
-          <w:bCs/>
-        </w:rPr>
-        <w:t>Technology refresh funds</w:t>
-      </w:r>
-      <w:r>
-        <w:t xml:space="preserve"> (identity, monitoring, secure platforms)</w:t>
-      </w:r>
-    </w:p>
-    <w:p>
-      <w:r>
-        <w:rPr>
-          <w:b/>
-          <w:bCs/>
-        </w:rPr>
-        <w:t>Practical internal strategy</w:t>
-      </w:r>
-      <w:r>
-        <w:t>: run a 6–</w:t>
-      </w:r>
-      <w:proofErr w:type="gramStart"/>
-      <w:r>
-        <w:t>12 month</w:t>
-      </w:r>
-      <w:proofErr w:type="gramEnd"/>
-      <w:r>
-        <w:t xml:space="preserve"> pilot funded as a teaching innovation initiative; use pilot evidence (student learning outcomes, integrity incident reduction, faculty time saved) to justify recurring funding.</w:t>
-      </w:r>
-    </w:p>
-    <w:p>
-      <w:pPr>
-        <w:rPr>
-          <w:b/>
-          <w:bCs/>
-        </w:rPr>
-      </w:pPr>
-      <w:r>
-        <w:rPr>
-          <w:b/>
-          <w:bCs/>
-        </w:rPr>
-        <w:t>4.2 External Funding Sources (United States and Global)</w:t>
-      </w:r>
-    </w:p>
-    <w:p>
-      <w:pPr>
-        <w:rPr>
-          <w:b/>
-          <w:bCs/>
-        </w:rPr>
-      </w:pPr>
-      <w:r>
-        <w:rPr>
-          <w:b/>
-          <w:bCs/>
-        </w:rPr>
-        <w:t>(A) Government and public research funding</w:t>
-      </w:r>
-    </w:p>
-    <w:p>
-      <w:pPr>
-        <w:numPr>
-          <w:ilvl w:val="0"/>
-          <w:numId w:val="22"/>
-        </w:numPr>
-      </w:pPr>
-      <w:r>
-        <w:rPr>
-          <w:b/>
-          <w:bCs/>
-        </w:rPr>
-        <w:t>National Science Foundation (NSF)</w:t>
-      </w:r>
-      <w:r>
-        <w:t xml:space="preserve">: The NSF funds major AI initiatives including the </w:t>
-      </w:r>
-      <w:r>
-        <w:rPr>
-          <w:b/>
-          <w:bCs/>
-        </w:rPr>
-        <w:t>National Artificial Intelligence Research Institutes</w:t>
-      </w:r>
-      <w:r>
-        <w:t>, which are designed to build national AI capacity, research, and workforce development (National Science Foundation, 2023; National Science Foundation, 2025). Universities can pursue institute-scale awards or participate as partners.</w:t>
-      </w:r>
-    </w:p>
-    <w:p>
-      <w:pPr>
-        <w:rPr>
-          <w:b/>
-          <w:bCs/>
-        </w:rPr>
-      </w:pPr>
-      <w:r>
-        <w:rPr>
-          <w:b/>
-          <w:bCs/>
-        </w:rPr>
-        <w:t>(B) Philanthropic foundations and education-focused funders</w:t>
-      </w:r>
-    </w:p>
-    <w:p>
-      <w:pPr>
-        <w:numPr>
-          <w:ilvl w:val="0"/>
-          <w:numId w:val="23"/>
-        </w:numPr>
-      </w:pPr>
-      <w:r>
-        <w:t>Foundations often fund capacity-building, workforce readiness, and digital inclusion. For Africa-focused initiatives, large foundations may fund university partnerships and digital skills programs (Mastercard Foundation, n.d.). One example is the major partnership between Carnegie Mellon University and the Mastercard Foundation to expand advanced engineering and technology education through CMU-Africa and a Center for Inclusive Digital Transformation (Mastercard Foundation, 2022).</w:t>
-      </w:r>
-    </w:p>
-    <w:p>
-      <w:pPr>
-        <w:rPr>
-          <w:b/>
-          <w:bCs/>
-        </w:rPr>
-      </w:pPr>
-      <w:r>
-        <w:rPr>
-          <w:b/>
-          <w:bCs/>
-        </w:rPr>
-        <w:t>(C) Corporate partnerships and in-kind resources</w:t>
-      </w:r>
-    </w:p>
-    <w:p>
-      <w:pPr>
-        <w:numPr>
-          <w:ilvl w:val="0"/>
-          <w:numId w:val="24"/>
-        </w:numPr>
-      </w:pPr>
-      <w:r>
-        <w:t xml:space="preserve">Technology providers increasingly offer </w:t>
-      </w:r>
-      <w:r>
-        <w:rPr>
-          <w:b/>
-          <w:bCs/>
-        </w:rPr>
-        <w:t>education accelerators</w:t>
-      </w:r>
-      <w:r>
-        <w:t>, training, cloud credits, and campus access programs. For example, Google’s education programs describe institution-level access pathways and training support in an education accelerator format (Google, n.d.). Google.org has also announced significant AI education funding to support AI skills development for educators and students (Google.org, 2024).</w:t>
-      </w:r>
-    </w:p>
-    <w:p>
-      <w:r>
-        <w:rPr>
-          <w:b/>
-          <w:bCs/>
-        </w:rPr>
-        <w:t>How to use corporate partnerships safely</w:t>
-      </w:r>
-      <w:r>
-        <w:t>: governance committees should require privacy/security controls, limit vendor lock-in, and maintain academic independence.</w:t>
-      </w:r>
-    </w:p>
-    <w:p>
-      <w:pPr>
-        <w:rPr>
-          <w:b/>
-          <w:bCs/>
-        </w:rPr>
-      </w:pPr>
-      <w:r>
-        <w:rPr>
-          <w:b/>
-          <w:bCs/>
-        </w:rPr>
-        <w:t>4.3 Funding Sources and Pathways Relevant to Ghana</w:t>
-      </w:r>
-    </w:p>
-    <w:p>
-      <w:r>
-        <w:t>Ghana-based institutions can pursue a mix of domestic and international sources:</w:t>
-      </w:r>
-    </w:p>
-    <w:p>
-      <w:pPr>
-        <w:rPr>
-          <w:b/>
-          <w:bCs/>
-        </w:rPr>
-      </w:pPr>
-      <w:r>
-        <w:rPr>
-          <w:b/>
-          <w:bCs/>
-        </w:rPr>
-        <w:t>(A) Domestic public funding and national initiatives</w:t>
-      </w:r>
-    </w:p>
-    <w:p>
-      <w:pPr>
-        <w:numPr>
-          <w:ilvl w:val="0"/>
-          <w:numId w:val="25"/>
-        </w:numPr>
-      </w:pPr>
-      <w:r>
-        <w:rPr>
-          <w:b/>
-          <w:bCs/>
-        </w:rPr>
-        <w:lastRenderedPageBreak/>
-        <w:t>Ghana Education Trust Fund (</w:t>
+        <w:t>Assessment redesign</w:t>
+      </w:r>
+      <w:r>
+        <w:t xml:space="preserve"> (authentic assessment, oral defense, process-based grading)</w:t>
+      </w:r>
+    </w:p>
+    <w:p>
+      <w:pPr>
+        <w:numPr>
+          <w:ilvl w:val="0"/>
+          <w:numId w:val="33"/>
+        </w:numPr>
+      </w:pPr>
+      <w:r>
+        <w:rPr>
+          <w:b/>
+          <w:bCs/>
+        </w:rPr>
+        <w:t>Course policy drafting</w:t>
+      </w:r>
+      <w:r>
+        <w:t xml:space="preserve"> (using templates, discipline examples)</w:t>
+      </w:r>
+    </w:p>
+    <w:p>
+      <w:pPr>
+        <w:numPr>
+          <w:ilvl w:val="0"/>
+          <w:numId w:val="33"/>
+        </w:numPr>
+      </w:pPr>
+      <w:r>
+        <w:rPr>
+          <w:b/>
+          <w:bCs/>
+        </w:rPr>
+        <w:t>Tool-specific labs</w:t>
+      </w:r>
+      <w:r>
+        <w:t xml:space="preserve"> (approved tools only)</w:t>
+      </w:r>
+    </w:p>
+    <w:p>
+      <w:pPr>
+        <w:pStyle w:val="Heading3"/>
+      </w:pPr>
+      <w:bookmarkStart w:id="20" w:name="_Toc218783920"/>
+      <w:r>
+        <w:t>5.3 Student Support Capability</w:t>
+      </w:r>
+      <w:bookmarkEnd w:id="20"/>
+    </w:p>
+    <w:p>
+      <w:r>
+        <w:t>Student support should include:</w:t>
+      </w:r>
+    </w:p>
+    <w:p>
+      <w:pPr>
+        <w:numPr>
+          <w:ilvl w:val="0"/>
+          <w:numId w:val="34"/>
+        </w:numPr>
+      </w:pPr>
+      <w:r>
+        <w:t>AI literacy onboarding and periodic refreshers</w:t>
+      </w:r>
+    </w:p>
+    <w:p>
+      <w:pPr>
+        <w:numPr>
+          <w:ilvl w:val="0"/>
+          <w:numId w:val="34"/>
+        </w:numPr>
+      </w:pPr>
+      <w:r>
+        <w:t>writing support for disclosure/citation of AI assistance</w:t>
+      </w:r>
+    </w:p>
+    <w:p>
+      <w:pPr>
+        <w:numPr>
+          <w:ilvl w:val="0"/>
+          <w:numId w:val="34"/>
+        </w:numPr>
+      </w:pPr>
+      <w:r>
+        <w:t>clear consequences and restorative learning pathways for misuse</w:t>
+      </w:r>
+    </w:p>
+    <w:p>
+      <w:pPr>
+        <w:pStyle w:val="Heading3"/>
+      </w:pPr>
+      <w:bookmarkStart w:id="21" w:name="_Toc218783921"/>
+      <w:r>
+        <w:t>5.4 Vendor and Contracting Expertise</w:t>
+      </w:r>
+      <w:bookmarkEnd w:id="21"/>
+    </w:p>
+    <w:p>
+      <w:r>
+        <w:t>If the AI hub includes enterprise tools, contracting expertise is essential:</w:t>
+      </w:r>
+    </w:p>
+    <w:p>
+      <w:pPr>
+        <w:numPr>
+          <w:ilvl w:val="0"/>
+          <w:numId w:val="35"/>
+        </w:numPr>
+      </w:pPr>
+      <w:r>
+        <w:t>negotiate privacy/security terms</w:t>
+      </w:r>
+    </w:p>
+    <w:p>
+      <w:pPr>
+        <w:numPr>
+          <w:ilvl w:val="0"/>
+          <w:numId w:val="35"/>
+        </w:numPr>
+      </w:pPr>
+      <w:r>
+        <w:t>confirm data retention, training on user data, audit logs</w:t>
+      </w:r>
+    </w:p>
+    <w:p>
+      <w:pPr>
+        <w:numPr>
+          <w:ilvl w:val="0"/>
+          <w:numId w:val="35"/>
+        </w:numPr>
+      </w:pPr>
+      <w:r>
+        <w:t>ensure accessibility requirements are met</w:t>
+      </w:r>
+    </w:p>
+    <w:p>
+      <w:pPr>
+        <w:pStyle w:val="Heading2"/>
+      </w:pPr>
+      <w:bookmarkStart w:id="22" w:name="_Toc218783922"/>
+      <w:r>
+        <w:t>6. Integrating AI in a Developing Country Context: The Case of Ghana</w:t>
+      </w:r>
+      <w:bookmarkEnd w:id="22"/>
+    </w:p>
+    <w:p>
+      <w:r>
+        <w:t xml:space="preserve">Universities in Ghana (and similar contexts) often face a different constraint set than U.S. early adopters: bandwidth variability, power reliability, limited device access, limited IT staffing, and tighter budgets. Yet Ghana also has national momentum—Ghana’s </w:t>
+      </w:r>
+      <w:r>
+        <w:rPr>
+          <w:b/>
+          <w:bCs/>
+        </w:rPr>
+        <w:t>National AI Strategy</w:t>
+      </w:r>
+      <w:r>
+        <w:t xml:space="preserve"> frames AI as a driver for innovation and development (Ministry of Communications and </w:t>
       </w:r>
       <w:proofErr w:type="spellStart"/>
       <w:r>
-        <w:rPr>
-          <w:b/>
-          <w:bCs/>
-        </w:rPr>
-        <w:t>GETFund</w:t>
+        <w:t>Digitalisation</w:t>
       </w:r>
       <w:proofErr w:type="spellEnd"/>
       <w:r>
-        <w:rPr>
-          <w:b/>
-          <w:bCs/>
-        </w:rPr>
-        <w:t>)</w:t>
-      </w:r>
-      <w:r>
-        <w:t xml:space="preserve"> supports education infrastructure and can also strengthen science, technology, and innovation capacity, including research and educational infrastructure (ATPS, 2025).</w:t>
-      </w:r>
-    </w:p>
-    <w:p>
-      <w:pPr>
-        <w:numPr>
-          <w:ilvl w:val="0"/>
-          <w:numId w:val="25"/>
-        </w:numPr>
-      </w:pPr>
-      <w:r>
-        <w:t xml:space="preserve">Align proposals with Ghana’s digital and AI priorities, including the </w:t>
-      </w:r>
-      <w:r>
-        <w:rPr>
-          <w:b/>
-          <w:bCs/>
-        </w:rPr>
-        <w:t>National AI Strategy</w:t>
-      </w:r>
-      <w:r>
-        <w:t xml:space="preserve">, which emphasizes data as a national asset and innovation enablement (Ministry of Communications and </w:t>
-      </w:r>
-      <w:proofErr w:type="spellStart"/>
-      <w:r>
-        <w:t>Digitalisation</w:t>
-      </w:r>
-      <w:proofErr w:type="spellEnd"/>
-      <w:r>
-        <w:t>, 2025).</w:t>
-      </w:r>
-    </w:p>
-    <w:p>
-      <w:pPr>
-        <w:rPr>
-          <w:b/>
-          <w:bCs/>
-        </w:rPr>
-      </w:pPr>
-      <w:r>
-        <w:rPr>
-          <w:b/>
-          <w:bCs/>
-        </w:rPr>
-        <w:t>(B) International development organizations</w:t>
-      </w:r>
-    </w:p>
-    <w:p>
-      <w:pPr>
-        <w:numPr>
-          <w:ilvl w:val="0"/>
-          <w:numId w:val="26"/>
-        </w:numPr>
-      </w:pPr>
-      <w:r>
-        <w:rPr>
-          <w:b/>
-          <w:bCs/>
-        </w:rPr>
-        <w:t>World Bank / IFC / regional development banks</w:t>
-      </w:r>
-      <w:r>
-        <w:t xml:space="preserve">: Digital skills and digital economy programs can fund higher education capacity-building. The World Bank’s </w:t>
-      </w:r>
-      <w:r>
-        <w:rPr>
-          <w:b/>
-          <w:bCs/>
-        </w:rPr>
-        <w:t>Digital Economy for Africa (DE4A)</w:t>
-      </w:r>
-      <w:r>
-        <w:t xml:space="preserve"> initiative positions digital skills as a foundational pillar for Africa’s digital transformation (World Bank, n.d.).</w:t>
-      </w:r>
-    </w:p>
-    <w:p>
-      <w:pPr>
-        <w:rPr>
-          <w:b/>
-          <w:bCs/>
-        </w:rPr>
-      </w:pPr>
-      <w:r>
-        <w:rPr>
-          <w:b/>
-          <w:bCs/>
-        </w:rPr>
-        <w:t>(C) International university partnerships and diaspora networks</w:t>
-      </w:r>
-    </w:p>
-    <w:p>
-      <w:pPr>
-        <w:numPr>
-          <w:ilvl w:val="0"/>
-          <w:numId w:val="27"/>
-        </w:numPr>
-      </w:pPr>
-      <w:r>
-        <w:t>“Twinning” arrangements (Ghana university + partner university abroad) can unlock shared cloud credits, co-developed curriculum, visiting faculty, and joint research proposals.</w:t>
-      </w:r>
-    </w:p>
-    <w:p>
-      <w:pPr>
-        <w:rPr>
-          <w:b/>
-          <w:bCs/>
-        </w:rPr>
-      </w:pPr>
-      <w:r>
-        <w:rPr>
-          <w:b/>
-          <w:bCs/>
-        </w:rPr>
-        <w:t>4.4 Cost-Reduction Strategies (Especially Important for Resource-Constrained Schools)</w:t>
-      </w:r>
-    </w:p>
-    <w:p>
-      <w:pPr>
-        <w:numPr>
-          <w:ilvl w:val="0"/>
-          <w:numId w:val="28"/>
-        </w:numPr>
-      </w:pPr>
-      <w:r>
-        <w:rPr>
-          <w:b/>
-          <w:bCs/>
-        </w:rPr>
-        <w:t>Start with 1–2 high-impact tools</w:t>
-      </w:r>
-      <w:r>
-        <w:t xml:space="preserve"> rather than many tools.</w:t>
-      </w:r>
-    </w:p>
-    <w:p>
-      <w:pPr>
-        <w:numPr>
-          <w:ilvl w:val="0"/>
-          <w:numId w:val="28"/>
-        </w:numPr>
-      </w:pPr>
-      <w:r>
-        <w:t xml:space="preserve">Use </w:t>
-      </w:r>
-      <w:r>
-        <w:rPr>
-          <w:b/>
-          <w:bCs/>
-        </w:rPr>
-        <w:t>centralized licensing</w:t>
-      </w:r>
-      <w:r>
-        <w:t xml:space="preserve"> to reduce per-user cost and improve security.</w:t>
-      </w:r>
-    </w:p>
-    <w:p>
-      <w:pPr>
-        <w:numPr>
-          <w:ilvl w:val="0"/>
-          <w:numId w:val="28"/>
-        </w:numPr>
-      </w:pPr>
-      <w:r>
-        <w:t xml:space="preserve">Prefer </w:t>
-      </w:r>
-      <w:r>
-        <w:rPr>
-          <w:b/>
-          <w:bCs/>
-        </w:rPr>
-        <w:t>cloud-based services</w:t>
-      </w:r>
-      <w:r>
-        <w:t xml:space="preserve"> to reduce capital expenses (but ensure privacy controls).</w:t>
-      </w:r>
-    </w:p>
-    <w:p>
-      <w:pPr>
-        <w:numPr>
-          <w:ilvl w:val="0"/>
-          <w:numId w:val="28"/>
-        </w:numPr>
-      </w:pPr>
-      <w:r>
-        <w:t xml:space="preserve">Deploy </w:t>
-      </w:r>
-      <w:r>
-        <w:rPr>
-          <w:b/>
-          <w:bCs/>
-        </w:rPr>
-        <w:t>open educational resources</w:t>
-      </w:r>
-      <w:r>
-        <w:t xml:space="preserve"> (OER) for AI literacy modules.</w:t>
-      </w:r>
-    </w:p>
-    <w:p>
-      <w:pPr>
-        <w:numPr>
-          <w:ilvl w:val="0"/>
-          <w:numId w:val="28"/>
-        </w:numPr>
-      </w:pPr>
-      <w:r>
-        <w:t xml:space="preserve">Build </w:t>
-      </w:r>
-      <w:r>
-        <w:rPr>
-          <w:b/>
-          <w:bCs/>
-        </w:rPr>
-        <w:t>shared services</w:t>
-      </w:r>
-      <w:r>
-        <w:t xml:space="preserve"> across multiple institutions (e.g., a regional AI hub).</w:t>
-      </w:r>
-    </w:p>
-    <w:p>
-      <w:pPr>
-        <w:rPr>
-          <w:b/>
-          <w:bCs/>
-        </w:rPr>
-      </w:pPr>
-      <w:r>
-        <w:rPr>
-          <w:b/>
-          <w:bCs/>
-        </w:rPr>
-        <w:t>5. Expertise Needed for Successful Integration</w:t>
-      </w:r>
-    </w:p>
-    <w:p>
-      <w:r>
-        <w:t>A practical AI-in-curriculum program requires a blend of academic, technical, and governance capabilities. Universities do not need to hire a large new team immediately; many roles can be “fractional” (part-time assignment) during early phases.</w:t>
-      </w:r>
-    </w:p>
-    <w:p>
-      <w:pPr>
-        <w:rPr>
-          <w:b/>
-          <w:bCs/>
-        </w:rPr>
-      </w:pPr>
-      <w:r>
-        <w:rPr>
-          <w:b/>
-          <w:bCs/>
-        </w:rPr>
-        <w:t>5.1 Core Roles and Responsibilities (Minimum Viable Team)</w:t>
-      </w:r>
-    </w:p>
-    <w:p>
-      <w:r>
-        <w:rPr>
-          <w:b/>
-          <w:bCs/>
-        </w:rPr>
-        <w:t>(A) Academic and pedagogical roles</w:t>
-      </w:r>
-    </w:p>
-    <w:p>
-      <w:pPr>
-        <w:numPr>
-          <w:ilvl w:val="0"/>
-          <w:numId w:val="29"/>
-        </w:numPr>
-      </w:pPr>
-      <w:r>
-        <w:rPr>
-          <w:b/>
-          <w:bCs/>
-        </w:rPr>
-        <w:t>Academic Sponsor (Provost/Dean)</w:t>
-      </w:r>
-      <w:r>
-        <w:t>: owns outcomes, budget, and institutional alignment.</w:t>
-      </w:r>
-    </w:p>
-    <w:p>
-      <w:pPr>
-        <w:numPr>
-          <w:ilvl w:val="0"/>
-          <w:numId w:val="29"/>
-        </w:numPr>
-      </w:pPr>
-      <w:r>
-        <w:rPr>
-          <w:b/>
-          <w:bCs/>
-        </w:rPr>
-        <w:t>AI Curriculum Lead (Faculty Champion)</w:t>
-      </w:r>
-      <w:r>
-        <w:t>: drives curriculum integration, helps define discipline-specific AI competencies.</w:t>
-      </w:r>
-    </w:p>
-    <w:p>
-      <w:pPr>
-        <w:numPr>
-          <w:ilvl w:val="0"/>
-          <w:numId w:val="29"/>
-        </w:numPr>
-      </w:pPr>
-      <w:r>
-        <w:rPr>
-          <w:b/>
-          <w:bCs/>
-        </w:rPr>
-        <w:t>Instructional Designer / Teaching Commons Lead</w:t>
-      </w:r>
-      <w:r>
-        <w:t>: supports assessment redesign, learning objectives, and faculty enablement.</w:t>
-      </w:r>
-    </w:p>
-    <w:p>
-      <w:pPr>
-        <w:numPr>
-          <w:ilvl w:val="0"/>
-          <w:numId w:val="29"/>
-        </w:numPr>
-      </w:pPr>
-      <w:r>
-        <w:rPr>
-          <w:b/>
-          <w:bCs/>
-        </w:rPr>
-        <w:t>Library Lead (Information Literacy)</w:t>
-      </w:r>
-      <w:r>
-        <w:t>: teaches AI literacy, source evaluation, citation/disclosure, research workflows.</w:t>
-      </w:r>
-    </w:p>
-    <w:p>
-      <w:r>
-        <w:rPr>
-          <w:b/>
-          <w:bCs/>
-        </w:rPr>
-        <w:lastRenderedPageBreak/>
-        <w:t>(B) Governance, ethics, and risk roles</w:t>
-      </w:r>
-    </w:p>
-    <w:p>
-      <w:pPr>
-        <w:numPr>
-          <w:ilvl w:val="0"/>
-          <w:numId w:val="30"/>
-        </w:numPr>
-      </w:pPr>
-      <w:r>
-        <w:rPr>
-          <w:b/>
-          <w:bCs/>
-        </w:rPr>
-        <w:t>Responsible AI / Ethics Lead</w:t>
-      </w:r>
-      <w:r>
-        <w:t>: ensures fairness, transparency, harm reduction; aligns to human-centered guidance (UNESCO, 2021).</w:t>
-      </w:r>
-    </w:p>
-    <w:p>
-      <w:pPr>
-        <w:numPr>
-          <w:ilvl w:val="0"/>
-          <w:numId w:val="30"/>
-        </w:numPr>
-      </w:pPr>
-      <w:r>
-        <w:rPr>
-          <w:b/>
-          <w:bCs/>
-        </w:rPr>
-        <w:t>Privacy Officer / Data Protection Lead</w:t>
-      </w:r>
-      <w:r>
-        <w:t>: defines data handling rules, vendor privacy reviews.</w:t>
-      </w:r>
-    </w:p>
-    <w:p>
-      <w:pPr>
-        <w:numPr>
-          <w:ilvl w:val="0"/>
-          <w:numId w:val="30"/>
-        </w:numPr>
-      </w:pPr>
-      <w:r>
-        <w:rPr>
-          <w:b/>
-          <w:bCs/>
-        </w:rPr>
-        <w:t>Legal/Compliance Representative</w:t>
-      </w:r>
-      <w:r>
-        <w:t>: contract review, intellectual property (IP), data processing agreements.</w:t>
-      </w:r>
-    </w:p>
-    <w:p>
-      <w:r>
-        <w:rPr>
-          <w:b/>
-          <w:bCs/>
-        </w:rPr>
-        <w:t>(C) Technical roles</w:t>
-      </w:r>
-    </w:p>
-    <w:p>
-      <w:pPr>
-        <w:numPr>
-          <w:ilvl w:val="0"/>
-          <w:numId w:val="31"/>
-        </w:numPr>
-      </w:pPr>
-      <w:r>
-        <w:rPr>
-          <w:b/>
-          <w:bCs/>
-        </w:rPr>
-        <w:t>AI Platform Owner (IT/Research Computing)</w:t>
-      </w:r>
-      <w:r>
-        <w:t>: manages the AI hub portal, integrations, and uptime.</w:t>
-      </w:r>
-    </w:p>
-    <w:p>
-      <w:pPr>
-        <w:numPr>
-          <w:ilvl w:val="0"/>
-          <w:numId w:val="31"/>
-        </w:numPr>
-      </w:pPr>
-      <w:r>
-        <w:rPr>
-          <w:b/>
-          <w:bCs/>
-        </w:rPr>
-        <w:t>Identity &amp; Access Management (IAM) Specialist</w:t>
-      </w:r>
-      <w:r>
-        <w:t>: SSO/MFA, role-based access, lifecycle management.</w:t>
-      </w:r>
-    </w:p>
-    <w:p>
-      <w:pPr>
-        <w:numPr>
-          <w:ilvl w:val="0"/>
-          <w:numId w:val="31"/>
-        </w:numPr>
-      </w:pPr>
-      <w:r>
-        <w:rPr>
-          <w:b/>
-          <w:bCs/>
-        </w:rPr>
-        <w:t>Security Engineer</w:t>
-      </w:r>
-      <w:r>
-        <w:t>: logging, monitoring, incident response, vendor security assessments.</w:t>
-      </w:r>
-    </w:p>
-    <w:p>
-      <w:pPr>
-        <w:numPr>
-          <w:ilvl w:val="0"/>
-          <w:numId w:val="31"/>
-        </w:numPr>
-      </w:pPr>
-      <w:r>
-        <w:rPr>
-          <w:b/>
-          <w:bCs/>
-        </w:rPr>
-        <w:t xml:space="preserve">Learning Management System (LMS) </w:t>
-      </w:r>
-      <w:proofErr w:type="gramStart"/>
-      <w:r>
-        <w:rPr>
-          <w:b/>
-          <w:bCs/>
-        </w:rPr>
-        <w:t>Administrator</w:t>
-      </w:r>
-      <w:r>
-        <w:t>:</w:t>
-      </w:r>
-      <w:proofErr w:type="gramEnd"/>
-      <w:r>
-        <w:t xml:space="preserve"> integrates guidance and tools into LMS; supports analytics.</w:t>
-      </w:r>
-    </w:p>
-    <w:p>
-      <w:pPr>
-        <w:rPr>
-          <w:b/>
-          <w:bCs/>
-        </w:rPr>
-      </w:pPr>
-      <w:r>
-        <w:rPr>
-          <w:b/>
-          <w:bCs/>
-        </w:rPr>
-        <w:t>5.2 Faculty Development: What Faculty Must Learn (and What They Don’t)</w:t>
-      </w:r>
-    </w:p>
-    <w:p>
-      <w:r>
-        <w:t>Faculty do not need to become AI engineers. They do need a practical understanding of:</w:t>
-      </w:r>
-    </w:p>
-    <w:p>
-      <w:pPr>
-        <w:numPr>
-          <w:ilvl w:val="0"/>
-          <w:numId w:val="32"/>
-        </w:numPr>
-      </w:pPr>
-      <w:r>
-        <w:t>how AI tools work at a high level, including limitations and hallucinations (NIST, 2023)</w:t>
-      </w:r>
-    </w:p>
-    <w:p>
-      <w:pPr>
-        <w:numPr>
-          <w:ilvl w:val="0"/>
-          <w:numId w:val="32"/>
-        </w:numPr>
-      </w:pPr>
-      <w:proofErr w:type="gramStart"/>
-      <w:r>
-        <w:t>how</w:t>
-      </w:r>
-      <w:proofErr w:type="gramEnd"/>
-      <w:r>
-        <w:t xml:space="preserve"> to design assignments where AI use supports learning objectives</w:t>
-      </w:r>
-    </w:p>
-    <w:p>
-      <w:pPr>
-        <w:numPr>
-          <w:ilvl w:val="0"/>
-          <w:numId w:val="32"/>
-        </w:numPr>
-      </w:pPr>
-      <w:r>
-        <w:t>how to write and enforce clear course policies (Stanford Teaching Commons, 2025a)</w:t>
-      </w:r>
-    </w:p>
-    <w:p>
-      <w:pPr>
-        <w:numPr>
-          <w:ilvl w:val="0"/>
-          <w:numId w:val="32"/>
-        </w:numPr>
-      </w:pPr>
-      <w:r>
-        <w:t>how to teach AI literacy and ethical use in discipline contexts (UNESCO, 2021)</w:t>
-      </w:r>
-    </w:p>
-    <w:p>
-      <w:r>
-        <w:rPr>
-          <w:b/>
-          <w:bCs/>
-        </w:rPr>
-        <w:t>Recommended faculty training modules</w:t>
-      </w:r>
-      <w:r>
-        <w:t xml:space="preserve"> (with artifacts):</w:t>
-      </w:r>
-    </w:p>
-    <w:p>
-      <w:pPr>
-        <w:numPr>
-          <w:ilvl w:val="0"/>
-          <w:numId w:val="33"/>
-        </w:numPr>
-      </w:pPr>
-      <w:r>
-        <w:rPr>
-          <w:b/>
-          <w:bCs/>
-        </w:rPr>
-        <w:t>AI literacy for educators</w:t>
-      </w:r>
-      <w:r>
-        <w:t xml:space="preserve"> (capabilities/limitations; bias; privacy)</w:t>
-      </w:r>
-    </w:p>
-    <w:p>
-      <w:pPr>
-        <w:numPr>
-          <w:ilvl w:val="0"/>
-          <w:numId w:val="33"/>
-        </w:numPr>
-      </w:pPr>
-      <w:r>
-        <w:rPr>
-          <w:b/>
-          <w:bCs/>
-        </w:rPr>
-        <w:t>Assessment redesign</w:t>
-      </w:r>
-      <w:r>
-        <w:t xml:space="preserve"> (authentic assessment, oral defense, process-based grading)</w:t>
-      </w:r>
-    </w:p>
-    <w:p>
-      <w:pPr>
-        <w:numPr>
-          <w:ilvl w:val="0"/>
-          <w:numId w:val="33"/>
-        </w:numPr>
-      </w:pPr>
-      <w:r>
-        <w:rPr>
-          <w:b/>
-          <w:bCs/>
-        </w:rPr>
-        <w:t>Course policy drafting</w:t>
-      </w:r>
-      <w:r>
-        <w:t xml:space="preserve"> (using templates, discipline examples)</w:t>
-      </w:r>
-    </w:p>
-    <w:p>
-      <w:pPr>
-        <w:numPr>
-          <w:ilvl w:val="0"/>
-          <w:numId w:val="33"/>
-        </w:numPr>
-      </w:pPr>
-      <w:r>
-        <w:rPr>
-          <w:b/>
-          <w:bCs/>
-        </w:rPr>
-        <w:t>Tool-specific labs</w:t>
-      </w:r>
-      <w:r>
-        <w:t xml:space="preserve"> (approved tools only)</w:t>
-      </w:r>
-    </w:p>
-    <w:p>
-      <w:pPr>
-        <w:rPr>
-          <w:b/>
-          <w:bCs/>
-        </w:rPr>
-      </w:pPr>
-      <w:r>
-        <w:rPr>
-          <w:b/>
-          <w:bCs/>
-        </w:rPr>
-        <w:t>5.3 Student Support Capability</w:t>
-      </w:r>
-    </w:p>
-    <w:p>
-      <w:r>
-        <w:t>Student support should include:</w:t>
-      </w:r>
-    </w:p>
-    <w:p>
-      <w:pPr>
-        <w:numPr>
-          <w:ilvl w:val="0"/>
-          <w:numId w:val="34"/>
-        </w:numPr>
-      </w:pPr>
-      <w:r>
-        <w:t>AI literacy onboarding and periodic refreshers</w:t>
-      </w:r>
-    </w:p>
-    <w:p>
-      <w:pPr>
-        <w:numPr>
-          <w:ilvl w:val="0"/>
-          <w:numId w:val="34"/>
-        </w:numPr>
-      </w:pPr>
-      <w:r>
-        <w:t>writing support for disclosure/citation of AI assistance</w:t>
-      </w:r>
-    </w:p>
-    <w:p>
-      <w:pPr>
-        <w:numPr>
-          <w:ilvl w:val="0"/>
-          <w:numId w:val="34"/>
-        </w:numPr>
-      </w:pPr>
-      <w:r>
-        <w:t>clear consequences and restorative learning pathways for misuse</w:t>
-      </w:r>
-    </w:p>
-    <w:p>
-      <w:pPr>
-        <w:rPr>
-          <w:b/>
-          <w:bCs/>
-        </w:rPr>
-      </w:pPr>
-      <w:r>
-        <w:rPr>
-          <w:b/>
-          <w:bCs/>
-        </w:rPr>
-        <w:lastRenderedPageBreak/>
-        <w:t>5.4 Vendor and Contracting Expertise</w:t>
-      </w:r>
-    </w:p>
-    <w:p>
-      <w:r>
-        <w:t>If the AI hub includes enterprise tools, contracting expertise is essential:</w:t>
-      </w:r>
-    </w:p>
-    <w:p>
-      <w:pPr>
-        <w:numPr>
-          <w:ilvl w:val="0"/>
-          <w:numId w:val="35"/>
-        </w:numPr>
-      </w:pPr>
-      <w:r>
-        <w:t>negotiate privacy/security terms</w:t>
-      </w:r>
-    </w:p>
-    <w:p>
-      <w:pPr>
-        <w:numPr>
-          <w:ilvl w:val="0"/>
-          <w:numId w:val="35"/>
-        </w:numPr>
-      </w:pPr>
-      <w:r>
-        <w:t>confirm data retention, training on user data, audit logs</w:t>
-      </w:r>
-    </w:p>
-    <w:p>
-      <w:pPr>
-        <w:numPr>
-          <w:ilvl w:val="0"/>
-          <w:numId w:val="35"/>
-        </w:numPr>
-      </w:pPr>
-      <w:r>
-        <w:t>ensure accessibility requirements are met</w:t>
-      </w:r>
-    </w:p>
-    <w:p>
-      <w:pPr>
-        <w:rPr>
-          <w:b/>
-          <w:bCs/>
-        </w:rPr>
-      </w:pPr>
-      <w:r>
-        <w:rPr>
-          <w:b/>
-          <w:bCs/>
-        </w:rPr>
-        <w:t>6. Integrating AI in a Developing Country Context: The Case of Ghana</w:t>
-      </w:r>
-    </w:p>
-    <w:p>
-      <w:r>
-        <w:t xml:space="preserve">Universities in Ghana (and similar contexts) often face a different constraint set than U.S. early adopters: bandwidth variability, power reliability, limited device access, limited IT staffing, and tighter budgets. Yet Ghana also has national momentum—Ghana’s </w:t>
-      </w:r>
-      <w:r>
-        <w:rPr>
-          <w:b/>
-          <w:bCs/>
-        </w:rPr>
-        <w:t>National AI Strategy</w:t>
-      </w:r>
-      <w:r>
-        <w:t xml:space="preserve"> frames AI as a driver for innovation and development (Ministry of Communications and </w:t>
-      </w:r>
-      <w:proofErr w:type="spellStart"/>
-      <w:r>
-        <w:t>Digitalisation</w:t>
-      </w:r>
-      <w:proofErr w:type="spellEnd"/>
-      <w:r>
         <w:t xml:space="preserve">, 2025; Republic of Ghana, 2023). The goal is not to copy U.S. models “as-is,” but to adopt the </w:t>
       </w:r>
       <w:r>
@@ -3253,18 +6025,13 @@
     </w:p>
     <w:p>
       <w:pPr>
-        <w:rPr>
-          <w:b/>
-          <w:bCs/>
-        </w:rPr>
-      </w:pPr>
-      <w:r>
-        <w:rPr>
-          <w:b/>
-          <w:bCs/>
-        </w:rPr>
+        <w:pStyle w:val="Heading3"/>
+      </w:pPr>
+      <w:bookmarkStart w:id="23" w:name="_Toc218783923"/>
+      <w:r>
         <w:t>6.1 Ghana-Specific Constraints and How to Design Around Them</w:t>
       </w:r>
+      <w:bookmarkEnd w:id="23"/>
     </w:p>
     <w:p>
       <w:pPr>
@@ -3404,6 +6171,7 @@
           <w:b/>
           <w:bCs/>
         </w:rPr>
+        <w:lastRenderedPageBreak/>
         <w:t>Design responses</w:t>
       </w:r>
       <w:r>
@@ -3523,7 +6291,6 @@
           <w:b/>
           <w:bCs/>
         </w:rPr>
-        <w:lastRenderedPageBreak/>
         <w:t>Train-the-trainer</w:t>
       </w:r>
       <w:r>
@@ -3728,18 +6495,13 @@
     </w:p>
     <w:p>
       <w:pPr>
-        <w:rPr>
-          <w:b/>
-          <w:bCs/>
-        </w:rPr>
-      </w:pPr>
-      <w:r>
-        <w:rPr>
-          <w:b/>
-          <w:bCs/>
-        </w:rPr>
+        <w:pStyle w:val="Heading3"/>
+      </w:pPr>
+      <w:bookmarkStart w:id="24" w:name="_Toc218783924"/>
+      <w:r>
         <w:t>6.2 A Practical Ghana Implementation Blueprint (What to Do)</w:t>
       </w:r>
+      <w:bookmarkEnd w:id="24"/>
     </w:p>
     <w:p>
       <w:pPr>
@@ -3769,6 +6531,7 @@
         </w:numPr>
       </w:pPr>
       <w:r>
+        <w:lastRenderedPageBreak/>
         <w:t xml:space="preserve">A short </w:t>
       </w:r>
       <w:r>
@@ -3874,28 +6637,327 @@
         </w:numPr>
       </w:pPr>
       <w:r>
+        <w:t>training and templates</w:t>
+      </w:r>
+    </w:p>
+    <w:p>
+      <w:pPr>
+        <w:numPr>
+          <w:ilvl w:val="0"/>
+          <w:numId w:val="42"/>
+        </w:numPr>
+      </w:pPr>
+      <w:r>
+        <w:t>helpdesk contact</w:t>
+      </w:r>
+    </w:p>
+    <w:p>
+      <w:r>
+        <w:rPr>
+          <w:b/>
+          <w:bCs/>
+        </w:rPr>
+        <w:t>Tool selection strategy for Ghana</w:t>
+      </w:r>
+      <w:r>
+        <w:t>:</w:t>
+      </w:r>
+    </w:p>
+    <w:p>
+      <w:pPr>
+        <w:numPr>
+          <w:ilvl w:val="0"/>
+          <w:numId w:val="43"/>
+        </w:numPr>
+      </w:pPr>
+      <w:r>
+        <w:t>Prefer tools that work reliably on modest bandwidth.</w:t>
+      </w:r>
+    </w:p>
+    <w:p>
+      <w:pPr>
+        <w:numPr>
+          <w:ilvl w:val="0"/>
+          <w:numId w:val="43"/>
+        </w:numPr>
+      </w:pPr>
+      <w:r>
+        <w:t>Negotiate campus access and privacy terms when possible.</w:t>
+      </w:r>
+    </w:p>
+    <w:p>
+      <w:pPr>
+        <w:numPr>
+          <w:ilvl w:val="0"/>
+          <w:numId w:val="43"/>
+        </w:numPr>
+      </w:pPr>
+      <w:r>
+        <w:t>Consider open-source or locally hosted options for some workflows if capacity exists.</w:t>
+      </w:r>
+    </w:p>
+    <w:p>
+      <w:pPr>
+        <w:rPr>
+          <w:b/>
+          <w:bCs/>
+        </w:rPr>
+      </w:pPr>
+      <w:r>
+        <w:rPr>
+          <w:b/>
+          <w:bCs/>
+        </w:rPr>
+        <w:t>Step 3: Embed AI into Courses Using “AI-Aware Assessment” (6–12 months)</w:t>
+      </w:r>
+    </w:p>
+    <w:p>
+      <w:r>
+        <w:t>Examples of course integration patterns:</w:t>
+      </w:r>
+    </w:p>
+    <w:p>
+      <w:pPr>
+        <w:numPr>
+          <w:ilvl w:val="0"/>
+          <w:numId w:val="44"/>
+        </w:numPr>
+      </w:pPr>
+      <w:r>
+        <w:rPr>
+          <w:b/>
+          <w:bCs/>
+        </w:rPr>
+        <w:t>Writing-intensive courses</w:t>
+      </w:r>
+      <w:r>
+        <w:t>: allow AI for brainstorming and outlines, require disclosure, require process artifacts (drafts, reflections).</w:t>
+      </w:r>
+    </w:p>
+    <w:p>
+      <w:pPr>
+        <w:numPr>
+          <w:ilvl w:val="0"/>
+          <w:numId w:val="44"/>
+        </w:numPr>
+      </w:pPr>
+      <w:r>
+        <w:rPr>
+          <w:b/>
+          <w:bCs/>
+        </w:rPr>
+        <w:t>Programming courses</w:t>
+      </w:r>
+      <w:r>
+        <w:t>: permit AI code assistants but assess via oral code walkthroughs and timed labs.</w:t>
+      </w:r>
+    </w:p>
+    <w:p>
+      <w:pPr>
+        <w:numPr>
+          <w:ilvl w:val="0"/>
+          <w:numId w:val="44"/>
+        </w:numPr>
+      </w:pPr>
+      <w:r>
+        <w:rPr>
+          <w:b/>
+          <w:bCs/>
+        </w:rPr>
+        <w:t>STEM labs</w:t>
+      </w:r>
+      <w:r>
+        <w:t>: use AI for hypothesis generation but require students to validate with experimental or statistical checks.</w:t>
+      </w:r>
+    </w:p>
+    <w:p>
+      <w:pPr>
+        <w:numPr>
+          <w:ilvl w:val="0"/>
+          <w:numId w:val="44"/>
+        </w:numPr>
+      </w:pPr>
+      <w:r>
+        <w:rPr>
+          <w:b/>
+          <w:bCs/>
+        </w:rPr>
+        <w:t>Education programs</w:t>
+      </w:r>
+      <w:r>
+        <w:t>: train future teachers on how to use AI responsibly and how to teach AI literacy.</w:t>
+      </w:r>
+    </w:p>
+    <w:p>
+      <w:pPr>
+        <w:rPr>
+          <w:b/>
+          <w:bCs/>
+        </w:rPr>
+      </w:pPr>
+      <w:r>
+        <w:rPr>
+          <w:b/>
+          <w:bCs/>
+        </w:rPr>
+        <w:t>Step 4: Scale to Research Enablement (12–24 months)</w:t>
+      </w:r>
+    </w:p>
+    <w:p>
+      <w:pPr>
+        <w:numPr>
+          <w:ilvl w:val="0"/>
+          <w:numId w:val="45"/>
+        </w:numPr>
+      </w:pPr>
+      <w:r>
+        <w:t>Provide research groups safe tools for literature review, coding support, data analysis, and documentation.</w:t>
+      </w:r>
+    </w:p>
+    <w:p>
+      <w:pPr>
+        <w:numPr>
+          <w:ilvl w:val="0"/>
+          <w:numId w:val="45"/>
+        </w:numPr>
+      </w:pPr>
+      <w:r>
+        <w:t xml:space="preserve">Encourage cross-disciplinary projects aligned with Ghana’s national priorities (Republic of Ghana, 2023; Ministry of Communications and </w:t>
+      </w:r>
+      <w:proofErr w:type="spellStart"/>
+      <w:r>
+        <w:t>Digitalisation</w:t>
+      </w:r>
+      <w:proofErr w:type="spellEnd"/>
+      <w:r>
+        <w:t>, 2025).</w:t>
+      </w:r>
+    </w:p>
+    <w:p>
+      <w:pPr>
+        <w:pStyle w:val="Heading3"/>
+      </w:pPr>
+      <w:bookmarkStart w:id="25" w:name="_Toc218783925"/>
+      <w:r>
         <w:lastRenderedPageBreak/>
-        <w:t>training and templates</w:t>
-      </w:r>
-    </w:p>
-    <w:p>
-      <w:pPr>
-        <w:numPr>
-          <w:ilvl w:val="0"/>
-          <w:numId w:val="42"/>
-        </w:numPr>
-      </w:pPr>
-      <w:r>
-        <w:t>helpdesk contact</w:t>
-      </w:r>
-    </w:p>
-    <w:p>
-      <w:r>
-        <w:rPr>
-          <w:b/>
-          <w:bCs/>
-        </w:rPr>
-        <w:t>Tool selection strategy for Ghana</w:t>
+        <w:t>6.3 Where Ghanaian Universities Can Align for Strategic Advantage</w:t>
+      </w:r>
+      <w:bookmarkEnd w:id="25"/>
+    </w:p>
+    <w:p>
+      <w:pPr>
+        <w:numPr>
+          <w:ilvl w:val="0"/>
+          <w:numId w:val="46"/>
+        </w:numPr>
+      </w:pPr>
+      <w:r>
+        <w:rPr>
+          <w:b/>
+          <w:bCs/>
+        </w:rPr>
+        <w:t>Align with national strategy</w:t>
+      </w:r>
+      <w:r>
+        <w:t xml:space="preserve">: Ghana’s National AI Strategy creates a policy backbone for partnerships and funding alignment (Ministry of Communications and </w:t>
+      </w:r>
+      <w:proofErr w:type="spellStart"/>
+      <w:r>
+        <w:t>Digitalisation</w:t>
+      </w:r>
+      <w:proofErr w:type="spellEnd"/>
+      <w:r>
+        <w:t>, 2025).</w:t>
+      </w:r>
+    </w:p>
+    <w:p>
+      <w:pPr>
+        <w:numPr>
+          <w:ilvl w:val="0"/>
+          <w:numId w:val="46"/>
+        </w:numPr>
+      </w:pPr>
+      <w:r>
+        <w:rPr>
+          <w:b/>
+          <w:bCs/>
+        </w:rPr>
+        <w:t>Align with African digital transformation</w:t>
+      </w:r>
+      <w:r>
+        <w:t>: The World Bank’s DE4A initiative frames digital skills as a pillar of Africa’s digital economy transformation (World Bank, n.d.).</w:t>
+      </w:r>
+    </w:p>
+    <w:p>
+      <w:pPr>
+        <w:numPr>
+          <w:ilvl w:val="0"/>
+          <w:numId w:val="46"/>
+        </w:numPr>
+      </w:pPr>
+      <w:r>
+        <w:rPr>
+          <w:b/>
+          <w:bCs/>
+        </w:rPr>
+        <w:t>Use UNESCO guidance</w:t>
+      </w:r>
+      <w:r>
+        <w:t>: UNESCO provides global guidance on AI and generative AI in education, emphasizing human-centered design, privacy, equity, and teacher capacity-building (UNESCO, 2021; UNESCO, 2023).</w:t>
+      </w:r>
+    </w:p>
+    <w:p>
+      <w:pPr>
+        <w:pStyle w:val="Heading2"/>
+      </w:pPr>
+      <w:bookmarkStart w:id="26" w:name="_Toc218783926"/>
+      <w:r>
+        <w:t>7. Additional Success Factors</w:t>
+      </w:r>
+      <w:bookmarkEnd w:id="26"/>
+    </w:p>
+    <w:p>
+      <w:pPr>
+        <w:pStyle w:val="Heading3"/>
+      </w:pPr>
+      <w:bookmarkStart w:id="27" w:name="_Toc218783927"/>
+      <w:r>
+        <w:t>7.1 Academic Integrity, Assessment Redesign, and Transparency</w:t>
+      </w:r>
+      <w:bookmarkEnd w:id="27"/>
+    </w:p>
+    <w:p>
+      <w:r>
+        <w:t xml:space="preserve">AI integration succeeds when institutions shift from “AI detection” to </w:t>
+      </w:r>
+      <w:r>
+        <w:rPr>
+          <w:b/>
+          <w:bCs/>
+        </w:rPr>
+        <w:t>assessment design</w:t>
+      </w:r>
+      <w:r>
+        <w:t xml:space="preserve"> and </w:t>
+      </w:r>
+      <w:r>
+        <w:rPr>
+          <w:b/>
+          <w:bCs/>
+        </w:rPr>
+        <w:t>transparent expectations</w:t>
+      </w:r>
+      <w:r>
+        <w:t>.</w:t>
+      </w:r>
+    </w:p>
+    <w:p>
+      <w:r>
+        <w:rPr>
+          <w:b/>
+          <w:bCs/>
+        </w:rPr>
+        <w:t>Recommended institutional practices</w:t>
       </w:r>
       <w:r>
         <w:t>:</w:t>
@@ -3905,509 +6967,185 @@
       <w:pPr>
         <w:numPr>
           <w:ilvl w:val="0"/>
-          <w:numId w:val="43"/>
-        </w:numPr>
-      </w:pPr>
-      <w:r>
-        <w:t>Prefer tools that work reliably on modest bandwidth.</w:t>
-      </w:r>
-    </w:p>
-    <w:p>
-      <w:pPr>
-        <w:numPr>
-          <w:ilvl w:val="0"/>
-          <w:numId w:val="43"/>
-        </w:numPr>
-      </w:pPr>
-      <w:r>
-        <w:t>Negotiate campus access and privacy terms when possible.</w:t>
-      </w:r>
-    </w:p>
-    <w:p>
-      <w:pPr>
-        <w:numPr>
-          <w:ilvl w:val="0"/>
-          <w:numId w:val="43"/>
-        </w:numPr>
-      </w:pPr>
-      <w:r>
-        <w:t>Consider open-source or locally hosted options for some workflows if capacity exists.</w:t>
-      </w:r>
-    </w:p>
-    <w:p>
-      <w:pPr>
-        <w:rPr>
-          <w:b/>
-          <w:bCs/>
-        </w:rPr>
-      </w:pPr>
-      <w:r>
-        <w:rPr>
-          <w:b/>
-          <w:bCs/>
-        </w:rPr>
-        <w:t>Step 3: Embed AI into Courses Using “AI-Aware Assessment” (6–12 months)</w:t>
-      </w:r>
-    </w:p>
-    <w:p>
-      <w:r>
-        <w:t>Examples of course integration patterns:</w:t>
-      </w:r>
-    </w:p>
-    <w:p>
-      <w:pPr>
-        <w:numPr>
-          <w:ilvl w:val="0"/>
-          <w:numId w:val="44"/>
-        </w:numPr>
-      </w:pPr>
-      <w:r>
-        <w:rPr>
-          <w:b/>
-          <w:bCs/>
-        </w:rPr>
-        <w:t>Writing-intensive courses</w:t>
-      </w:r>
-      <w:r>
-        <w:t>: allow AI for brainstorming and outlines, require disclosure, require process artifacts (drafts, reflections).</w:t>
-      </w:r>
-    </w:p>
-    <w:p>
-      <w:pPr>
-        <w:numPr>
-          <w:ilvl w:val="0"/>
-          <w:numId w:val="44"/>
-        </w:numPr>
-      </w:pPr>
-      <w:r>
-        <w:rPr>
-          <w:b/>
-          <w:bCs/>
-        </w:rPr>
-        <w:t>Programming courses</w:t>
-      </w:r>
-      <w:r>
-        <w:t>: permit AI code assistants but assess via oral code walkthroughs and timed labs.</w:t>
-      </w:r>
-    </w:p>
-    <w:p>
-      <w:pPr>
-        <w:numPr>
-          <w:ilvl w:val="0"/>
-          <w:numId w:val="44"/>
-        </w:numPr>
-      </w:pPr>
-      <w:r>
-        <w:rPr>
-          <w:b/>
-          <w:bCs/>
-        </w:rPr>
-        <w:t>STEM labs</w:t>
-      </w:r>
-      <w:r>
-        <w:t>: use AI for hypothesis generation but require students to validate with experimental or statistical checks.</w:t>
-      </w:r>
-    </w:p>
-    <w:p>
-      <w:pPr>
-        <w:numPr>
-          <w:ilvl w:val="0"/>
-          <w:numId w:val="44"/>
-        </w:numPr>
-      </w:pPr>
-      <w:r>
-        <w:rPr>
-          <w:b/>
-          <w:bCs/>
-        </w:rPr>
-        <w:t>Education programs</w:t>
-      </w:r>
-      <w:r>
-        <w:t>: train future teachers on how to use AI responsibly and how to teach AI literacy.</w:t>
-      </w:r>
-    </w:p>
-    <w:p>
-      <w:pPr>
-        <w:rPr>
-          <w:b/>
-          <w:bCs/>
-        </w:rPr>
-      </w:pPr>
-      <w:r>
-        <w:rPr>
-          <w:b/>
-          <w:bCs/>
-        </w:rPr>
-        <w:t>Step 4: Scale to Research Enablement (12–24 months)</w:t>
-      </w:r>
-    </w:p>
-    <w:p>
-      <w:pPr>
-        <w:numPr>
-          <w:ilvl w:val="0"/>
-          <w:numId w:val="45"/>
-        </w:numPr>
-      </w:pPr>
-      <w:r>
-        <w:t>Provide research groups safe tools for literature review, coding support, data analysis, and documentation.</w:t>
-      </w:r>
-    </w:p>
-    <w:p>
-      <w:pPr>
-        <w:numPr>
-          <w:ilvl w:val="0"/>
-          <w:numId w:val="45"/>
-        </w:numPr>
-      </w:pPr>
-      <w:r>
-        <w:t xml:space="preserve">Encourage cross-disciplinary projects aligned with Ghana’s national priorities (Republic of Ghana, 2023; Ministry of Communications and </w:t>
-      </w:r>
-      <w:proofErr w:type="spellStart"/>
-      <w:r>
-        <w:t>Digitalisation</w:t>
-      </w:r>
-      <w:proofErr w:type="spellEnd"/>
-      <w:r>
-        <w:t>, 2025).</w:t>
-      </w:r>
-    </w:p>
-    <w:p>
-      <w:pPr>
-        <w:rPr>
-          <w:b/>
-          <w:bCs/>
-        </w:rPr>
-      </w:pPr>
-      <w:r>
-        <w:rPr>
-          <w:b/>
-          <w:bCs/>
-        </w:rPr>
-        <w:t>6.3 Where Ghanaian Universities Can Align for Strategic Advantage</w:t>
-      </w:r>
-    </w:p>
-    <w:p>
-      <w:pPr>
-        <w:numPr>
-          <w:ilvl w:val="0"/>
-          <w:numId w:val="46"/>
-        </w:numPr>
-      </w:pPr>
-      <w:r>
-        <w:rPr>
-          <w:b/>
-          <w:bCs/>
-        </w:rPr>
-        <w:t>Align with national strategy</w:t>
-      </w:r>
-      <w:r>
-        <w:t xml:space="preserve">: Ghana’s National AI Strategy creates a policy backbone for partnerships and funding alignment (Ministry of Communications and </w:t>
-      </w:r>
-      <w:proofErr w:type="spellStart"/>
-      <w:r>
-        <w:t>Digitalisation</w:t>
-      </w:r>
-      <w:proofErr w:type="spellEnd"/>
-      <w:r>
-        <w:t>, 2025).</w:t>
-      </w:r>
-    </w:p>
-    <w:p>
-      <w:pPr>
-        <w:numPr>
-          <w:ilvl w:val="0"/>
-          <w:numId w:val="46"/>
-        </w:numPr>
-      </w:pPr>
-      <w:r>
-        <w:rPr>
-          <w:b/>
-          <w:bCs/>
-        </w:rPr>
-        <w:t>Align with African digital transformation</w:t>
-      </w:r>
-      <w:r>
-        <w:t>: The World Bank’s DE4A initiative frames digital skills as a pillar of Africa’s digital economy transformation (World Bank, n.d.).</w:t>
-      </w:r>
-    </w:p>
-    <w:p>
-      <w:pPr>
-        <w:numPr>
-          <w:ilvl w:val="0"/>
-          <w:numId w:val="46"/>
-        </w:numPr>
-      </w:pPr>
-      <w:r>
-        <w:rPr>
-          <w:b/>
-          <w:bCs/>
-        </w:rPr>
-        <w:t>Use UNESCO guidance</w:t>
-      </w:r>
-      <w:r>
-        <w:t>: UNESCO provides global guidance on AI and generative AI in education, emphasizing human-centered design, privacy, equity, and teacher capacity-building (UNESCO, 2021; UNESCO, 2023).</w:t>
-      </w:r>
-    </w:p>
-    <w:p>
-      <w:pPr>
-        <w:rPr>
-          <w:b/>
-          <w:bCs/>
-        </w:rPr>
-      </w:pPr>
-      <w:r>
-        <w:rPr>
-          <w:b/>
-          <w:bCs/>
-        </w:rPr>
-        <w:t>7. Additional Success Factors</w:t>
-      </w:r>
-    </w:p>
-    <w:p>
-      <w:pPr>
-        <w:rPr>
-          <w:b/>
-          <w:bCs/>
-        </w:rPr>
-      </w:pPr>
-      <w:r>
-        <w:rPr>
-          <w:b/>
-          <w:bCs/>
-        </w:rPr>
-        <w:t>7.1 Academic Integrity, Assessment Redesign, and Transparency</w:t>
-      </w:r>
-    </w:p>
-    <w:p>
-      <w:r>
-        <w:t xml:space="preserve">AI integration succeeds when institutions shift from “AI detection” to </w:t>
-      </w:r>
-      <w:r>
-        <w:rPr>
-          <w:b/>
-          <w:bCs/>
-        </w:rPr>
-        <w:t>assessment design</w:t>
-      </w:r>
-      <w:r>
-        <w:t xml:space="preserve"> and </w:t>
-      </w:r>
-      <w:r>
-        <w:rPr>
-          <w:b/>
-          <w:bCs/>
-        </w:rPr>
-        <w:t>transparent expectations</w:t>
-      </w:r>
+          <w:numId w:val="47"/>
+        </w:numPr>
+      </w:pPr>
+      <w:r>
+        <w:t xml:space="preserve">Require every course to publish a </w:t>
+      </w:r>
+      <w:r>
+        <w:rPr>
+          <w:b/>
+          <w:bCs/>
+        </w:rPr>
+        <w:t>clear AI use statement</w:t>
+      </w:r>
+      <w:r>
+        <w:t xml:space="preserve"> (permitted, restricted, prohibited). Stanford provides practical templates that make this easy for instructors (Stanford Teaching Commons, 2025a; Stanford Teaching Commons, 2025b).</w:t>
+      </w:r>
+    </w:p>
+    <w:p>
+      <w:pPr>
+        <w:numPr>
+          <w:ilvl w:val="0"/>
+          <w:numId w:val="47"/>
+        </w:numPr>
+      </w:pPr>
+      <w:r>
+        <w:t xml:space="preserve">Require students to </w:t>
+      </w:r>
+      <w:r>
+        <w:rPr>
+          <w:b/>
+          <w:bCs/>
+        </w:rPr>
+        <w:t>disclose</w:t>
+      </w:r>
+      <w:r>
+        <w:t xml:space="preserve"> meaningful AI assistance (e.g., idea generation, drafting, code generation) and describe how they validated outputs.</w:t>
+      </w:r>
+    </w:p>
+    <w:p>
+      <w:pPr>
+        <w:numPr>
+          <w:ilvl w:val="0"/>
+          <w:numId w:val="47"/>
+        </w:numPr>
+      </w:pPr>
+      <w:r>
+        <w:t xml:space="preserve">Use </w:t>
+      </w:r>
+      <w:r>
+        <w:rPr>
+          <w:b/>
+          <w:bCs/>
+        </w:rPr>
+        <w:t>process-based assessment</w:t>
+      </w:r>
+      <w:r>
+        <w:t>: drafts, reflections, version history, lab notebooks, oral defenses.</w:t>
+      </w:r>
+    </w:p>
+    <w:p>
+      <w:pPr>
+        <w:numPr>
+          <w:ilvl w:val="0"/>
+          <w:numId w:val="47"/>
+        </w:numPr>
+      </w:pPr>
+      <w:proofErr w:type="gramStart"/>
+      <w:r>
+        <w:t>Align</w:t>
+      </w:r>
+      <w:proofErr w:type="gramEnd"/>
+      <w:r>
+        <w:t xml:space="preserve"> integrity policy with student guidance and restorative learning options.</w:t>
+      </w:r>
+    </w:p>
+    <w:p>
+      <w:pPr>
+        <w:pStyle w:val="Heading3"/>
+      </w:pPr>
+      <w:bookmarkStart w:id="28" w:name="_Toc218783928"/>
+      <w:r>
+        <w:t>7.2 Responsible AI: Equity, Bias, Accessibility, and Human-Centered Use</w:t>
+      </w:r>
+      <w:bookmarkEnd w:id="28"/>
+    </w:p>
+    <w:p>
+      <w:r>
+        <w:t>UNESCO emphasizes that AI in education must prioritize human rights, equity, inclusion, and teacher capacity (UNESCO, 2021; UNESCO, 2023). This is especially important in developing contexts where unequal access can widen achievement gaps.</w:t>
+      </w:r>
+    </w:p>
+    <w:p>
+      <w:r>
+        <w:rPr>
+          <w:b/>
+          <w:bCs/>
+        </w:rPr>
+        <w:t>Practical steps</w:t>
+      </w:r>
+      <w:r>
+        <w:t>:</w:t>
+      </w:r>
+    </w:p>
+    <w:p>
+      <w:pPr>
+        <w:numPr>
+          <w:ilvl w:val="0"/>
+          <w:numId w:val="48"/>
+        </w:numPr>
+      </w:pPr>
+      <w:r>
+        <w:t>Ensure AI tools are available to all students (avoid “pay-to-participate”).</w:t>
+      </w:r>
+    </w:p>
+    <w:p>
+      <w:pPr>
+        <w:numPr>
+          <w:ilvl w:val="0"/>
+          <w:numId w:val="48"/>
+        </w:numPr>
+      </w:pPr>
+      <w:r>
+        <w:t xml:space="preserve">Provide accessibility </w:t>
+      </w:r>
+      <w:proofErr w:type="gramStart"/>
+      <w:r>
+        <w:t>accommodations</w:t>
+      </w:r>
+      <w:proofErr w:type="gramEnd"/>
       <w:r>
         <w:t>.</w:t>
       </w:r>
     </w:p>
     <w:p>
-      <w:r>
-        <w:rPr>
-          <w:b/>
-          <w:bCs/>
-        </w:rPr>
+      <w:pPr>
+        <w:numPr>
+          <w:ilvl w:val="0"/>
+          <w:numId w:val="48"/>
+        </w:numPr>
+      </w:pPr>
+      <w:r>
+        <w:t>Teach bias awareness using discipline examples (e.g., health, finance, admissions).</w:t>
+      </w:r>
+    </w:p>
+    <w:p>
+      <w:pPr>
+        <w:pStyle w:val="Heading3"/>
+      </w:pPr>
+      <w:bookmarkStart w:id="29" w:name="_Toc218783929"/>
+      <w:r>
+        <w:t>7.3 Data Governance and Privacy-by-Design</w:t>
+      </w:r>
+      <w:bookmarkEnd w:id="29"/>
+    </w:p>
+    <w:p>
+      <w:r>
+        <w:t>Institutions should operate from the assumption that generative AI tools may retain or expose data unless contracts and controls say otherwise.</w:t>
+      </w:r>
+    </w:p>
+    <w:p>
+      <w:r>
+        <w:rPr>
+          <w:b/>
+          <w:bCs/>
+        </w:rPr>
+        <w:t>Minimum controls</w:t>
+      </w:r>
+      <w:r>
+        <w:t>:</w:t>
+      </w:r>
+    </w:p>
+    <w:p>
+      <w:pPr>
+        <w:numPr>
+          <w:ilvl w:val="0"/>
+          <w:numId w:val="49"/>
+        </w:numPr>
+      </w:pPr>
+      <w:r>
         <w:lastRenderedPageBreak/>
-        <w:t>Recommended institutional practices</w:t>
-      </w:r>
-      <w:r>
-        <w:t>:</w:t>
-      </w:r>
-    </w:p>
-    <w:p>
-      <w:pPr>
-        <w:numPr>
-          <w:ilvl w:val="0"/>
-          <w:numId w:val="47"/>
-        </w:numPr>
-      </w:pPr>
-      <w:r>
-        <w:t xml:space="preserve">Require every course to publish a </w:t>
-      </w:r>
-      <w:r>
-        <w:rPr>
-          <w:b/>
-          <w:bCs/>
-        </w:rPr>
-        <w:t>clear AI use statement</w:t>
-      </w:r>
-      <w:r>
-        <w:t xml:space="preserve"> (permitted, restricted, prohibited). Stanford provides practical templates that make this easy for instructors (Stanford Teaching Commons, 2025a; Stanford Teaching Commons, 2025b).</w:t>
-      </w:r>
-    </w:p>
-    <w:p>
-      <w:pPr>
-        <w:numPr>
-          <w:ilvl w:val="0"/>
-          <w:numId w:val="47"/>
-        </w:numPr>
-      </w:pPr>
-      <w:r>
-        <w:t xml:space="preserve">Require students to </w:t>
-      </w:r>
-      <w:r>
-        <w:rPr>
-          <w:b/>
-          <w:bCs/>
-        </w:rPr>
-        <w:t>disclose</w:t>
-      </w:r>
-      <w:r>
-        <w:t xml:space="preserve"> meaningful AI assistance (e.g., idea generation, drafting, code generation) and describe how they validated outputs.</w:t>
-      </w:r>
-    </w:p>
-    <w:p>
-      <w:pPr>
-        <w:numPr>
-          <w:ilvl w:val="0"/>
-          <w:numId w:val="47"/>
-        </w:numPr>
-      </w:pPr>
-      <w:r>
-        <w:t xml:space="preserve">Use </w:t>
-      </w:r>
-      <w:r>
-        <w:rPr>
-          <w:b/>
-          <w:bCs/>
-        </w:rPr>
-        <w:t>process-based assessment</w:t>
-      </w:r>
-      <w:r>
-        <w:t>: drafts, reflections, version history, lab notebooks, oral defenses.</w:t>
-      </w:r>
-    </w:p>
-    <w:p>
-      <w:pPr>
-        <w:numPr>
-          <w:ilvl w:val="0"/>
-          <w:numId w:val="47"/>
-        </w:numPr>
-      </w:pPr>
-      <w:proofErr w:type="gramStart"/>
-      <w:r>
-        <w:t>Align</w:t>
-      </w:r>
-      <w:proofErr w:type="gramEnd"/>
-      <w:r>
-        <w:t xml:space="preserve"> integrity policy with student guidance and restorative learning options.</w:t>
-      </w:r>
-    </w:p>
-    <w:p>
-      <w:pPr>
-        <w:rPr>
-          <w:b/>
-          <w:bCs/>
-        </w:rPr>
-      </w:pPr>
-      <w:r>
-        <w:rPr>
-          <w:b/>
-          <w:bCs/>
-        </w:rPr>
-        <w:t>7.2 Responsible AI: Equity, Bias, Accessibility, and Human-Centered Use</w:t>
-      </w:r>
-    </w:p>
-    <w:p>
-      <w:r>
-        <w:t>UNESCO emphasizes that AI in education must prioritize human rights, equity, inclusion, and teacher capacity (UNESCO, 2021; UNESCO, 2023). This is especially important in developing contexts where unequal access can widen achievement gaps.</w:t>
-      </w:r>
-    </w:p>
-    <w:p>
-      <w:r>
-        <w:rPr>
-          <w:b/>
-          <w:bCs/>
-        </w:rPr>
-        <w:t>Practical steps</w:t>
-      </w:r>
-      <w:r>
-        <w:t>:</w:t>
-      </w:r>
-    </w:p>
-    <w:p>
-      <w:pPr>
-        <w:numPr>
-          <w:ilvl w:val="0"/>
-          <w:numId w:val="48"/>
-        </w:numPr>
-      </w:pPr>
-      <w:r>
-        <w:t>Ensure AI tools are available to all students (avoid “pay-to-participate”).</w:t>
-      </w:r>
-    </w:p>
-    <w:p>
-      <w:pPr>
-        <w:numPr>
-          <w:ilvl w:val="0"/>
-          <w:numId w:val="48"/>
-        </w:numPr>
-      </w:pPr>
-      <w:r>
-        <w:t xml:space="preserve">Provide accessibility </w:t>
-      </w:r>
-      <w:proofErr w:type="gramStart"/>
-      <w:r>
-        <w:t>accommodations</w:t>
-      </w:r>
-      <w:proofErr w:type="gramEnd"/>
-      <w:r>
-        <w:t>.</w:t>
-      </w:r>
-    </w:p>
-    <w:p>
-      <w:pPr>
-        <w:numPr>
-          <w:ilvl w:val="0"/>
-          <w:numId w:val="48"/>
-        </w:numPr>
-      </w:pPr>
-      <w:r>
-        <w:t>Teach bias awareness using discipline examples (e.g., health, finance, admissions).</w:t>
-      </w:r>
-    </w:p>
-    <w:p>
-      <w:pPr>
-        <w:rPr>
-          <w:b/>
-          <w:bCs/>
-        </w:rPr>
-      </w:pPr>
-      <w:r>
-        <w:rPr>
-          <w:b/>
-          <w:bCs/>
-        </w:rPr>
-        <w:t>7.3 Data Governance and Privacy-by-Design</w:t>
-      </w:r>
-    </w:p>
-    <w:p>
-      <w:r>
-        <w:t>Institutions should operate from the assumption that generative AI tools may retain or expose data unless contracts and controls say otherwise.</w:t>
-      </w:r>
-    </w:p>
-    <w:p>
-      <w:r>
-        <w:rPr>
-          <w:b/>
-          <w:bCs/>
-        </w:rPr>
-        <w:t>Minimum controls</w:t>
-      </w:r>
-      <w:r>
-        <w:t>:</w:t>
-      </w:r>
-    </w:p>
-    <w:p>
-      <w:pPr>
-        <w:numPr>
-          <w:ilvl w:val="0"/>
-          <w:numId w:val="49"/>
-        </w:numPr>
-      </w:pPr>
-      <w:r>
         <w:t xml:space="preserve">Define </w:t>
       </w:r>
       <w:r>
@@ -4449,18 +7187,13 @@
     </w:p>
     <w:p>
       <w:pPr>
-        <w:rPr>
-          <w:b/>
-          <w:bCs/>
-        </w:rPr>
-      </w:pPr>
-      <w:r>
-        <w:rPr>
-          <w:b/>
-          <w:bCs/>
-        </w:rPr>
+        <w:pStyle w:val="Heading3"/>
+      </w:pPr>
+      <w:bookmarkStart w:id="30" w:name="_Toc218783930"/>
+      <w:r>
         <w:t>7.4 Monitoring, Metrics, and Continuous Improvement</w:t>
       </w:r>
+      <w:bookmarkEnd w:id="30"/>
     </w:p>
     <w:p>
       <w:r>
@@ -4509,176 +7242,161 @@
         </w:numPr>
       </w:pPr>
       <w:r>
+        <w:t>Integrity outcomes: incidents, patterns, policy clarity</w:t>
+      </w:r>
+    </w:p>
+    <w:p>
+      <w:pPr>
+        <w:numPr>
+          <w:ilvl w:val="0"/>
+          <w:numId w:val="50"/>
+        </w:numPr>
+      </w:pPr>
+      <w:r>
+        <w:t>Tool performance: uptime, support tickets, cost per user</w:t>
+      </w:r>
+    </w:p>
+    <w:p>
+      <w:r>
+        <w:t>Penn’s AI Hub model explicitly includes training and consultation functions, which support continuous improvement and responsible adoption (University of Pennsylvania, 2025a).</w:t>
+      </w:r>
+    </w:p>
+    <w:p>
+      <w:pPr>
+        <w:pStyle w:val="Heading3"/>
+      </w:pPr>
+      <w:bookmarkStart w:id="31" w:name="_Toc218783931"/>
+      <w:r>
+        <w:t>7.5 Communications and Change Management</w:t>
+      </w:r>
+      <w:bookmarkEnd w:id="31"/>
+    </w:p>
+    <w:p>
+      <w:r>
+        <w:t>A major failure mode is launching tools without a communication plan.</w:t>
+      </w:r>
+    </w:p>
+    <w:p>
+      <w:r>
+        <w:rPr>
+          <w:b/>
+          <w:bCs/>
+        </w:rPr>
+        <w:t>Recommended communications</w:t>
+      </w:r>
+      <w:r>
+        <w:t>:</w:t>
+      </w:r>
+    </w:p>
+    <w:p>
+      <w:pPr>
+        <w:numPr>
+          <w:ilvl w:val="0"/>
+          <w:numId w:val="51"/>
+        </w:numPr>
+      </w:pPr>
+      <w:r>
+        <w:t>“Why we are doing this” message from leadership</w:t>
+      </w:r>
+    </w:p>
+    <w:p>
+      <w:pPr>
+        <w:numPr>
+          <w:ilvl w:val="0"/>
+          <w:numId w:val="51"/>
+        </w:numPr>
+      </w:pPr>
+      <w:r>
+        <w:t>Clear tool usage guidance (“approved tools first”) and data rules</w:t>
+      </w:r>
+    </w:p>
+    <w:p>
+      <w:pPr>
+        <w:numPr>
+          <w:ilvl w:val="0"/>
+          <w:numId w:val="51"/>
+        </w:numPr>
+      </w:pPr>
+      <w:r>
+        <w:t>Frequently asked questions for students and faculty</w:t>
+      </w:r>
+    </w:p>
+    <w:p>
+      <w:r>
+        <w:t>ASU’s approach includes an evolving community resource page for generative AI, reflecting the need for ongoing communication as capabilities evolve (Arizona State University, 2023).</w:t>
+      </w:r>
+    </w:p>
+    <w:p>
+      <w:pPr>
+        <w:pStyle w:val="Heading3"/>
+      </w:pPr>
+      <w:bookmarkStart w:id="32" w:name="_Toc218783932"/>
+      <w:r>
+        <w:t>7.6 Partnerships and Ecosystem Development</w:t>
+      </w:r>
+      <w:bookmarkEnd w:id="32"/>
+    </w:p>
+    <w:p>
+      <w:r>
+        <w:t xml:space="preserve">Partnerships accelerate adoption and reduce </w:t>
+      </w:r>
+      <w:proofErr w:type="gramStart"/>
+      <w:r>
+        <w:t>cost</w:t>
+      </w:r>
+      <w:proofErr w:type="gramEnd"/>
+      <w:r>
+        <w:t>:</w:t>
+      </w:r>
+    </w:p>
+    <w:p>
+      <w:pPr>
+        <w:numPr>
+          <w:ilvl w:val="0"/>
+          <w:numId w:val="52"/>
+        </w:numPr>
+      </w:pPr>
+      <w:r>
+        <w:t>Cross-university consortia for shared AI hub services</w:t>
+      </w:r>
+    </w:p>
+    <w:p>
+      <w:pPr>
+        <w:numPr>
+          <w:ilvl w:val="0"/>
+          <w:numId w:val="52"/>
+        </w:numPr>
+      </w:pPr>
+      <w:r>
+        <w:t>Industry partnerships for use cases, internships, datasets</w:t>
+      </w:r>
+    </w:p>
+    <w:p>
+      <w:pPr>
+        <w:numPr>
+          <w:ilvl w:val="0"/>
+          <w:numId w:val="52"/>
+        </w:numPr>
+      </w:pPr>
+      <w:r>
+        <w:t>International partnerships for joint curriculum and grant proposals</w:t>
+      </w:r>
+    </w:p>
+    <w:p>
+      <w:r>
+        <w:t>Africa-focused digital capacity efforts emphasize the value of ecosystem approaches to skills development and infrastructure, consistent with DE4A priorities (World Bank, n.d.).</w:t>
+      </w:r>
+    </w:p>
+    <w:p>
+      <w:pPr>
+        <w:pStyle w:val="Heading3"/>
+      </w:pPr>
+      <w:bookmarkStart w:id="33" w:name="_Toc218783933"/>
+      <w:r>
         <w:lastRenderedPageBreak/>
-        <w:t>Integrity outcomes: incidents, patterns, policy clarity</w:t>
-      </w:r>
-    </w:p>
-    <w:p>
-      <w:pPr>
-        <w:numPr>
-          <w:ilvl w:val="0"/>
-          <w:numId w:val="50"/>
-        </w:numPr>
-      </w:pPr>
-      <w:r>
-        <w:t>Tool performance: uptime, support tickets, cost per user</w:t>
-      </w:r>
-    </w:p>
-    <w:p>
-      <w:r>
-        <w:t>Penn’s AI Hub model explicitly includes training and consultation functions, which support continuous improvement and responsible adoption (University of Pennsylvania, 2025a).</w:t>
-      </w:r>
-    </w:p>
-    <w:p>
-      <w:pPr>
-        <w:rPr>
-          <w:b/>
-          <w:bCs/>
-        </w:rPr>
-      </w:pPr>
-      <w:r>
-        <w:rPr>
-          <w:b/>
-          <w:bCs/>
-        </w:rPr>
-        <w:t>7.5 Communications and Change Management</w:t>
-      </w:r>
-    </w:p>
-    <w:p>
-      <w:r>
-        <w:t>A major failure mode is launching tools without a communication plan.</w:t>
-      </w:r>
-    </w:p>
-    <w:p>
-      <w:r>
-        <w:rPr>
-          <w:b/>
-          <w:bCs/>
-        </w:rPr>
-        <w:t>Recommended communications</w:t>
-      </w:r>
-      <w:r>
-        <w:t>:</w:t>
-      </w:r>
-    </w:p>
-    <w:p>
-      <w:pPr>
-        <w:numPr>
-          <w:ilvl w:val="0"/>
-          <w:numId w:val="51"/>
-        </w:numPr>
-      </w:pPr>
-      <w:r>
-        <w:t>“Why we are doing this” message from leadership</w:t>
-      </w:r>
-    </w:p>
-    <w:p>
-      <w:pPr>
-        <w:numPr>
-          <w:ilvl w:val="0"/>
-          <w:numId w:val="51"/>
-        </w:numPr>
-      </w:pPr>
-      <w:r>
-        <w:t>Clear tool usage guidance (“approved tools first”) and data rules</w:t>
-      </w:r>
-    </w:p>
-    <w:p>
-      <w:pPr>
-        <w:numPr>
-          <w:ilvl w:val="0"/>
-          <w:numId w:val="51"/>
-        </w:numPr>
-      </w:pPr>
-      <w:r>
-        <w:t>Frequently asked questions for students and faculty</w:t>
-      </w:r>
-    </w:p>
-    <w:p>
-      <w:r>
-        <w:t>ASU’s approach includes an evolving community resource page for generative AI, reflecting the need for ongoing communication as capabilities evolve (Arizona State University, 2023).</w:t>
-      </w:r>
-    </w:p>
-    <w:p>
-      <w:pPr>
-        <w:rPr>
-          <w:b/>
-          <w:bCs/>
-        </w:rPr>
-      </w:pPr>
-      <w:r>
-        <w:rPr>
-          <w:b/>
-          <w:bCs/>
-        </w:rPr>
-        <w:t>7.6 Partnerships and Ecosystem Development</w:t>
-      </w:r>
-    </w:p>
-    <w:p>
-      <w:r>
-        <w:t xml:space="preserve">Partnerships accelerate adoption and reduce </w:t>
-      </w:r>
-      <w:proofErr w:type="gramStart"/>
-      <w:r>
-        <w:t>cost</w:t>
-      </w:r>
-      <w:proofErr w:type="gramEnd"/>
-      <w:r>
-        <w:t>:</w:t>
-      </w:r>
-    </w:p>
-    <w:p>
-      <w:pPr>
-        <w:numPr>
-          <w:ilvl w:val="0"/>
-          <w:numId w:val="52"/>
-        </w:numPr>
-      </w:pPr>
-      <w:r>
-        <w:t>Cross-university consortia for shared AI hub services</w:t>
-      </w:r>
-    </w:p>
-    <w:p>
-      <w:pPr>
-        <w:numPr>
-          <w:ilvl w:val="0"/>
-          <w:numId w:val="52"/>
-        </w:numPr>
-      </w:pPr>
-      <w:r>
-        <w:t>Industry partnerships for use cases, internships, datasets</w:t>
-      </w:r>
-    </w:p>
-    <w:p>
-      <w:pPr>
-        <w:numPr>
-          <w:ilvl w:val="0"/>
-          <w:numId w:val="52"/>
-        </w:numPr>
-      </w:pPr>
-      <w:r>
-        <w:t>International partnerships for joint curriculum and grant proposals</w:t>
-      </w:r>
-    </w:p>
-    <w:p>
-      <w:r>
-        <w:t>Africa-focused digital capacity efforts emphasize the value of ecosystem approaches to skills development and infrastructure, consistent with DE4A priorities (World Bank, n.d.).</w:t>
-      </w:r>
-    </w:p>
-    <w:p>
-      <w:pPr>
-        <w:rPr>
-          <w:b/>
-          <w:bCs/>
-        </w:rPr>
-      </w:pPr>
-      <w:r>
-        <w:rPr>
-          <w:b/>
-          <w:bCs/>
-        </w:rPr>
         <w:t>7.7 A “Starter Kit” of Artifacts Every University Should Produce</w:t>
       </w:r>
+      <w:bookmarkEnd w:id="33"/>
     </w:p>
     <w:p>
       <w:r>
@@ -4764,22 +7482,16 @@
     </w:p>
     <w:p>
       <w:pPr>
-        <w:rPr>
-          <w:b/>
-          <w:bCs/>
-        </w:rPr>
-      </w:pPr>
-      <w:r>
-        <w:rPr>
-          <w:b/>
-          <w:bCs/>
-        </w:rPr>
+        <w:pStyle w:val="Heading1"/>
+      </w:pPr>
+      <w:bookmarkStart w:id="34" w:name="_Toc218783934"/>
+      <w:r>
         <w:t>Conclusion</w:t>
       </w:r>
-    </w:p>
-    <w:p>
-      <w:r>
-        <w:lastRenderedPageBreak/>
+      <w:bookmarkEnd w:id="34"/>
+    </w:p>
+    <w:p>
+      <w:r>
         <w:t xml:space="preserve">Integrating AI into academic curricula is no longer </w:t>
       </w:r>
       <w:proofErr w:type="gramStart"/>
@@ -4815,18 +7527,13 @@
     </w:p>
     <w:p>
       <w:pPr>
-        <w:rPr>
-          <w:b/>
-          <w:bCs/>
-        </w:rPr>
-      </w:pPr>
-      <w:r>
-        <w:rPr>
-          <w:b/>
-          <w:bCs/>
-        </w:rPr>
+        <w:pStyle w:val="Heading1"/>
+      </w:pPr>
+      <w:bookmarkStart w:id="35" w:name="_Toc218783935"/>
+      <w:r>
         <w:t>Appendix A: AI Tool Vetting and Approval Checklist (Operational Template)</w:t>
       </w:r>
+      <w:bookmarkEnd w:id="35"/>
     </w:p>
     <w:p>
       <w:r>
@@ -4889,6 +7596,7 @@
         </w:numPr>
       </w:pPr>
       <w:r>
+        <w:lastRenderedPageBreak/>
         <w:t>Is the tool compliant with applicable laws (e.g., FERPA-like rules; Ghana Data Protection Act, 2012 – Act 843)?</w:t>
       </w:r>
     </w:p>
@@ -5044,7 +7752,6 @@
         </w:numPr>
       </w:pPr>
       <w:r>
-        <w:lastRenderedPageBreak/>
         <w:t>Availability of mitigation guidance</w:t>
       </w:r>
     </w:p>
@@ -5165,18 +7872,14 @@
     </w:p>
     <w:p>
       <w:pPr>
-        <w:rPr>
-          <w:b/>
-          <w:bCs/>
-        </w:rPr>
-      </w:pPr>
-      <w:r>
-        <w:rPr>
-          <w:b/>
-          <w:bCs/>
-        </w:rPr>
+        <w:pStyle w:val="Heading1"/>
+      </w:pPr>
+      <w:bookmarkStart w:id="36" w:name="_Toc218783936"/>
+      <w:r>
+        <w:lastRenderedPageBreak/>
         <w:t>Appendix B: AI Hub Operating Model (Governance + Delivery)</w:t>
       </w:r>
+      <w:bookmarkEnd w:id="36"/>
     </w:p>
     <w:p>
       <w:pPr>
@@ -5382,7 +8085,6 @@
         </w:numPr>
       </w:pPr>
       <w:r>
-        <w:lastRenderedPageBreak/>
         <w:t>Research computing support</w:t>
       </w:r>
     </w:p>
@@ -5533,6 +8235,7 @@
           <w:b/>
           <w:bCs/>
         </w:rPr>
+        <w:lastRenderedPageBreak/>
         <w:t>Legal / Privacy / Security</w:t>
       </w:r>
       <w:r>
@@ -5648,18 +8351,13 @@
     </w:p>
     <w:p>
       <w:pPr>
-        <w:rPr>
-          <w:b/>
-          <w:bCs/>
-        </w:rPr>
-      </w:pPr>
-      <w:r>
-        <w:rPr>
-          <w:b/>
-          <w:bCs/>
-        </w:rPr>
+        <w:pStyle w:val="Heading1"/>
+      </w:pPr>
+      <w:bookmarkStart w:id="37" w:name="_Toc218783937"/>
+      <w:r>
         <w:t>Appendix D: Student AI Disclosure and Citation Guidance</w:t>
       </w:r>
+      <w:bookmarkEnd w:id="37"/>
     </w:p>
     <w:p>
       <w:r>
@@ -5696,7 +8394,6 @@
         </w:numPr>
       </w:pPr>
       <w:r>
-        <w:lastRenderedPageBreak/>
         <w:t>A brief description of how outputs were evaluated or modified</w:t>
       </w:r>
     </w:p>
@@ -5726,18 +8423,13 @@
     </w:p>
     <w:p>
       <w:pPr>
-        <w:rPr>
-          <w:b/>
-          <w:bCs/>
-        </w:rPr>
-      </w:pPr>
-      <w:r>
-        <w:rPr>
-          <w:b/>
-          <w:bCs/>
-        </w:rPr>
+        <w:pStyle w:val="Heading1"/>
+      </w:pPr>
+      <w:bookmarkStart w:id="38" w:name="_Toc218783938"/>
+      <w:r>
         <w:t>Appendix E: 12–24 Month AI Integration Roadmap (Ghana-Focused Example)</w:t>
       </w:r>
+      <w:bookmarkEnd w:id="38"/>
     </w:p>
     <w:p>
       <w:pPr>
@@ -5773,6 +8465,7 @@
         </w:numPr>
       </w:pPr>
       <w:r>
+        <w:lastRenderedPageBreak/>
         <w:t>Publish interim AI acceptable-use guidance</w:t>
       </w:r>
     </w:p>
@@ -5945,18 +8638,13 @@
     </w:p>
     <w:p>
       <w:pPr>
-        <w:rPr>
-          <w:b/>
-          <w:bCs/>
-        </w:rPr>
-      </w:pPr>
-      <w:r>
-        <w:rPr>
-          <w:b/>
-          <w:bCs/>
-        </w:rPr>
+        <w:pStyle w:val="Heading1"/>
+      </w:pPr>
+      <w:bookmarkStart w:id="39" w:name="_Toc218783939"/>
+      <w:r>
         <w:t>Appendix F: AI Incident Response and Escalation Playbook</w:t>
       </w:r>
+      <w:bookmarkEnd w:id="39"/>
     </w:p>
     <w:p>
       <w:r>
@@ -6023,7 +8711,6 @@
         </w:numPr>
       </w:pPr>
       <w:r>
-        <w:lastRenderedPageBreak/>
         <w:t>Contain and document the incident</w:t>
       </w:r>
     </w:p>
@@ -6080,18 +8767,14 @@
     </w:p>
     <w:p>
       <w:pPr>
-        <w:rPr>
-          <w:b/>
-          <w:bCs/>
-        </w:rPr>
-      </w:pPr>
-      <w:r>
-        <w:rPr>
-          <w:b/>
-          <w:bCs/>
-        </w:rPr>
+        <w:pStyle w:val="Heading1"/>
+      </w:pPr>
+      <w:bookmarkStart w:id="40" w:name="_Toc218783940"/>
+      <w:r>
+        <w:lastRenderedPageBreak/>
         <w:t>References (APA)</w:t>
       </w:r>
+      <w:bookmarkEnd w:id="40"/>
     </w:p>
     <w:p>
       <w:pPr>
@@ -6540,7 +9223,6 @@
           <w:b/>
           <w:bCs/>
         </w:rPr>
-        <w:lastRenderedPageBreak/>
         <w:t xml:space="preserve">Stanford Teaching Commons. (2025). </w:t>
       </w:r>
       <w:r>
@@ -6707,6 +9389,7 @@
           <w:b/>
           <w:bCs/>
         </w:rPr>
+        <w:lastRenderedPageBreak/>
         <w:t xml:space="preserve">University of Pennsylvania. (2025). </w:t>
       </w:r>
       <w:r>
@@ -17176,7 +19859,6 @@
     <w:next w:val="Normal"/>
     <w:link w:val="Heading2Char"/>
     <w:uiPriority w:val="9"/>
-    <w:semiHidden/>
     <w:unhideWhenUsed/>
     <w:qFormat/>
     <w:rsid w:val="00A83910"/>
@@ -17199,7 +19881,6 @@
     <w:next w:val="Normal"/>
     <w:link w:val="Heading3Char"/>
     <w:uiPriority w:val="9"/>
-    <w:semiHidden/>
     <w:unhideWhenUsed/>
     <w:qFormat/>
     <w:rsid w:val="00A83910"/>
@@ -17393,7 +20074,6 @@
     <w:basedOn w:val="DefaultParagraphFont"/>
     <w:link w:val="Heading2"/>
     <w:uiPriority w:val="9"/>
-    <w:semiHidden/>
     <w:rsid w:val="00A83910"/>
     <w:rPr>
       <w:rFonts w:asciiTheme="majorHAnsi" w:eastAsiaTheme="majorEastAsia" w:hAnsiTheme="majorHAnsi" w:cstheme="majorBidi"/>
@@ -17407,7 +20087,6 @@
     <w:basedOn w:val="DefaultParagraphFont"/>
     <w:link w:val="Heading3"/>
     <w:uiPriority w:val="9"/>
-    <w:semiHidden/>
     <w:rsid w:val="00A83910"/>
     <w:rPr>
       <w:rFonts w:eastAsiaTheme="majorEastAsia" w:cstheme="majorBidi"/>
@@ -17663,6 +20342,74 @@
       <w:smallCaps/>
       <w:color w:val="0F4761" w:themeColor="accent1" w:themeShade="BF"/>
       <w:spacing w:val="5"/>
+    </w:rPr>
+  </w:style>
+  <w:style w:type="paragraph" w:styleId="TOCHeading">
+    <w:name w:val="TOC Heading"/>
+    <w:basedOn w:val="Heading1"/>
+    <w:next w:val="Normal"/>
+    <w:uiPriority w:val="39"/>
+    <w:unhideWhenUsed/>
+    <w:qFormat/>
+    <w:rsid w:val="008E36E6"/>
+    <w:pPr>
+      <w:spacing w:before="240" w:after="0"/>
+      <w:outlineLvl w:val="9"/>
+    </w:pPr>
+    <w:rPr>
+      <w:kern w:val="0"/>
+      <w:sz w:val="32"/>
+      <w:szCs w:val="32"/>
+      <w14:ligatures w14:val="none"/>
+    </w:rPr>
+  </w:style>
+  <w:style w:type="paragraph" w:styleId="TOC1">
+    <w:name w:val="toc 1"/>
+    <w:basedOn w:val="Normal"/>
+    <w:next w:val="Normal"/>
+    <w:autoRedefine/>
+    <w:uiPriority w:val="39"/>
+    <w:unhideWhenUsed/>
+    <w:rsid w:val="008E36E6"/>
+    <w:pPr>
+      <w:spacing w:after="100"/>
+    </w:pPr>
+  </w:style>
+  <w:style w:type="paragraph" w:styleId="TOC3">
+    <w:name w:val="toc 3"/>
+    <w:basedOn w:val="Normal"/>
+    <w:next w:val="Normal"/>
+    <w:autoRedefine/>
+    <w:uiPriority w:val="39"/>
+    <w:unhideWhenUsed/>
+    <w:rsid w:val="008E36E6"/>
+    <w:pPr>
+      <w:spacing w:after="100"/>
+      <w:ind w:left="440"/>
+    </w:pPr>
+  </w:style>
+  <w:style w:type="paragraph" w:styleId="TOC2">
+    <w:name w:val="toc 2"/>
+    <w:basedOn w:val="Normal"/>
+    <w:next w:val="Normal"/>
+    <w:autoRedefine/>
+    <w:uiPriority w:val="39"/>
+    <w:unhideWhenUsed/>
+    <w:rsid w:val="008E36E6"/>
+    <w:pPr>
+      <w:spacing w:after="100"/>
+      <w:ind w:left="220"/>
+    </w:pPr>
+  </w:style>
+  <w:style w:type="character" w:styleId="Hyperlink">
+    <w:name w:val="Hyperlink"/>
+    <w:basedOn w:val="DefaultParagraphFont"/>
+    <w:uiPriority w:val="99"/>
+    <w:unhideWhenUsed/>
+    <w:rsid w:val="008E36E6"/>
+    <w:rPr>
+      <w:color w:val="467886" w:themeColor="hyperlink"/>
+      <w:u w:val="single"/>
     </w:rPr>
   </w:style>
 </w:styles>
@@ -17961,4 +20708,16 @@
     </a:ext>
   </a:extLst>
 </a:theme>
+</file>
+
+<file path=customXml/item1.xml><?xml version="1.0" encoding="utf-8"?>
+<b:Sources xmlns:b="http://schemas.openxmlformats.org/officeDocument/2006/bibliography" xmlns="http://schemas.openxmlformats.org/officeDocument/2006/bibliography" SelectedStyle="\APASixthEditionOfficeOnline.xsl" StyleName="APA" Version="6"/>
+</file>
+
+<file path=customXml/itemProps1.xml><?xml version="1.0" encoding="utf-8"?>
+<ds:datastoreItem xmlns:ds="http://schemas.openxmlformats.org/officeDocument/2006/customXml" ds:itemID="{26D825A2-E8F9-4FDB-815E-CDAFA1440C5A}">
+  <ds:schemaRefs>
+    <ds:schemaRef ds:uri="http://schemas.openxmlformats.org/officeDocument/2006/bibliography"/>
+  </ds:schemaRefs>
+</ds:datastoreItem>
 </file>